--- a/docs/etapa-5/Plano-Equipe-e-Prompts-CoreMotion.docx
+++ b/docs/etapa-5/Plano-Equipe-e-Prompts-CoreMotion.docx
@@ -19,7 +19,6 @@
       </w:r>
     </w:p>
     <w:p>
-      <w:r/>
       <w:r>
         <w:rPr>
           <w:b/>
@@ -27,11 +26,10 @@
         <w:t>Data:</w:t>
       </w:r>
       <w:r>
-        <w:t xml:space="preserve"> 16/10/2026</w:t>
-      </w:r>
-    </w:p>
-    <w:p>
-      <w:r/>
+        <w:t xml:space="preserve"> 16/10/2026 · revisão de papéis em 19/10/2026</w:t>
+      </w:r>
+    </w:p>
+    <w:p>
       <w:r>
         <w:rPr>
           <w:b/>
@@ -43,7 +41,17 @@
       </w:r>
     </w:p>
     <w:p>
-      <w:r/>
+      <w:r>
+        <w:rPr>
+          <w:b/>
+        </w:rPr>
+        <w:t>Versão:</w:t>
+      </w:r>
+      <w:r>
+        <w:t xml:space="preserve"> 3 — papéis reformulados em quatro frentes independentes.</w:t>
+      </w:r>
+    </w:p>
+    <w:p>
       <w:r>
         <w:rPr>
           <w:b/>
@@ -55,8 +63,7 @@
       </w:r>
       <w:r>
         <w:rPr>
-          <w:rFonts w:ascii="Consolas" w:hAnsi="Consolas"/>
-          <w:sz w:val="18"/>
+          <w:rFonts w:ascii="Consolas" w:hAnsi="Consolas" w:eastAsia="Consolas"/>
         </w:rPr>
         <w:t>DOCUMENTO-FINAL-DE-EXECUCAO.md</w:t>
       </w:r>
@@ -196,8 +203,7 @@
       </w:r>
       <w:r>
         <w:rPr>
-          <w:rFonts w:ascii="Consolas" w:hAnsi="Consolas"/>
-          <w:sz w:val="18"/>
+          <w:rFonts w:ascii="Consolas" w:hAnsi="Consolas" w:eastAsia="Consolas"/>
         </w:rPr>
         <w:t>referencias/Modelo-de-TCC.docx.pdf</w:t>
       </w:r>
@@ -206,8 +212,7 @@
       </w:r>
       <w:r>
         <w:rPr>
-          <w:rFonts w:ascii="Consolas" w:hAnsi="Consolas"/>
-          <w:sz w:val="18"/>
+          <w:rFonts w:ascii="Consolas" w:hAnsi="Consolas" w:eastAsia="Consolas"/>
         </w:rPr>
         <w:t>referencias/LEITURA-DO-MODELO.md</w:t>
       </w:r>
@@ -249,7 +254,6 @@
       </w:r>
     </w:p>
     <w:p>
-      <w:r/>
       <w:r>
         <w:rPr>
           <w:b/>
@@ -274,8 +278,7 @@
       </w:r>
       <w:r>
         <w:rPr>
-          <w:rFonts w:ascii="Consolas" w:hAnsi="Consolas"/>
-          <w:sz w:val="18"/>
+          <w:rFonts w:ascii="Consolas" w:hAnsi="Consolas" w:eastAsia="Consolas"/>
         </w:rPr>
         <w:t>BIRFeuFeu/-CoreMotion</w:t>
       </w:r>
@@ -300,8 +303,7 @@
       </w:r>
       <w:r>
         <w:rPr>
-          <w:rFonts w:ascii="Consolas" w:hAnsi="Consolas"/>
-          <w:sz w:val="18"/>
+          <w:rFonts w:ascii="Consolas" w:hAnsi="Consolas" w:eastAsia="Consolas"/>
         </w:rPr>
         <w:t>app/api/</w:t>
       </w:r>
@@ -310,8 +312,7 @@
       </w:r>
       <w:r>
         <w:rPr>
-          <w:rFonts w:ascii="Consolas" w:hAnsi="Consolas"/>
-          <w:sz w:val="18"/>
+          <w:rFonts w:ascii="Consolas" w:hAnsi="Consolas" w:eastAsia="Consolas"/>
         </w:rPr>
         <w:t>app/actions/</w:t>
       </w:r>
@@ -320,8 +321,7 @@
       </w:r>
       <w:r>
         <w:rPr>
-          <w:rFonts w:ascii="Consolas" w:hAnsi="Consolas"/>
-          <w:sz w:val="18"/>
+          <w:rFonts w:ascii="Consolas" w:hAnsi="Consolas" w:eastAsia="Consolas"/>
         </w:rPr>
         <w:t>services/</w:t>
       </w:r>
@@ -330,8 +330,7 @@
       </w:r>
       <w:r>
         <w:rPr>
-          <w:rFonts w:ascii="Consolas" w:hAnsi="Consolas"/>
-          <w:sz w:val="18"/>
+          <w:rFonts w:ascii="Consolas" w:hAnsi="Consolas" w:eastAsia="Consolas"/>
         </w:rPr>
         <w:t>supabase/migrations/</w:t>
       </w:r>
@@ -348,8 +347,7 @@
       </w:r>
       <w:r>
         <w:rPr>
-          <w:rFonts w:ascii="Consolas" w:hAnsi="Consolas"/>
-          <w:sz w:val="18"/>
+          <w:rFonts w:ascii="Consolas" w:hAnsi="Consolas" w:eastAsia="Consolas"/>
         </w:rPr>
         <w:t>npm run lint</w:t>
       </w:r>
@@ -358,8 +356,7 @@
       </w:r>
       <w:r>
         <w:rPr>
-          <w:rFonts w:ascii="Consolas" w:hAnsi="Consolas"/>
-          <w:sz w:val="18"/>
+          <w:rFonts w:ascii="Consolas" w:hAnsi="Consolas" w:eastAsia="Consolas"/>
         </w:rPr>
         <w:t>npm run type-check</w:t>
       </w:r>
@@ -368,8 +365,7 @@
       </w:r>
       <w:r>
         <w:rPr>
-          <w:rFonts w:ascii="Consolas" w:hAnsi="Consolas"/>
-          <w:sz w:val="18"/>
+          <w:rFonts w:ascii="Consolas" w:hAnsi="Consolas" w:eastAsia="Consolas"/>
         </w:rPr>
         <w:t>npm run build</w:t>
       </w:r>
@@ -386,8 +382,7 @@
       </w:r>
       <w:r>
         <w:rPr>
-          <w:rFonts w:ascii="Consolas" w:hAnsi="Consolas"/>
-          <w:sz w:val="18"/>
+          <w:rFonts w:ascii="Consolas" w:hAnsi="Consolas" w:eastAsia="Consolas"/>
         </w:rPr>
         <w:t>Fluxograma/Diagrama C. De Uso/</w:t>
       </w:r>
@@ -404,8 +399,7 @@
       </w:r>
       <w:r>
         <w:rPr>
-          <w:rFonts w:ascii="Consolas" w:hAnsi="Consolas"/>
-          <w:sz w:val="18"/>
+          <w:rFonts w:ascii="Consolas" w:hAnsi="Consolas" w:eastAsia="Consolas"/>
         </w:rPr>
         <w:t>scripts/</w:t>
       </w:r>
@@ -414,8 +408,7 @@
       </w:r>
       <w:r>
         <w:rPr>
-          <w:rFonts w:ascii="Consolas" w:hAnsi="Consolas"/>
-          <w:sz w:val="18"/>
+          <w:rFonts w:ascii="Consolas" w:hAnsi="Consolas" w:eastAsia="Consolas"/>
         </w:rPr>
         <w:t>scripts/lib/flowchart-core.mjs</w:t>
       </w:r>
@@ -424,8 +417,7 @@
       </w:r>
       <w:r>
         <w:rPr>
-          <w:rFonts w:ascii="Consolas" w:hAnsi="Consolas"/>
-          <w:sz w:val="18"/>
+          <w:rFonts w:ascii="Consolas" w:hAnsi="Consolas" w:eastAsia="Consolas"/>
         </w:rPr>
         <w:t>scripts/lib/usecase-core.mjs</w:t>
       </w:r>
@@ -454,20 +446,17 @@
       <w:pPr>
         <w:pStyle w:val="ListBullet"/>
       </w:pPr>
-      <w:r/>
       <w:r>
         <w:rPr>
-          <w:rFonts w:ascii="Consolas" w:hAnsi="Consolas"/>
-          <w:sz w:val="18"/>
+          <w:rFonts w:ascii="Consolas" w:hAnsi="Consolas" w:eastAsia="Consolas"/>
         </w:rPr>
         <w:t>CONTRIBUTING.md</w:t>
       </w:r>
       <w:r>
-        <w:t xml:space="preserve"> ainda menciona equipe de 5 pessoas e um fluxo de branches genérico. Deve ser revisado para refletir a organização real, sem contrariar as regras da sessão Arena.</w:t>
-      </w:r>
-    </w:p>
-    <w:p>
-      <w:r/>
+        <w:t xml:space="preserve"> descrevia uma equipe de 5 pessoas com revisão obrigatória; foi alinhado nesta rodada a quatro frentes independentes, sem revisão bloqueante. O fluxo de branches deve continuar respeitando a branch fixa de cada sessão Arena.</w:t>
+      </w:r>
+    </w:p>
+    <w:p>
       <w:r>
         <w:rPr>
           <w:b/>
@@ -487,17 +476,65 @@
       </w:r>
     </w:p>
     <w:p>
+      <w:r>
+        <w:t xml:space="preserve">Cada pessoa é responsável por uma </w:t>
+      </w:r>
+      <w:r>
+        <w:rPr>
+          <w:b/>
+        </w:rPr>
+        <w:t>fatia completa do trabalho</w:t>
+      </w:r>
+      <w:r>
+        <w:t>: interface, servidor e dados do seu escopo, além de um entregável próprio de fechamento. Nenhuma frente espera a conclusão, a revisão, o repasse ou a autorização de outra pessoa para executar a sua parte.</w:t>
+      </w:r>
+    </w:p>
+    <w:p>
+      <w:r>
+        <w:t xml:space="preserve">O que existe entre as frentes são </w:t>
+      </w:r>
+      <w:r>
+        <w:rPr>
+          <w:b/>
+        </w:rPr>
+        <w:t>contratos de interface versionados no repositório</w:t>
+      </w:r>
+      <w:r>
+        <w:t xml:space="preserve"> — tipos, schemas, rotas e documentos em </w:t>
+      </w:r>
+      <w:r>
+        <w:rPr>
+          <w:rFonts w:ascii="Consolas" w:hAnsi="Consolas" w:eastAsia="Consolas"/>
+        </w:rPr>
+        <w:t>docs/etapa-5/contratos/</w:t>
+      </w:r>
+      <w:r>
+        <w:t xml:space="preserve"> — e o </w:t>
+      </w:r>
+      <w:r>
+        <w:rPr>
+          <w:b/>
+        </w:rPr>
+        <w:t>mapa de propriedade de arquivos</w:t>
+      </w:r>
+      <w:r>
+        <w:t>. Contrato é artefato público, não favor pessoal: qualquer pessoa consegue trabalhar sozinha lendo o contrato, mesmo que a outra frente ainda não tenha começado.</w:t>
+      </w:r>
+    </w:p>
+    <w:p>
       <w:pPr>
         <w:pStyle w:val="Heading2"/>
       </w:pPr>
       <w:r>
-        <w:t>3.1 Responsabilidades</w:t>
+        <w:t>3.1 Responsabilidades — quatro frentes independentes</w:t>
       </w:r>
     </w:p>
     <w:tbl>
       <w:tblPr>
         <w:tblStyle w:val="LightShading-Accent1"/>
         <w:tblW w:type="auto" w:w="0"/>
+        <w:jc w:val="center"/>
+        <w:tblLayout w:type="autofit"/>
         <w:tblLook w:firstColumn="1" w:firstRow="1" w:lastColumn="0" w:lastRow="0" w:noHBand="0" w:noVBand="1" w:val="04A0"/>
       </w:tblPr>
       <w:tblGrid>
@@ -516,6 +553,15 @@
             <w:tcW w:type="dxa" w:w="2409"/>
           </w:tcPr>
           <w:p>
+            <w:pPr>
+              <w:spacing w:after="0"/>
+            </w:pPr>
+            <w:r>
+              <w:rPr>
+                <w:b/>
+                <w:sz w:val="18"/>
+              </w:rPr>
+            </w:r>
             <w:r>
               <w:rPr>
                 <w:b/>
@@ -530,12 +576,21 @@
             <w:tcW w:type="dxa" w:w="2409"/>
           </w:tcPr>
           <w:p>
+            <w:pPr>
+              <w:spacing w:after="0"/>
+            </w:pPr>
             <w:r>
               <w:rPr>
                 <w:b/>
                 <w:sz w:val="18"/>
               </w:rPr>
-              <w:t>Frente principal</w:t>
+            </w:r>
+            <w:r>
+              <w:rPr>
+                <w:b/>
+                <w:sz w:val="18"/>
+              </w:rPr>
+              <w:t>Frente independente</w:t>
             </w:r>
           </w:p>
         </w:tc>
@@ -544,12 +599,21 @@
             <w:tcW w:type="dxa" w:w="2409"/>
           </w:tcPr>
           <w:p>
+            <w:pPr>
+              <w:spacing w:after="0"/>
+            </w:pPr>
             <w:r>
               <w:rPr>
                 <w:b/>
                 <w:sz w:val="18"/>
               </w:rPr>
-              <w:t>Revisor de apoio</w:t>
+            </w:r>
+            <w:r>
+              <w:rPr>
+                <w:b/>
+                <w:sz w:val="18"/>
+              </w:rPr>
+              <w:t>Escopo completo (interface + servidor + dados)</w:t>
             </w:r>
           </w:p>
         </w:tc>
@@ -558,12 +622,21 @@
             <w:tcW w:type="dxa" w:w="2409"/>
           </w:tcPr>
           <w:p>
+            <w:pPr>
+              <w:spacing w:after="0"/>
+            </w:pPr>
             <w:r>
               <w:rPr>
                 <w:b/>
                 <w:sz w:val="18"/>
               </w:rPr>
-              <w:t>Entrega principal</w:t>
+            </w:r>
+            <w:r>
+              <w:rPr>
+                <w:b/>
+                <w:sz w:val="18"/>
+              </w:rPr>
+              <w:t>Entregável de fechamento próprio</w:t>
             </w:r>
           </w:p>
         </w:tc>
@@ -577,6 +650,14 @@
             <w:tcW w:type="dxa" w:w="2409"/>
           </w:tcPr>
           <w:p>
+            <w:pPr>
+              <w:spacing w:after="0"/>
+            </w:pPr>
+            <w:r>
+              <w:rPr>
+                <w:sz w:val="18"/>
+              </w:rPr>
+            </w:r>
             <w:r>
               <w:rPr>
                 <w:sz w:val="18"/>
@@ -590,11 +671,19 @@
             <w:tcW w:type="dxa" w:w="2409"/>
           </w:tcPr>
           <w:p>
+            <w:pPr>
+              <w:spacing w:after="0"/>
+            </w:pPr>
             <w:r>
               <w:rPr>
                 <w:sz w:val="18"/>
               </w:rPr>
-              <w:t>Frontend e experiência de uso</w:t>
+            </w:r>
+            <w:r>
+              <w:rPr>
+                <w:sz w:val="18"/>
+              </w:rPr>
+              <w:t>Identidade, acesso e administração</w:t>
             </w:r>
           </w:p>
         </w:tc>
@@ -603,11 +692,19 @@
             <w:tcW w:type="dxa" w:w="2409"/>
           </w:tcPr>
           <w:p>
+            <w:pPr>
+              <w:spacing w:after="0"/>
+            </w:pPr>
             <w:r>
               <w:rPr>
                 <w:sz w:val="18"/>
               </w:rPr>
-              <w:t>Pessoa 4</w:t>
+            </w:r>
+            <w:r>
+              <w:rPr>
+                <w:sz w:val="18"/>
+              </w:rPr>
+              <w:t>Cadastro, login, sessão, papéis de Administrador, Supervisor e Usuário, painel administrativo, RLS e migrações de identidade, remoção de segredos</w:t>
             </w:r>
           </w:p>
         </w:tc>
@@ -616,11 +713,19 @@
             <w:tcW w:type="dxa" w:w="2409"/>
           </w:tcPr>
           <w:p>
+            <w:pPr>
+              <w:spacing w:after="0"/>
+            </w:pPr>
             <w:r>
               <w:rPr>
                 <w:sz w:val="18"/>
               </w:rPr>
-              <w:t>Telas e navegação completas para os perfis</w:t>
+            </w:r>
+            <w:r>
+              <w:rPr>
+                <w:sz w:val="18"/>
+              </w:rPr>
+              <w:t>Hierarquia aplicada no servidor e no banco, matriz de permissões publicada e scripts de banco reproduzíveis</w:t>
             </w:r>
           </w:p>
         </w:tc>
@@ -634,6 +739,14 @@
             <w:tcW w:type="dxa" w:w="2409"/>
           </w:tcPr>
           <w:p>
+            <w:pPr>
+              <w:spacing w:after="0"/>
+            </w:pPr>
+            <w:r>
+              <w:rPr>
+                <w:sz w:val="18"/>
+              </w:rPr>
+            </w:r>
             <w:r>
               <w:rPr>
                 <w:sz w:val="18"/>
@@ -647,11 +760,19 @@
             <w:tcW w:type="dxa" w:w="2409"/>
           </w:tcPr>
           <w:p>
+            <w:pPr>
+              <w:spacing w:after="0"/>
+            </w:pPr>
             <w:r>
               <w:rPr>
                 <w:sz w:val="18"/>
               </w:rPr>
-              <w:t>Backend, banco e segurança</w:t>
+            </w:r>
+            <w:r>
+              <w:rPr>
+                <w:sz w:val="18"/>
+              </w:rPr>
+              <w:t>Catálogo, negócio e comunidade</w:t>
             </w:r>
           </w:p>
         </w:tc>
@@ -660,11 +781,19 @@
             <w:tcW w:type="dxa" w:w="2409"/>
           </w:tcPr>
           <w:p>
+            <w:pPr>
+              <w:spacing w:after="0"/>
+            </w:pPr>
             <w:r>
               <w:rPr>
                 <w:sz w:val="18"/>
               </w:rPr>
-              <w:t>Pessoa 1</w:t>
+            </w:r>
+            <w:r>
+              <w:rPr>
+                <w:sz w:val="18"/>
+              </w:rPr>
+              <w:t>Produtos, lojas, anúncios C2C, carrinho, checkout, pedidos, comunidade e treinadores — telas, rotas e consultas do domínio</w:t>
             </w:r>
           </w:p>
         </w:tc>
@@ -673,11 +802,19 @@
             <w:tcW w:type="dxa" w:w="2409"/>
           </w:tcPr>
           <w:p>
+            <w:pPr>
+              <w:spacing w:after="0"/>
+            </w:pPr>
             <w:r>
               <w:rPr>
                 <w:sz w:val="18"/>
               </w:rPr>
-              <w:t>Autenticação, permissões, persistência e migrações</w:t>
+            </w:r>
+            <w:r>
+              <w:rPr>
+                <w:sz w:val="18"/>
+              </w:rPr>
+              <w:t>Jornada de compra e venda completa, com persistência real e simulações rotuladas</w:t>
             </w:r>
           </w:p>
         </w:tc>
@@ -691,6 +828,14 @@
             <w:tcW w:type="dxa" w:w="2409"/>
           </w:tcPr>
           <w:p>
+            <w:pPr>
+              <w:spacing w:after="0"/>
+            </w:pPr>
+            <w:r>
+              <w:rPr>
+                <w:sz w:val="18"/>
+              </w:rPr>
+            </w:r>
             <w:r>
               <w:rPr>
                 <w:sz w:val="18"/>
@@ -704,11 +849,19 @@
             <w:tcW w:type="dxa" w:w="2409"/>
           </w:tcPr>
           <w:p>
+            <w:pPr>
+              <w:spacing w:after="0"/>
+            </w:pPr>
             <w:r>
               <w:rPr>
                 <w:sz w:val="18"/>
               </w:rPr>
-              <w:t>TCC, requisitos e diagramas</w:t>
+            </w:r>
+            <w:r>
+              <w:rPr>
+                <w:sz w:val="18"/>
+              </w:rPr>
+              <w:t>Documento acadêmico, requisitos e diagramas</w:t>
             </w:r>
           </w:p>
         </w:tc>
@@ -717,11 +870,19 @@
             <w:tcW w:type="dxa" w:w="2409"/>
           </w:tcPr>
           <w:p>
+            <w:pPr>
+              <w:spacing w:after="0"/>
+            </w:pPr>
             <w:r>
               <w:rPr>
                 <w:sz w:val="18"/>
               </w:rPr>
-              <w:t>Pessoa 2</w:t>
+            </w:r>
+            <w:r>
+              <w:rPr>
+                <w:sz w:val="18"/>
+              </w:rPr>
+              <w:t>TCC conforme o modelo, referências verificáveis, catálogo de requisitos, casos de uso, fluxogramas e roteiro de capturas</w:t>
             </w:r>
           </w:p>
         </w:tc>
@@ -730,11 +891,19 @@
             <w:tcW w:type="dxa" w:w="2409"/>
           </w:tcPr>
           <w:p>
+            <w:pPr>
+              <w:spacing w:after="0"/>
+            </w:pPr>
             <w:r>
               <w:rPr>
                 <w:sz w:val="18"/>
               </w:rPr>
-              <w:t>Documento fiel ao sistema e diagramas atualizados</w:t>
+            </w:r>
+            <w:r>
+              <w:rPr>
+                <w:sz w:val="18"/>
+              </w:rPr>
+              <w:t>TCC em DOCX e PDF, diagramas legíveis em A4 e para slides, matriz de rastreabilidade</w:t>
             </w:r>
           </w:p>
         </w:tc>
@@ -748,6 +917,14 @@
             <w:tcW w:type="dxa" w:w="2409"/>
           </w:tcPr>
           <w:p>
+            <w:pPr>
+              <w:spacing w:after="0"/>
+            </w:pPr>
+            <w:r>
+              <w:rPr>
+                <w:sz w:val="18"/>
+              </w:rPr>
+            </w:r>
             <w:r>
               <w:rPr>
                 <w:sz w:val="18"/>
@@ -761,11 +938,19 @@
             <w:tcW w:type="dxa" w:w="2409"/>
           </w:tcPr>
           <w:p>
+            <w:pPr>
+              <w:spacing w:after="0"/>
+            </w:pPr>
             <w:r>
               <w:rPr>
                 <w:sz w:val="18"/>
               </w:rPr>
-              <w:t>Testes, README, apresentação e entrega</w:t>
+            </w:r>
+            <w:r>
+              <w:rPr>
+                <w:sz w:val="18"/>
+              </w:rPr>
+              <w:t>Verificação, publicação e entrega</w:t>
             </w:r>
           </w:p>
         </w:tc>
@@ -774,11 +959,19 @@
             <w:tcW w:type="dxa" w:w="2409"/>
           </w:tcPr>
           <w:p>
+            <w:pPr>
+              <w:spacing w:after="0"/>
+            </w:pPr>
             <w:r>
               <w:rPr>
                 <w:sz w:val="18"/>
               </w:rPr>
-              <w:t>Pessoa 3</w:t>
+            </w:r>
+            <w:r>
+              <w:rPr>
+                <w:sz w:val="18"/>
+              </w:rPr>
+              <w:t>Ambiente de teste próprio, plano e execução de testes, README, apresentação, Daily Scrum, links públicos e resposta final</w:t>
             </w:r>
           </w:p>
         </w:tc>
@@ -787,11 +980,19 @@
             <w:tcW w:type="dxa" w:w="2409"/>
           </w:tcPr>
           <w:p>
+            <w:pPr>
+              <w:spacing w:after="0"/>
+            </w:pPr>
             <w:r>
               <w:rPr>
                 <w:sz w:val="18"/>
               </w:rPr>
-              <w:t>Evidências, instruções reproduzíveis, slides e links</w:t>
+            </w:r>
+            <w:r>
+              <w:rPr>
+                <w:sz w:val="18"/>
+              </w:rPr>
+              <w:t>Relatório de testes com evidências, README validado, slides publicados e checklist de entrega</w:t>
             </w:r>
           </w:p>
         </w:tc>
@@ -800,7 +1001,34 @@
     <w:p/>
     <w:p>
       <w:r>
-        <w:t>O responsável coordena, executa com auxílio do Arena e confere o resultado. Não deve simplesmente aceitar a resposta da IA sem verificar.</w:t>
+        <w:t xml:space="preserve">Cada frente verifica o próprio trabalho: </w:t>
+      </w:r>
+      <w:r>
+        <w:rPr>
+          <w:rFonts w:ascii="Consolas" w:hAnsi="Consolas" w:eastAsia="Consolas"/>
+        </w:rPr>
+        <w:t>npm run lint</w:t>
+      </w:r>
+      <w:r>
+        <w:t xml:space="preserve">, </w:t>
+      </w:r>
+      <w:r>
+        <w:rPr>
+          <w:rFonts w:ascii="Consolas" w:hAnsi="Consolas" w:eastAsia="Consolas"/>
+        </w:rPr>
+        <w:t>npm run type-check</w:t>
+      </w:r>
+      <w:r>
+        <w:t xml:space="preserve">, </w:t>
+      </w:r>
+      <w:r>
+        <w:rPr>
+          <w:rFonts w:ascii="Consolas" w:hAnsi="Consolas" w:eastAsia="Consolas"/>
+        </w:rPr>
+        <w:t>npm run build</w:t>
+      </w:r>
+      <w:r>
+        <w:t xml:space="preserve"> e os testes do seu escopo. O responsável executa com auxílio do Arena, confere o resultado e registra o que não foi possível verificar. Não deve aceitar a resposta da IA sem evidência.</w:t>
       </w:r>
     </w:p>
     <w:p>
@@ -808,12 +1036,58 @@
         <w:pStyle w:val="Heading2"/>
       </w:pPr>
       <w:r>
-        <w:t>3.2 Regras contra conflitos</w:t>
-      </w:r>
-    </w:p>
-    <w:p>
-      <w:r>
-        <w:t xml:space="preserve">1. Cada pessoa usa uma conversa própria no Arena conectada ao repositório, respeitando a branch fixa atribuída à sua sessão. </w:t>
+        <w:t>3.2 Regras de independência</w:t>
+      </w:r>
+    </w:p>
+    <w:p>
+      <w:r>
+        <w:t xml:space="preserve">1. </w:t>
+      </w:r>
+      <w:r>
+        <w:rPr>
+          <w:b/>
+        </w:rPr>
+        <w:t>Escopo vertical.</w:t>
+      </w:r>
+      <w:r>
+        <w:t xml:space="preserve"> Cada frente entrega sua parte de ponta a ponta: tela, regra no servidor e dado persistido. Não existe “eu faço a tela e outra pessoa liga no banco”.</w:t>
+      </w:r>
+    </w:p>
+    <w:p>
+      <w:r>
+        <w:t xml:space="preserve">2. </w:t>
+      </w:r>
+      <w:r>
+        <w:rPr>
+          <w:b/>
+        </w:rPr>
+        <w:t>Nenhuma espera por pessoa.</w:t>
+      </w:r>
+      <w:r>
+        <w:t xml:space="preserve"> Ninguém aguarda revisão, aprovação, repasse ou entrega de outra frente para começar, continuar ou concluir. Se faltar informação, registra </w:t>
+      </w:r>
+      <w:r>
+        <w:rPr>
+          <w:rFonts w:ascii="Consolas" w:hAnsi="Consolas" w:eastAsia="Consolas"/>
+        </w:rPr>
+        <w:t>PENDENTE</w:t>
+      </w:r>
+      <w:r>
+        <w:t xml:space="preserve"> e segue pelo contrato.</w:t>
+      </w:r>
+    </w:p>
+    <w:p>
+      <w:r>
+        <w:t xml:space="preserve">3. </w:t>
+      </w:r>
+      <w:r>
+        <w:rPr>
+          <w:b/>
+        </w:rPr>
+        <w:t>Branch fixa.</w:t>
+      </w:r>
+      <w:r>
+        <w:t xml:space="preserve"> Cada pessoa usa a própria conversa no Arena conectada ao repositório, respeitando a branch atribuída à sessão. </w:t>
       </w:r>
       <w:r>
         <w:rPr>
@@ -821,782 +1095,2579 @@
         </w:rPr>
         <w:t>Não peça ao Arena para trocar ou criar outra branch.</w:t>
       </w:r>
-      <w:r/>
-    </w:p>
-    <w:p>
-      <w:r>
-        <w:t>2. A equipe define um integrador antes de começar. Sugestão: Pessoa 4 coordena a fila; Pessoa 2 revisa alterações técnicas de integração.</w:t>
-      </w:r>
-    </w:p>
-    <w:p>
-      <w:r>
-        <w:t>3. Antes de editar, o Arena deve listar arquivos envolvidos e dependências. Não editar o mesmo arquivo em duas frentes ao mesmo tempo.</w:t>
-      </w:r>
-    </w:p>
-    <w:p>
-      <w:r>
-        <w:t xml:space="preserve">4. Arquivos compartilhados — especialmente </w:t>
-      </w:r>
-      <w:r>
-        <w:rPr>
-          <w:rFonts w:ascii="Consolas" w:hAnsi="Consolas"/>
-          <w:sz w:val="18"/>
-        </w:rPr>
-        <w:t>lib/store.tsx</w:t>
-      </w:r>
-      <w:r>
-        <w:t xml:space="preserve">, </w:t>
-      </w:r>
-      <w:r>
-        <w:rPr>
-          <w:rFonts w:ascii="Consolas" w:hAnsi="Consolas"/>
-          <w:sz w:val="18"/>
-        </w:rPr>
-        <w:t>lib/types.ts</w:t>
-      </w:r>
-      <w:r>
-        <w:t>, componentes administrativos, schemas e contratos das APIs — exigem coordenação entre Pessoas 1 e 2.</w:t>
-      </w:r>
-    </w:p>
-    <w:p>
-      <w:r>
-        <w:t>5. Não iniciar integração final enquanto os contratos de perfis e permissões não estiverem aprovados.</w:t>
-      </w:r>
-    </w:p>
-    <w:p>
-      <w:r>
-        <w:t>6. Publicação, push, abertura e merge de PR devem ocorrer com autorização da equipe, para a branch permitida pela sessão. Não fazer merge automático de trabalho ainda não revisado.</w:t>
-      </w:r>
-    </w:p>
-    <w:p>
-      <w:r>
-        <w:t>7. Antes de cada rodada, confirmar qual versão integrada está disponível. Mudanças em conversas separadas não devem ser presumidas como sincronizadas.</w:t>
-      </w:r>
-    </w:p>
-    <w:p>
-      <w:pPr>
-        <w:pStyle w:val="Heading2"/>
-      </w:pPr>
-      <w:r>
-        <w:t>3.3 Uso responsável da IA</w:t>
-      </w:r>
-    </w:p>
-    <w:p>
-      <w:pPr>
-        <w:pStyle w:val="ListBullet"/>
-      </w:pPr>
-      <w:r>
-        <w:t>Anexar o enunciado, o PDF e o modelo do TCC quando disponíveis.</w:t>
-      </w:r>
-    </w:p>
-    <w:p>
-      <w:pPr>
-        <w:pStyle w:val="ListBullet"/>
-      </w:pPr>
-      <w:r>
-        <w:t>Não enviar senhas, tokens ou chaves privadas. Usar o mecanismo seguro de configuração do ambiente; não colar segredos no chat, nos documentos ou no Git.</w:t>
-      </w:r>
-    </w:p>
-    <w:p>
-      <w:pPr>
-        <w:pStyle w:val="ListBullet"/>
-      </w:pPr>
-      <w:r>
-        <w:t>Não executar migração, seed, limpeza ou testes destrutivos em produção sem autorização explícita. Preferir banco isolado de testes e backup.</w:t>
-      </w:r>
-    </w:p>
-    <w:p>
-      <w:pPr>
-        <w:pStyle w:val="ListBullet"/>
-      </w:pPr>
-      <w:r>
-        <w:t>Não inventar resultados, referências bibliográficas, reuniões, nomes, aprovação de usuários ou links publicados.</w:t>
-      </w:r>
-    </w:p>
-    <w:p>
-      <w:pPr>
-        <w:pStyle w:val="ListBullet"/>
-      </w:pPr>
-      <w:r>
-        <w:t>Identificar claramente protótipos, simulações e funções não integradas.</w:t>
-      </w:r>
-    </w:p>
-    <w:p>
-      <w:pPr>
-        <w:pStyle w:val="ListBullet"/>
-      </w:pPr>
-      <w:r>
-        <w:t>A equipe deve revisar autoria, fontes e eventual declaração de uso de IA conforme as regras da instituição.</w:t>
-      </w:r>
-    </w:p>
-    <w:p>
-      <w:pPr>
-        <w:pStyle w:val="ListBullet"/>
-      </w:pPr>
-      <w:r>
-        <w:t>O Arena pode gerar arquivos e instruções, mas permissões de publicação, acesso às contas, reuniões reais e validação com o professor dependem de pessoas.</w:t>
-      </w:r>
-    </w:p>
-    <w:p>
-      <w:pPr>
-        <w:pStyle w:val="Heading2"/>
-      </w:pPr>
-      <w:r>
-        <w:t>3.4 Cabeçalho comum — colar antes dos prompts de cada pessoa</w:t>
-      </w:r>
-    </w:p>
-    <w:p>
-      <w:pPr>
-        <w:pStyle w:val="Prompt"/>
-        <w:shd w:fill="F0F4F6"/>
-      </w:pPr>
-      <w:r>
-        <w:t>Você está auxiliando a equipe do CoreMotion na Etapa 5 do TCC.</w:t>
-      </w:r>
-    </w:p>
-    <w:p>
-      <w:pPr>
-        <w:pStyle w:val="Prompt"/>
-        <w:shd w:fill="F0F4F6"/>
-      </w:pPr>
-      <w:r>
-        <w:t>Leia docs/etapa-5/PLANO-EQUIPE-E-PROMPTS.md, o enunciado e os anexos disponíveis.</w:t>
-      </w:r>
-    </w:p>
-    <w:p>
-      <w:pPr>
-        <w:pStyle w:val="Prompt"/>
-        <w:shd w:fill="F0F4F6"/>
-      </w:pPr>
-      <w:r>
-        <w:t>Trabalhe no repositório e na branch permitida pela sessão Arena, sem trocar de branch.</w:t>
-      </w:r>
-    </w:p>
-    <w:p>
-      <w:pPr>
-        <w:pStyle w:val="Prompt"/>
-        <w:shd w:fill="F0F4F6"/>
-      </w:pPr>
-      <w:r>
-        <w:t>Inspecione o código real antes de fazer afirmações. Diferencie implementado, demonstrativo,</w:t>
-      </w:r>
-    </w:p>
-    <w:p>
-      <w:pPr>
-        <w:pStyle w:val="Prompt"/>
-        <w:shd w:fill="F0F4F6"/>
-      </w:pPr>
-      <w:r>
-        <w:t>pendente e não verificado. Não invente fontes, testes, imagens, reuniões ou links.</w:t>
-      </w:r>
-    </w:p>
-    <w:p>
-      <w:pPr>
-        <w:pStyle w:val="Prompt"/>
-        <w:shd w:fill="F0F4F6"/>
-      </w:pPr>
-      <w:r>
-        <w:t>Antes de editar, apresente os arquivos envolvidos e os conflitos com outras frentes.</w:t>
-      </w:r>
-    </w:p>
-    <w:p>
-      <w:pPr>
-        <w:pStyle w:val="Prompt"/>
-        <w:shd w:fill="F0F4F6"/>
-      </w:pPr>
-      <w:r>
-        <w:t>Não exponha segredos, não altere produção e não publique nem faça merge sem autorização.</w:t>
-      </w:r>
-    </w:p>
-    <w:p>
-      <w:pPr>
-        <w:pStyle w:val="Prompt"/>
-        <w:shd w:fill="F0F4F6"/>
-      </w:pPr>
-      <w:r>
-        <w:t>Preserve a arquitetura existente e aproveite os diagramas e scripts já disponíveis.</w:t>
-      </w:r>
-    </w:p>
-    <w:p>
-      <w:pPr>
-        <w:pStyle w:val="Prompt"/>
-        <w:shd w:fill="F0F4F6"/>
-      </w:pPr>
-      <w:r>
-        <w:t>Quando algo depender de acesso, decisão ou documento ausente, registre o bloqueio.</w:t>
-      </w:r>
-    </w:p>
-    <w:p>
-      <w:pPr>
-        <w:pStyle w:val="Prompt"/>
-        <w:shd w:fill="F0F4F6"/>
-      </w:pPr>
-      <w:r>
-        <w:t>Ao concluir, informe arquivos alterados, verificações executadas, resultado e pendências.</w:t>
-      </w:r>
-    </w:p>
-    <w:p>
-      <w:pPr>
-        <w:pStyle w:val="Prompt"/>
-        <w:shd w:fill="F0F4F6"/>
-      </w:pPr>
-      <w:r>
-        <w:t>Minha função é a Pessoa [1, 2, 3 ou 4]. Meu nome é [nome].</w:t>
-      </w:r>
-    </w:p>
-    <w:p/>
-    <w:p>
-      <w:r>
-        <w:t>Substituir os campos entre colchetes antes de enviar. Os prompts abaixo são sequenciais: executar uma rodada, revisar e só então avançar.</w:t>
-      </w:r>
-    </w:p>
-    <w:p>
-      <w:pPr>
-        <w:pStyle w:val="Heading1"/>
-        <w:pageBreakBefore/>
-      </w:pPr>
-      <w:r>
-        <w:t>4. Pessoa 1 — Frontend e experiência de uso</w:t>
-      </w:r>
-    </w:p>
-    <w:p>
-      <w:pPr>
-        <w:pStyle w:val="Heading2"/>
-      </w:pPr>
-      <w:r>
-        <w:t>Objetivo</w:t>
-      </w:r>
-    </w:p>
-    <w:p>
-      <w:r>
-        <w:t>Entregar uma interface completa, coerente e utilizável, integrada aos contratos definidos com a Pessoa 2, sem telas vazias nem funcionalidades falsas apresentadas como reais.</w:t>
-      </w:r>
-    </w:p>
-    <w:p>
-      <w:pPr>
-        <w:pStyle w:val="Heading2"/>
-      </w:pPr>
-      <w:r>
-        <w:t>Tarefas</w:t>
-      </w:r>
-    </w:p>
-    <w:p>
-      <w:r>
-        <w:t>1. Inventariar telas, menus, formulários, modais e links. Conferir quais componentes são usados de verdade; há arquivos de reexportação em subpastas.</w:t>
-      </w:r>
-    </w:p>
-    <w:p>
-      <w:r>
-        <w:t>2. Identificar telas ausentes, navegação sem destino, botões sem ação e operações que apenas alteram dados locais.</w:t>
-      </w:r>
-    </w:p>
-    <w:p>
-      <w:r>
-        <w:t>3. Alinhar com a Pessoa 2 os perfis, a matriz de permissões, os contratos das APIs e os estados de erro.</w:t>
-      </w:r>
-    </w:p>
-    <w:p>
-      <w:r>
-        <w:t>4. Completar os fluxos previstos no escopo aprovado: autenticação, navegação do marketplace, produtos, loja, anúncios e painéis pertinentes. Não ampliar o escopo com funcionalidades não exigidas.</w:t>
-      </w:r>
-    </w:p>
-    <w:p>
-      <w:r>
-        <w:t>5. Adaptar menus e telas de Usuário, Supervisor e Administrador. Lojista pode continuar como perfil de negócio; não equivale automaticamente a Supervisor.</w:t>
-      </w:r>
-    </w:p>
-    <w:p>
-      <w:r>
-        <w:t>6. Mostrar estados de carregamento, vazio, sucesso, erro e acesso negado. Validar formulários, mas lembrar que a validação também deve existir no servidor.</w:t>
-      </w:r>
-    </w:p>
-    <w:p>
-      <w:r>
-        <w:t>7. Revisar responsividade, foco de teclado, rótulos de campos, contraste e legibilidade.</w:t>
-      </w:r>
-    </w:p>
-    <w:p>
-      <w:r>
-        <w:t>8. Entregar uma lista de cenários para a Pessoa 4 e capturas reais para a Pessoa 3.</w:t>
-      </w:r>
-    </w:p>
-    <w:p>
-      <w:pPr>
-        <w:pStyle w:val="Heading2"/>
-      </w:pPr>
-      <w:r>
-        <w:t>Arquivos prováveis</w:t>
-      </w:r>
-    </w:p>
-    <w:p>
-      <w:r/>
-      <w:r>
-        <w:rPr>
-          <w:rFonts w:ascii="Consolas" w:hAnsi="Consolas"/>
-          <w:sz w:val="18"/>
-        </w:rPr>
-        <w:t>components/</w:t>
-      </w:r>
-      <w:r>
-        <w:t xml:space="preserve">, </w:t>
-      </w:r>
-      <w:r>
-        <w:rPr>
-          <w:rFonts w:ascii="Consolas" w:hAnsi="Consolas"/>
-          <w:sz w:val="18"/>
-        </w:rPr>
-        <w:t>app/page.tsx</w:t>
-      </w:r>
-      <w:r>
-        <w:t xml:space="preserve">, </w:t>
-      </w:r>
-      <w:r>
-        <w:rPr>
-          <w:rFonts w:ascii="Consolas" w:hAnsi="Consolas"/>
-          <w:sz w:val="18"/>
-        </w:rPr>
-        <w:t>app/globals.css</w:t>
-      </w:r>
-      <w:r>
-        <w:t xml:space="preserve"> e arquivos de apresentação relacionados. Alterações em </w:t>
-      </w:r>
-      <w:r>
-        <w:rPr>
-          <w:rFonts w:ascii="Consolas" w:hAnsi="Consolas"/>
-          <w:sz w:val="18"/>
-        </w:rPr>
-        <w:t>lib/store.tsx</w:t>
-      </w:r>
-      <w:r>
-        <w:t xml:space="preserve"> ou </w:t>
-      </w:r>
-      <w:r>
-        <w:rPr>
-          <w:rFonts w:ascii="Consolas" w:hAnsi="Consolas"/>
-          <w:sz w:val="18"/>
-        </w:rPr>
-        <w:t>lib/types.ts</w:t>
-      </w:r>
-      <w:r>
-        <w:t xml:space="preserve"> precisam ser combinadas com a Pessoa 2.</w:t>
-      </w:r>
-    </w:p>
-    <w:p>
-      <w:pPr>
-        <w:pStyle w:val="Heading2"/>
-      </w:pPr>
-      <w:r>
-        <w:t>Critérios de conclusão</w:t>
-      </w:r>
-    </w:p>
-    <w:p>
-      <w:r>
-        <w:t>☐ Nenhum menu do escopo leva a tela vazia ou erro não tratado.</w:t>
-      </w:r>
-    </w:p>
-    <w:p>
-      <w:r>
-        <w:t>☐ Fluxos principais funcionam com o backend de testes, não apenas com dados locais.</w:t>
-      </w:r>
-    </w:p>
-    <w:p>
-      <w:r>
-        <w:t>☐ Menus refletem permissões reais, com bloqueios de servidor sob responsabilidade da Pessoa 2.</w:t>
-      </w:r>
-    </w:p>
-    <w:p>
-      <w:r>
-        <w:t>☐ Interface conferida em celular e computador, com evidências reais.</w:t>
-      </w:r>
-    </w:p>
-    <w:p>
-      <w:r>
-        <w:t>☐ Formulários têm mensagens claras e não perdem dados desnecessariamente.</w:t>
-      </w:r>
-    </w:p>
-    <w:p>
-      <w:r>
-        <w:t>☐ Alterações não criam novas falhas nas verificações técnicas; falhas anteriores são registradas.</w:t>
-      </w:r>
-    </w:p>
-    <w:p>
-      <w:pPr>
-        <w:pStyle w:val="Heading2"/>
-      </w:pPr>
-      <w:r>
-        <w:t>Prompt 1A — Diagnóstico do frontend</w:t>
-      </w:r>
-    </w:p>
-    <w:p>
-      <w:pPr>
-        <w:pStyle w:val="Prompt"/>
-        <w:shd w:fill="F0F4F6"/>
-      </w:pPr>
-      <w:r>
-        <w:t>Sou a Pessoa 1, responsável pelo frontend.</w:t>
-      </w:r>
-    </w:p>
-    <w:p>
-      <w:pPr>
-        <w:pStyle w:val="Prompt"/>
-        <w:shd w:fill="F0F4F6"/>
-      </w:pPr>
-      <w:r>
-        <w:t>Audite a interface do CoreMotion sem alterar arquivos nesta primeira rodada.</w:t>
-      </w:r>
-    </w:p>
-    <w:p>
-      <w:pPr>
-        <w:pStyle w:val="Prompt"/>
-        <w:shd w:fill="F0F4F6"/>
-      </w:pPr>
-      <w:r>
-        <w:t>Mapeie telas, navegação, formulários e componentes realmente importados.</w:t>
-      </w:r>
-    </w:p>
-    <w:p>
-      <w:pPr>
-        <w:pStyle w:val="Prompt"/>
-        <w:shd w:fill="F0F4F6"/>
-      </w:pPr>
-      <w:r>
-        <w:t>Compare o comportamento com o escopo da Etapa 5 e destaque telas vazias,</w:t>
-      </w:r>
-    </w:p>
-    <w:p>
-      <w:pPr>
-        <w:pStyle w:val="Prompt"/>
-        <w:shd w:fill="F0F4F6"/>
-      </w:pPr>
-      <w:r>
-        <w:t>botões sem ação, recursos demonstrativos, responsividade e acessibilidade.</w:t>
-      </w:r>
-    </w:p>
-    <w:p>
-      <w:pPr>
-        <w:pStyle w:val="Prompt"/>
-        <w:shd w:fill="F0F4F6"/>
-      </w:pPr>
-      <w:r>
-        <w:t>Não trate o que diz a documentação antiga como prova de funcionamento.</w:t>
-      </w:r>
-    </w:p>
-    <w:p>
-      <w:pPr>
-        <w:pStyle w:val="Prompt"/>
-        <w:shd w:fill="F0F4F6"/>
-      </w:pPr>
-      <w:r>
-        <w:t>Crie docs/etapa-5/pessoa-1/diagnostico-frontend.md com:</w:t>
-      </w:r>
-    </w:p>
-    <w:p>
-      <w:pPr>
-        <w:pStyle w:val="Prompt"/>
-        <w:shd w:fill="F0F4F6"/>
-      </w:pPr>
-      <w:r>
-        <w:t>problema, evidência no arquivo, impacto, prioridade e critério de aceite.</w:t>
-      </w:r>
-    </w:p>
-    <w:p>
-      <w:pPr>
-        <w:pStyle w:val="Prompt"/>
-        <w:shd w:fill="F0F4F6"/>
-      </w:pPr>
-      <w:r>
-        <w:t>Liste as dependências da Pessoa 2 e os arquivos compartilhados.</w:t>
-      </w:r>
-    </w:p>
-    <w:p>
-      <w:pPr>
-        <w:pStyle w:val="Prompt"/>
-        <w:shd w:fill="F0F4F6"/>
-      </w:pPr>
-      <w:r>
-        <w:t>Proponha lotes pequenos de implementação e aguarde minha aprovação.</w:t>
-      </w:r>
-    </w:p>
-    <w:p/>
-    <w:p>
-      <w:pPr>
-        <w:pStyle w:val="Heading2"/>
-      </w:pPr>
-      <w:r>
-        <w:t>Prompt 1B — Implementação</w:t>
-      </w:r>
-    </w:p>
-    <w:p>
-      <w:pPr>
-        <w:pStyle w:val="Prompt"/>
-        <w:shd w:fill="F0F4F6"/>
-      </w:pPr>
-      <w:r>
-        <w:t>Implemente somente o lote aprovado no diagnóstico da Pessoa 1: [identificar lote].</w:t>
-      </w:r>
-    </w:p>
-    <w:p>
-      <w:pPr>
-        <w:pStyle w:val="Prompt"/>
-        <w:shd w:fill="F0F4F6"/>
-      </w:pPr>
-      <w:r>
-        <w:t>Use a matriz de permissões e o contrato de integração aprovados pela Pessoa 2.</w:t>
-      </w:r>
-    </w:p>
-    <w:p>
-      <w:pPr>
-        <w:pStyle w:val="Prompt"/>
-        <w:shd w:fill="F0F4F6"/>
-      </w:pPr>
-      <w:r>
-        <w:t>Se esses documentos ainda não existirem, liste o bloqueio e não invente APIs ou perfis.</w:t>
-      </w:r>
-    </w:p>
-    <w:p>
-      <w:pPr>
-        <w:pStyle w:val="Prompt"/>
-        <w:shd w:fill="F0F4F6"/>
-      </w:pPr>
-      <w:r>
-        <w:t>Preserve o visual do projeto, corrija os fluxos do escopo e inclua estados de</w:t>
-      </w:r>
-    </w:p>
-    <w:p>
-      <w:pPr>
-        <w:pStyle w:val="Prompt"/>
-        <w:shd w:fill="F0F4F6"/>
-      </w:pPr>
-      <w:r>
-        <w:t>carregamento, vazio, sucesso, erro e acesso negado.</w:t>
-      </w:r>
-    </w:p>
-    <w:p>
-      <w:pPr>
-        <w:pStyle w:val="Prompt"/>
-        <w:shd w:fill="F0F4F6"/>
-      </w:pPr>
-      <w:r>
-        <w:t>Não simule persistência real com localStorage nem trate esconder botões como segurança.</w:t>
-      </w:r>
-    </w:p>
-    <w:p>
-      <w:pPr>
-        <w:pStyle w:val="Prompt"/>
-        <w:shd w:fill="F0F4F6"/>
-      </w:pPr>
-      <w:r>
-        <w:t>Não altere migrações, políticas RLS ou regras de servidor sem coordenação.</w:t>
-      </w:r>
-    </w:p>
-    <w:p>
-      <w:pPr>
-        <w:pStyle w:val="Prompt"/>
-        <w:shd w:fill="F0F4F6"/>
-      </w:pPr>
-      <w:r>
-        <w:t>Execute as verificações disponíveis e registre resultados reais e limitações em</w:t>
-      </w:r>
-    </w:p>
-    <w:p>
-      <w:pPr>
-        <w:pStyle w:val="Prompt"/>
-        <w:shd w:fill="F0F4F6"/>
-      </w:pPr>
-      <w:r>
-        <w:t>docs/etapa-5/pessoa-1/registro-implementacao.md.</w:t>
-      </w:r>
-    </w:p>
-    <w:p/>
-    <w:p>
-      <w:pPr>
-        <w:pStyle w:val="Heading2"/>
-      </w:pPr>
-      <w:r>
-        <w:t>Prompt 1C — Revisão e repasse</w:t>
-      </w:r>
-    </w:p>
-    <w:p>
-      <w:pPr>
-        <w:pStyle w:val="Prompt"/>
-        <w:shd w:fill="F0F4F6"/>
-      </w:pPr>
-      <w:r>
-        <w:t>Revise as alterações do frontend após a integração com a Pessoa 2.</w:t>
-      </w:r>
-    </w:p>
-    <w:p>
-      <w:pPr>
-        <w:pStyle w:val="Prompt"/>
-        <w:shd w:fill="F0F4F6"/>
-      </w:pPr>
-      <w:r>
-        <w:t>Percorra os fluxos de Usuário, Supervisor e Administrador, identificando</w:t>
-      </w:r>
-    </w:p>
-    <w:p>
-      <w:pPr>
-        <w:pStyle w:val="Prompt"/>
-        <w:shd w:fill="F0F4F6"/>
-      </w:pPr>
-      <w:r>
-        <w:t>se cada validação foi executada ou se está apenas proposta.</w:t>
-      </w:r>
-    </w:p>
-    <w:p>
-      <w:pPr>
-        <w:pStyle w:val="Prompt"/>
-        <w:shd w:fill="F0F4F6"/>
-      </w:pPr>
-      <w:r>
-        <w:t>Crie docs/etapa-5/pessoa-1/repasse-frontend.md com telas alteradas, passos de uso,</w:t>
-      </w:r>
-    </w:p>
-    <w:p>
-      <w:pPr>
-        <w:pStyle w:val="Prompt"/>
-        <w:shd w:fill="F0F4F6"/>
-      </w:pPr>
-      <w:r>
-        <w:t>cenários para a Pessoa 4 e lista das capturas necessárias ao TCC.</w:t>
-      </w:r>
-    </w:p>
-    <w:p>
-      <w:pPr>
-        <w:pStyle w:val="Prompt"/>
-        <w:shd w:fill="F0F4F6"/>
-      </w:pPr>
-      <w:r>
-        <w:t>Se não houver ferramenta de navegador, não invente screenshots: forneça um roteiro</w:t>
-      </w:r>
-    </w:p>
-    <w:p>
-      <w:pPr>
-        <w:pStyle w:val="Prompt"/>
-        <w:shd w:fill="F0F4F6"/>
-      </w:pPr>
-      <w:r>
-        <w:t>para eu capturá-las e registre que a revisão visual está pendente.</w:t>
-      </w:r>
-    </w:p>
-    <w:p/>
-    <w:p>
-      <w:pPr>
-        <w:pStyle w:val="Heading1"/>
-        <w:pageBreakBefore/>
-      </w:pPr>
-      <w:r>
-        <w:t>5. Pessoa 2 — Backend, banco e segurança</w:t>
-      </w:r>
-    </w:p>
-    <w:p>
-      <w:pPr>
-        <w:pStyle w:val="Heading2"/>
-      </w:pPr>
-      <w:r>
-        <w:t>Objetivo</w:t>
-      </w:r>
-    </w:p>
-    <w:p>
-      <w:r>
-        <w:t>Garantir que o sistema autentique usuários, persista dados e aplique a hierarquia exigida no servidor e no banco, e não apenas na interface.</w:t>
-      </w:r>
-    </w:p>
-    <w:p>
-      <w:pPr>
-        <w:pStyle w:val="Heading2"/>
-      </w:pPr>
-      <w:r>
-        <w:t>Tarefas</w:t>
-      </w:r>
-    </w:p>
-    <w:p>
-      <w:r>
-        <w:t>1. Auditar Auth, rotas, Server Actions, serviços, sessões, SQL e RLS do Supabase.</w:t>
-      </w:r>
-    </w:p>
-    <w:p>
-      <w:r>
-        <w:t xml:space="preserve">2. Definir com a equipe uma </w:t>
+    </w:p>
+    <w:p>
+      <w:r>
+        <w:t xml:space="preserve">4. </w:t>
       </w:r>
       <w:r>
         <w:rPr>
           <w:b/>
         </w:rPr>
-        <w:t>matriz de permissões</w:t>
-      </w:r>
-      <w:r>
-        <w:t>. Proposta inicial, sujeita a aprovação:</w:t>
-      </w:r>
-    </w:p>
-    <w:p>
-      <w:r>
-        <w:t xml:space="preserve">   - Usuário: consultar catálogo e executar operações próprias do escopo.</w:t>
-      </w:r>
-    </w:p>
-    <w:p>
-      <w:r>
-        <w:t xml:space="preserve">   - Supervisor: moderar operações ou conteúdos autorizados, sem promover administradores nem acessar dados sem necessidade.</w:t>
-      </w:r>
-    </w:p>
-    <w:p>
-      <w:r>
-        <w:t xml:space="preserve">   - Administrador: administrar o sistema e os perfis autorizados, com controles de segurança.</w:t>
-      </w:r>
-    </w:p>
-    <w:p>
-      <w:r>
-        <w:t xml:space="preserve">   - Visitante e lojista: manter como atores adicionais se existirem no produto; não substituem os três níveis exigidos.</w:t>
-      </w:r>
-    </w:p>
-    <w:p>
-      <w:r>
-        <w:t>3. Definir como os papéis são atribuídos, alterados e auditados. Usuário comum não pode se promover no cadastro nem enviando uma requisição modificada.</w:t>
-      </w:r>
-    </w:p>
-    <w:p>
-      <w:r>
-        <w:t>4. Criar contratos para a Pessoa 1: operações, dados de entrada/saída, estados e erros.</w:t>
-      </w:r>
-    </w:p>
-    <w:p>
-      <w:r>
-        <w:t>5. Implementar verificações de autenticação, autorização, propriedade dos registros e validação de entrada em todos os pontos relevantes.</w:t>
-      </w:r>
-    </w:p>
-    <w:p>
-      <w:r>
-        <w:t>6. Revisar atalhos de demonstração e privilégios baseados em e-mail ou estado do navegador. Separar demonstração de ambiente real e eliminar caminhos de escalada indevida.</w:t>
-      </w:r>
-    </w:p>
-    <w:p>
-      <w:r>
-        <w:t>7. Criar migrações incrementais, dados fictícios de teste quando necessários e instruções de aplicação. Não editar silenciosamente uma migração já aplicada para esconder mudanças.</w:t>
-      </w:r>
-    </w:p>
-    <w:p>
-      <w:r>
-        <w:t>8. Distinguir pedido registrado de pagamento real. Não afirmar integração financeira, custódia ou PIX real sem evidência técnica.</w:t>
-      </w:r>
-    </w:p>
-    <w:p>
-      <w:r>
-        <w:t xml:space="preserve">9. Revisar </w:t>
+        <w:t>Contrato é a única combinação entre frentes.</w:t>
+      </w:r>
+      <w:r>
+        <w:t xml:space="preserve"> O contrato do próprio escopo é publicado em </w:t>
       </w:r>
       <w:r>
         <w:rPr>
-          <w:rFonts w:ascii="Consolas" w:hAnsi="Consolas"/>
-          <w:sz w:val="18"/>
+          <w:rFonts w:ascii="Consolas" w:hAnsi="Consolas" w:eastAsia="Consolas"/>
+        </w:rPr>
+        <w:t>docs/etapa-5/contratos/</w:t>
+      </w:r>
+      <w:r>
+        <w:t xml:space="preserve"> e em </w:t>
+      </w:r>
+      <w:r>
+        <w:rPr>
+          <w:rFonts w:ascii="Consolas" w:hAnsi="Consolas" w:eastAsia="Consolas"/>
+        </w:rPr>
+        <w:t>lib/types.ts</w:t>
+      </w:r>
+      <w:r>
+        <w:t>/</w:t>
+      </w:r>
+      <w:r>
+        <w:rPr>
+          <w:rFonts w:ascii="Consolas" w:hAnsi="Consolas" w:eastAsia="Consolas"/>
+        </w:rPr>
+        <w:t>lib/schemas/</w:t>
+      </w:r>
+      <w:r>
+        <w:t xml:space="preserve"> antes da implementação. Mudanças de contrato são aditivas e registradas com data; quem consome lê a versão publicada, sem reunião obrigatória.</w:t>
+      </w:r>
+    </w:p>
+    <w:p>
+      <w:r>
+        <w:t xml:space="preserve">5. </w:t>
+      </w:r>
+      <w:r>
+        <w:rPr>
+          <w:b/>
+        </w:rPr>
+        <w:t>Mapa de propriedade de arquivos.</w:t>
+      </w:r>
+      <w:r>
+        <w:t xml:space="preserve"> Cada arquivo tem um guardião declarado. Quem não é guardião pode fazer mudança aditiva e pequena no seu próprio PR, sem autorização prévia; o guardião ajusta depois, se necessário. Não editar o mesmo arquivo em duas frentes ao mesmo tempo.</w:t>
+      </w:r>
+    </w:p>
+    <w:p>
+      <w:r>
+        <w:t xml:space="preserve">6. </w:t>
+      </w:r>
+      <w:r>
+        <w:rPr>
+          <w:b/>
+        </w:rPr>
+        <w:t>Verificação individual.</w:t>
+      </w:r>
+      <w:r>
+        <w:t xml:space="preserve"> Cada frente roda suas verificações e registra comando, resultado e limitação em </w:t>
+      </w:r>
+      <w:r>
+        <w:rPr>
+          <w:rFonts w:ascii="Consolas" w:hAnsi="Consolas" w:eastAsia="Consolas"/>
+        </w:rPr>
+        <w:t>docs/etapa-5/pessoa-N/</w:t>
+      </w:r>
+      <w:r>
+        <w:t>. Falha anterior não impede avanço; precisa ser registrada.</w:t>
+      </w:r>
+    </w:p>
+    <w:p>
+      <w:r>
+        <w:t xml:space="preserve">7. </w:t>
+      </w:r>
+      <w:r>
+        <w:rPr>
+          <w:b/>
+        </w:rPr>
+        <w:t>Revisão cruzada é opcional.</w:t>
+      </w:r>
+      <w:r>
+        <w:t xml:space="preserve"> Quando acontecer, vira registro no repositório. Não é condição para concluir nem portão para publicar.</w:t>
+      </w:r>
+    </w:p>
+    <w:p>
+      <w:r>
+        <w:t xml:space="preserve">8. </w:t>
+      </w:r>
+      <w:r>
+        <w:rPr>
+          <w:b/>
+        </w:rPr>
+        <w:t>Merge é ato de liberação, não de dependência.</w:t>
+      </w:r>
+      <w:r>
+        <w:t xml:space="preserve"> Push na branch da sessão é livre, com autorização da equipe. O merge na </w:t>
+      </w:r>
+      <w:r>
+        <w:rPr>
+          <w:rFonts w:ascii="Consolas" w:hAnsi="Consolas" w:eastAsia="Consolas"/>
+        </w:rPr>
+        <w:t>main</w:t>
+      </w:r>
+      <w:r>
+        <w:t xml:space="preserve"> é uma liberação única, feita quando a versão estiver verificada, e não é pré-requisito para nenhuma frente terminar sua função.</w:t>
+      </w:r>
+    </w:p>
+    <w:p>
+      <w:r>
+        <w:t xml:space="preserve">9. </w:t>
+      </w:r>
+      <w:r>
+        <w:rPr>
+          <w:b/>
+        </w:rPr>
+        <w:t>Conflito se resolve por contrato, CI e conversa curta</w:t>
+      </w:r>
+      <w:r>
+        <w:t xml:space="preserve"> — nunca parando a outra frente.</w:t>
+      </w:r>
+    </w:p>
+    <w:p>
+      <w:r>
+        <w:t xml:space="preserve">10. </w:t>
+      </w:r>
+      <w:r>
+        <w:rPr>
+          <w:b/>
+        </w:rPr>
+        <w:t>Ninguém presume o estado da outra sessão.</w:t>
+      </w:r>
+      <w:r>
+        <w:t xml:space="preserve"> Antes de cada rodada, cada frente confere no repositório a versão realmente disponível e não trata mudanças de outra conversa como sincronizadas.</w:t>
+      </w:r>
+    </w:p>
+    <w:p>
+      <w:pPr>
+        <w:pStyle w:val="Heading2"/>
+      </w:pPr>
+      <w:r>
+        <w:t>3.3 Uso responsável da IA</w:t>
+      </w:r>
+    </w:p>
+    <w:p>
+      <w:pPr>
+        <w:pStyle w:val="ListBullet"/>
+      </w:pPr>
+      <w:r>
+        <w:t>Anexar o enunciado, o PDF e o modelo do TCC quando disponíveis.</w:t>
+      </w:r>
+    </w:p>
+    <w:p>
+      <w:pPr>
+        <w:pStyle w:val="ListBullet"/>
+      </w:pPr>
+      <w:r>
+        <w:t>Não enviar senhas, tokens ou chaves privadas. Usar o mecanismo seguro de configuração do ambiente; não colar segredos no chat, nos documentos ou no Git.</w:t>
+      </w:r>
+    </w:p>
+    <w:p>
+      <w:pPr>
+        <w:pStyle w:val="ListBullet"/>
+      </w:pPr>
+      <w:r>
+        <w:t>Não executar migração, seed, limpeza ou testes destrutivos em produção sem autorização explícita. Preferir banco isolado de testes e backup.</w:t>
+      </w:r>
+    </w:p>
+    <w:p>
+      <w:pPr>
+        <w:pStyle w:val="ListBullet"/>
+      </w:pPr>
+      <w:r>
+        <w:t>Não inventar resultados, referências bibliográficas, reuniões, nomes, aprovação de usuários ou links publicados.</w:t>
+      </w:r>
+    </w:p>
+    <w:p>
+      <w:pPr>
+        <w:pStyle w:val="ListBullet"/>
+      </w:pPr>
+      <w:r>
+        <w:t>Identificar claramente protótipos, simulações e funções não integradas.</w:t>
+      </w:r>
+    </w:p>
+    <w:p>
+      <w:pPr>
+        <w:pStyle w:val="ListBullet"/>
+      </w:pPr>
+      <w:r>
+        <w:t>A equipe deve revisar autoria, fontes e eventual declaração de uso de IA conforme as regras da instituição.</w:t>
+      </w:r>
+    </w:p>
+    <w:p>
+      <w:pPr>
+        <w:pStyle w:val="ListBullet"/>
+      </w:pPr>
+      <w:r>
+        <w:t>O Arena pode gerar arquivos e instruções, mas permissões de publicação, acesso às contas, reuniões reais e validação com o professor dependem de pessoas.</w:t>
+      </w:r>
+    </w:p>
+    <w:p>
+      <w:pPr>
+        <w:pStyle w:val="Heading2"/>
+      </w:pPr>
+      <w:r>
+        <w:t>3.4 Cabeçalho comum — colar antes do prompt de cada pessoa</w:t>
+      </w:r>
+    </w:p>
+    <w:p>
+      <w:pPr>
+        <w:pStyle w:val="Prompt"/>
+        <w:shd w:val="clear" w:color="auto" w:fill="F0F4F6"/>
+      </w:pPr>
+      <w:r>
+        <w:t>Você está auxiliando a equipe do CoreMotion na Etapa 5 do TCC.</w:t>
+      </w:r>
+    </w:p>
+    <w:p>
+      <w:pPr>
+        <w:pStyle w:val="Prompt"/>
+        <w:shd w:val="clear" w:color="auto" w:fill="F0F4F6"/>
+      </w:pPr>
+      <w:r>
+        <w:t>Leia docs/etapa-5/DOCUMENTO-FINAL-DE-EXECUCAO.md, o enunciado e o modelo em</w:t>
+      </w:r>
+    </w:p>
+    <w:p>
+      <w:pPr>
+        <w:pStyle w:val="Prompt"/>
+        <w:shd w:val="clear" w:color="auto" w:fill="F0F4F6"/>
+      </w:pPr>
+      <w:r>
+        <w:t>docs/etapa-5/referencias/Modelo-de-TCC.docx.pdf. Consulte também</w:t>
+      </w:r>
+    </w:p>
+    <w:p>
+      <w:pPr>
+        <w:pStyle w:val="Prompt"/>
+        <w:shd w:val="clear" w:color="auto" w:fill="F0F4F6"/>
+      </w:pPr>
+      <w:r>
+        <w:t>docs/etapa-5/referencias/LEITURA-DO-MODELO.md e os contratos em docs/etapa-5/contratos/.</w:t>
+      </w:r>
+    </w:p>
+    <w:p>
+      <w:pPr>
+        <w:pStyle w:val="Prompt"/>
+        <w:shd w:val="clear" w:color="auto" w:fill="F0F4F6"/>
+      </w:pPr>
+      <w:r>
+        <w:t>Trabalhe no repositório e na branch permitida pela sessão Arena, sem trocar de branch.</w:t>
+      </w:r>
+    </w:p>
+    <w:p>
+      <w:pPr>
+        <w:pStyle w:val="Prompt"/>
+        <w:shd w:val="clear" w:color="auto" w:fill="F0F4F6"/>
+      </w:pPr>
+      <w:r>
+        <w:t>Inspecione o código real antes de fazer afirmações. Diferencie implementado, demonstrativo,</w:t>
+      </w:r>
+    </w:p>
+    <w:p>
+      <w:pPr>
+        <w:pStyle w:val="Prompt"/>
+        <w:shd w:val="clear" w:color="auto" w:fill="F0F4F6"/>
+      </w:pPr>
+      <w:r>
+        <w:t>pendente e não verificado. Não invente fontes, testes, imagens, reuniões ou links.</w:t>
+      </w:r>
+    </w:p>
+    <w:p>
+      <w:pPr>
+        <w:pStyle w:val="Prompt"/>
+        <w:shd w:val="clear" w:color="auto" w:fill="F0F4F6"/>
+      </w:pPr>
+      <w:r>
+        <w:t>Trabalhe apenas no escopo da sua frente. Antes de editar, declare os arquivos que ela possui,</w:t>
+      </w:r>
+    </w:p>
+    <w:p>
+      <w:pPr>
+        <w:pStyle w:val="Prompt"/>
+        <w:shd w:val="clear" w:color="auto" w:fill="F0F4F6"/>
+      </w:pPr>
+      <w:r>
+        <w:t>os contratos de interface que consome e eventuais mudanças aditivas em arquivos de outra frente.</w:t>
+      </w:r>
+    </w:p>
+    <w:p>
+      <w:pPr>
+        <w:pStyle w:val="Prompt"/>
+        <w:shd w:val="clear" w:color="auto" w:fill="F0F4F6"/>
+      </w:pPr>
+      <w:r>
+        <w:t>Não exponha segredos, não altere produção e não publique nem faça merge sem autorização.</w:t>
+      </w:r>
+    </w:p>
+    <w:p>
+      <w:pPr>
+        <w:pStyle w:val="Prompt"/>
+        <w:shd w:val="clear" w:color="auto" w:fill="F0F4F6"/>
+      </w:pPr>
+      <w:r>
+        <w:t>Preserve a arquitetura existente e aproveite os diagramas e scripts já disponíveis.</w:t>
+      </w:r>
+    </w:p>
+    <w:p>
+      <w:pPr>
+        <w:pStyle w:val="Prompt"/>
+        <w:shd w:val="clear" w:color="auto" w:fill="F0F4F6"/>
+      </w:pPr>
+      <w:r>
+        <w:t>Quando algo depender de acesso, decisão ou documento ausente, registre o bloqueio.</w:t>
+      </w:r>
+    </w:p>
+    <w:p>
+      <w:pPr>
+        <w:pStyle w:val="Prompt"/>
+        <w:shd w:val="clear" w:color="auto" w:fill="F0F4F6"/>
+      </w:pPr>
+      <w:r>
+        <w:t>Ao concluir, informe arquivos alterados, verificações executadas, resultado e pendências.</w:t>
+      </w:r>
+    </w:p>
+    <w:p>
+      <w:pPr>
+        <w:pStyle w:val="Prompt"/>
+        <w:shd w:val="clear" w:color="auto" w:fill="F0F4F6"/>
+      </w:pPr>
+      <w:r>
+        <w:t>Minha função é a Pessoa [1, 2, 3 ou 4]. Meu nome é [nome].</w:t>
+      </w:r>
+    </w:p>
+    <w:p>
+      <w:r>
+        <w:t>Substituir os campos entre colchetes antes de enviar. Cada prompt abaixo é autossuficiente: executar a rodada, registrar a evidência e seguir sem esperar outra frente.</w:t>
+      </w:r>
+    </w:p>
+    <w:p>
+      <w:pPr>
+        <w:pStyle w:val="Heading1"/>
+      </w:pPr>
+      <w:r>
+        <w:t>4. Pessoa 1 — Identidade, acesso e administração</w:t>
+      </w:r>
+    </w:p>
+    <w:p>
+      <w:pPr>
+        <w:pStyle w:val="Heading2"/>
+      </w:pPr>
+      <w:r>
+        <w:t>Objetivo</w:t>
+      </w:r>
+    </w:p>
+    <w:p>
+      <w:r>
+        <w:t>Entregar a hierarquia Administrador → Supervisor → Usuário funcionando de ponta a ponta — tela, servidor e banco — com autenticação real, sessão validada no servidor e painel administrativo com permissões aplicadas. Nenhuma etapa depende da frente de catálogo.</w:t>
+      </w:r>
+    </w:p>
+    <w:p>
+      <w:pPr>
+        <w:pStyle w:val="Heading2"/>
+      </w:pPr>
+      <w:r>
+        <w:t>Escopo completo</w:t>
+      </w:r>
+    </w:p>
+    <w:p>
+      <w:pPr>
+        <w:pStyle w:val="ListBullet"/>
+      </w:pPr>
+      <w:r>
+        <w:rPr>
+          <w:b/>
+        </w:rPr>
+        <w:t>Interface:</w:t>
+      </w:r>
+      <w:r>
+        <w:t xml:space="preserve"> cadastro, login, recuperação de senha, sessão, menu por papel, painel administrativo e estados de acesso negado.</w:t>
+      </w:r>
+    </w:p>
+    <w:p>
+      <w:pPr>
+        <w:pStyle w:val="ListBullet"/>
+      </w:pPr>
+      <w:r>
+        <w:rPr>
+          <w:b/>
+        </w:rPr>
+        <w:t>Servidor:</w:t>
+      </w:r>
+      <w:r>
+        <w:t xml:space="preserve"> rotas e Server Actions de autenticação e usuários, verificação de sessão, validação de entrada e registro de auditoria.</w:t>
+      </w:r>
+    </w:p>
+    <w:p>
+      <w:pPr>
+        <w:pStyle w:val="ListBullet"/>
+      </w:pPr>
+      <w:r>
+        <w:rPr>
+          <w:b/>
+        </w:rPr>
+        <w:t>Dados:</w:t>
+      </w:r>
+      <w:r>
+        <w:t xml:space="preserve"> migrações incrementais, políticas RLS, definição dos três papéis, scripts de banco e remoção de credenciais do repositório.</w:t>
+      </w:r>
+    </w:p>
+    <w:p>
+      <w:pPr>
+        <w:pStyle w:val="Heading2"/>
+      </w:pPr>
+      <w:r>
+        <w:t>Tarefas</w:t>
+      </w:r>
+    </w:p>
+    <w:p>
+      <w:r>
+        <w:t>1. Remover credenciais e fallbacks secretos do código e do bundle do cliente; exigir configuração por variáveis de ambiente.</w:t>
+      </w:r>
+    </w:p>
+    <w:p>
+      <w:r>
+        <w:t>2. Implementar sessão no servidor (cookie httpOnly) e um único helper de verificação usado por todas as rotas e actions do escopo.</w:t>
+      </w:r>
+    </w:p>
+    <w:p>
+      <w:r>
+        <w:t xml:space="preserve">3. Definir os papéis Administrador, Supervisor e Usuário em </w:t>
+      </w:r>
+      <w:r>
+        <w:rPr>
+          <w:rFonts w:ascii="Consolas" w:hAnsi="Consolas" w:eastAsia="Consolas"/>
+        </w:rPr>
+        <w:t>lib/types.ts</w:t>
+      </w:r>
+      <w:r>
+        <w:t xml:space="preserve"> e no banco; manter lojista como vínculo de negócio, não como nível de acesso.</w:t>
+      </w:r>
+    </w:p>
+    <w:p>
+      <w:r>
+        <w:t xml:space="preserve">4. Publicar </w:t>
+      </w:r>
+      <w:r>
+        <w:rPr>
+          <w:rFonts w:ascii="Consolas" w:hAnsi="Consolas" w:eastAsia="Consolas"/>
+        </w:rPr>
+        <w:t>docs/etapa-5/contratos/matriz-permissoes.md</w:t>
+      </w:r>
+      <w:r>
+        <w:t xml:space="preserve"> com capacidades, invariantes e decisões registradas.</w:t>
+      </w:r>
+    </w:p>
+    <w:p>
+      <w:r>
+        <w:t xml:space="preserve">5. Impedir autopromoção: cadastro sempre cria </w:t>
+      </w:r>
+      <w:r>
+        <w:rPr>
+          <w:rFonts w:ascii="Consolas" w:hAnsi="Consolas" w:eastAsia="Consolas"/>
+        </w:rPr>
+        <w:t>user</w:t>
+      </w:r>
+      <w:r>
+        <w:t xml:space="preserve">; nenhum </w:t>
+      </w:r>
+      <w:r>
+        <w:rPr>
+          <w:rFonts w:ascii="Consolas" w:hAnsi="Consolas" w:eastAsia="Consolas"/>
+        </w:rPr>
+        <w:t>role</w:t>
+      </w:r>
+      <w:r>
+        <w:t xml:space="preserve">, </w:t>
+      </w:r>
+      <w:r>
+        <w:rPr>
+          <w:rFonts w:ascii="Consolas" w:hAnsi="Consolas" w:eastAsia="Consolas"/>
+        </w:rPr>
+        <w:t>userId</w:t>
+      </w:r>
+      <w:r>
+        <w:t xml:space="preserve"> ou </w:t>
+      </w:r>
+      <w:r>
+        <w:rPr>
+          <w:rFonts w:ascii="Consolas" w:hAnsi="Consolas" w:eastAsia="Consolas"/>
+        </w:rPr>
+        <w:t>seller_id</w:t>
+      </w:r>
+      <w:r>
+        <w:t xml:space="preserve"> do cliente é aceito; RLS com trava de coluna.</w:t>
+      </w:r>
+    </w:p>
+    <w:p>
+      <w:r>
+        <w:t>6. Remover privilégio por e-mail, prefixo ou lista fixa de administradores, inclusive do bundle e do SQL.</w:t>
+      </w:r>
+    </w:p>
+    <w:p>
+      <w:r>
+        <w:t>7. Ligar o painel administrativo a endpoints reais: criar, promover, banir, desbanir e excluir com autorização e auditoria.</w:t>
+      </w:r>
+    </w:p>
+    <w:p>
+      <w:r>
+        <w:t>8. Eliminar o login de demonstração e a troca de papel pelo menu; se houver modo demonstrativo, isolá-lo por flag e rotulá-lo.</w:t>
+      </w:r>
+    </w:p>
+    <w:p>
+      <w:r>
+        <w:t>9. Criar migrações incrementais, script de recriação do banco e documentação de aplicação e reversão.</w:t>
+      </w:r>
+    </w:p>
+    <w:p>
+      <w:r>
+        <w:t>10. Escrever testes positivos e negativos do escopo e registrar resultados reais.</w:t>
+      </w:r>
+    </w:p>
+    <w:p>
+      <w:pPr>
+        <w:pStyle w:val="Heading2"/>
+      </w:pPr>
+      <w:r>
+        <w:t>Arquivos que a frente possui</w:t>
+      </w:r>
+    </w:p>
+    <w:p>
+      <w:r>
+        <w:rPr>
+          <w:rFonts w:ascii="Consolas" w:hAnsi="Consolas" w:eastAsia="Consolas"/>
+        </w:rPr>
+        <w:t>app/api/users/</w:t>
+      </w:r>
+      <w:r>
+        <w:t xml:space="preserve">, </w:t>
+      </w:r>
+      <w:r>
+        <w:rPr>
+          <w:rFonts w:ascii="Consolas" w:hAnsi="Consolas" w:eastAsia="Consolas"/>
+        </w:rPr>
+        <w:t>app/api/auth/</w:t>
+      </w:r>
+      <w:r>
+        <w:t xml:space="preserve">, </w:t>
+      </w:r>
+      <w:r>
+        <w:rPr>
+          <w:rFonts w:ascii="Consolas" w:hAnsi="Consolas" w:eastAsia="Consolas"/>
+        </w:rPr>
+        <w:t>app/actions/auth.ts</w:t>
+      </w:r>
+      <w:r>
+        <w:t xml:space="preserve">, </w:t>
+      </w:r>
+      <w:r>
+        <w:rPr>
+          <w:rFonts w:ascii="Consolas" w:hAnsi="Consolas" w:eastAsia="Consolas"/>
+        </w:rPr>
+        <w:t>services/auth.ts</w:t>
+      </w:r>
+      <w:r>
+        <w:t xml:space="preserve">, </w:t>
+      </w:r>
+      <w:r>
+        <w:rPr>
+          <w:rFonts w:ascii="Consolas" w:hAnsi="Consolas" w:eastAsia="Consolas"/>
+        </w:rPr>
+        <w:t>services/authService.ts</w:t>
+      </w:r>
+      <w:r>
+        <w:t xml:space="preserve">, </w:t>
+      </w:r>
+      <w:r>
+        <w:rPr>
+          <w:rFonts w:ascii="Consolas" w:hAnsi="Consolas" w:eastAsia="Consolas"/>
+        </w:rPr>
+        <w:t>services/supabaseClient.ts</w:t>
+      </w:r>
+      <w:r>
+        <w:t xml:space="preserve">, </w:t>
+      </w:r>
+      <w:r>
+        <w:rPr>
+          <w:rFonts w:ascii="Consolas" w:hAnsi="Consolas" w:eastAsia="Consolas"/>
+        </w:rPr>
+        <w:t>lib/store.tsx</w:t>
+      </w:r>
+      <w:r>
+        <w:t xml:space="preserve">, </w:t>
+      </w:r>
+      <w:r>
+        <w:rPr>
+          <w:rFonts w:ascii="Consolas" w:hAnsi="Consolas" w:eastAsia="Consolas"/>
+        </w:rPr>
+        <w:t>lib/types.ts</w:t>
+      </w:r>
+      <w:r>
+        <w:t xml:space="preserve">, </w:t>
+      </w:r>
+      <w:r>
+        <w:rPr>
+          <w:rFonts w:ascii="Consolas" w:hAnsi="Consolas" w:eastAsia="Consolas"/>
+        </w:rPr>
+        <w:t>lib/db.ts</w:t>
+      </w:r>
+      <w:r>
+        <w:t xml:space="preserve">, </w:t>
+      </w:r>
+      <w:r>
+        <w:rPr>
+          <w:rFonts w:ascii="Consolas" w:hAnsi="Consolas" w:eastAsia="Consolas"/>
+        </w:rPr>
+        <w:t>lib/supabase.ts</w:t>
+      </w:r>
+      <w:r>
+        <w:t xml:space="preserve">, </w:t>
+      </w:r>
+      <w:r>
+        <w:rPr>
+          <w:rFonts w:ascii="Consolas" w:hAnsi="Consolas" w:eastAsia="Consolas"/>
+        </w:rPr>
+        <w:t>middleware.ts</w:t>
+      </w:r>
+      <w:r>
+        <w:t xml:space="preserve">, </w:t>
+      </w:r>
+      <w:r>
+        <w:rPr>
+          <w:rFonts w:ascii="Consolas" w:hAnsi="Consolas" w:eastAsia="Consolas"/>
+        </w:rPr>
+        <w:t>supabase/migrations/</w:t>
+      </w:r>
+      <w:r>
+        <w:t xml:space="preserve">, </w:t>
+      </w:r>
+      <w:r>
+        <w:rPr>
+          <w:rFonts w:ascii="Consolas" w:hAnsi="Consolas" w:eastAsia="Consolas"/>
+        </w:rPr>
+        <w:t>components/AuthModal.tsx</w:t>
+      </w:r>
+      <w:r>
+        <w:t xml:space="preserve">, </w:t>
+      </w:r>
+      <w:r>
+        <w:rPr>
+          <w:rFonts w:ascii="Consolas" w:hAnsi="Consolas" w:eastAsia="Consolas"/>
+        </w:rPr>
+        <w:t>components/admin/</w:t>
+      </w:r>
+      <w:r>
+        <w:t xml:space="preserve">, </w:t>
+      </w:r>
+      <w:r>
+        <w:rPr>
+          <w:rFonts w:ascii="Consolas" w:hAnsi="Consolas" w:eastAsia="Consolas"/>
+        </w:rPr>
+        <w:t>components/AdminDashboard.tsx</w:t>
+      </w:r>
+      <w:r>
+        <w:t xml:space="preserve">, </w:t>
+      </w:r>
+      <w:r>
+        <w:rPr>
+          <w:rFonts w:ascii="Consolas" w:hAnsi="Consolas" w:eastAsia="Consolas"/>
+        </w:rPr>
+        <w:t>docs/etapa-5/contratos/matriz-permissoes.md</w:t>
+      </w:r>
+      <w:r>
+        <w:t>.</w:t>
+      </w:r>
+    </w:p>
+    <w:p>
+      <w:pPr>
+        <w:pStyle w:val="Heading2"/>
+      </w:pPr>
+      <w:r>
+        <w:t>Critérios de conclusão</w:t>
+      </w:r>
+    </w:p>
+    <w:p>
+      <w:r>
+        <w:t>☐ Os três níveis exigidos existem e são aplicados no servidor e no banco.</w:t>
+      </w:r>
+    </w:p>
+    <w:p>
+      <w:r>
+        <w:t>☐ Acesso direto à API não contorna a hierarquia; anônimo recebe 401 e sem permissão recebe 403.</w:t>
+      </w:r>
+    </w:p>
+    <w:p>
+      <w:r>
+        <w:t xml:space="preserve">☐ Alterar navegador, </w:t>
+      </w:r>
+      <w:r>
+        <w:rPr>
+          <w:rFonts w:ascii="Consolas" w:hAnsi="Consolas" w:eastAsia="Consolas"/>
+        </w:rPr>
+        <w:t>localStorage</w:t>
+      </w:r>
+      <w:r>
+        <w:t xml:space="preserve"> ou corpo da requisição não promove ninguém.</w:t>
+      </w:r>
+    </w:p>
+    <w:p>
+      <w:r>
+        <w:t>☐ Nenhuma credencial ou privilégio por e-mail permanece no código ou no bundle.</w:t>
+      </w:r>
+    </w:p>
+    <w:p>
+      <w:r>
+        <w:t>☐ Painel administrativo persiste após recarregar e registra quem executou cada ação sensível.</w:t>
+      </w:r>
+    </w:p>
+    <w:p>
+      <w:r>
+        <w:t>☐ Banco de teste pode ser recriado pelos scripts documentados, com plano de reversão.</w:t>
+      </w:r>
+    </w:p>
+    <w:p>
+      <w:r>
+        <w:t>☐ Verificações e testes do escopo registrados, com o que não foi possível verificar marcado como pendente.</w:t>
+      </w:r>
+    </w:p>
+    <w:p>
+      <w:pPr>
+        <w:pStyle w:val="Heading2"/>
+      </w:pPr>
+      <w:r>
+        <w:t>Prompt 1A — Auditoria de identidade e acesso</w:t>
+      </w:r>
+    </w:p>
+    <w:p>
+      <w:pPr>
+        <w:pStyle w:val="Prompt"/>
+        <w:shd w:val="clear" w:color="auto" w:fill="F0F4F6"/>
+      </w:pPr>
+      <w:r>
+        <w:t>Sou a Pessoa 1, responsável por identidade, acesso e administração.</w:t>
+      </w:r>
+    </w:p>
+    <w:p>
+      <w:pPr>
+        <w:pStyle w:val="Prompt"/>
+        <w:shd w:val="clear" w:color="auto" w:fill="F0F4F6"/>
+      </w:pPr>
+      <w:r>
+        <w:t>Audite somente o meu escopo, sem alterar arquivos nesta rodada: autenticação, sessão,</w:t>
+      </w:r>
+    </w:p>
+    <w:p>
+      <w:pPr>
+        <w:pStyle w:val="Prompt"/>
+        <w:shd w:val="clear" w:color="auto" w:fill="F0F4F6"/>
+      </w:pPr>
+      <w:r>
+        <w:t>rotas e actions de usuários, painel administrativo, RLS, migrações e segredos.</w:t>
+      </w:r>
+    </w:p>
+    <w:p>
+      <w:pPr>
+        <w:pStyle w:val="Prompt"/>
+        <w:shd w:val="clear" w:color="auto" w:fill="F0F4F6"/>
+      </w:pPr>
+      <w:r>
+        <w:t>Confirme no código o que é real, o que é demonstrativo e o que está ausente.</w:t>
+      </w:r>
+    </w:p>
+    <w:p>
+      <w:pPr>
+        <w:pStyle w:val="Prompt"/>
+        <w:shd w:val="clear" w:color="auto" w:fill="F0F4F6"/>
+      </w:pPr>
+      <w:r>
+        <w:t>Verifique especificamente: login que aceita senha inválida, autopromoção por metadado,</w:t>
+      </w:r>
+    </w:p>
+    <w:p>
+      <w:pPr>
+        <w:pStyle w:val="Prompt"/>
+        <w:shd w:val="clear" w:color="auto" w:fill="F0F4F6"/>
+      </w:pPr>
+      <w:r>
+        <w:t>privilégio por e-mail ou prefixo, rotas administrativas sem sessão, credenciais no bundle</w:t>
+      </w:r>
+    </w:p>
+    <w:p>
+      <w:pPr>
+        <w:pStyle w:val="Prompt"/>
+        <w:shd w:val="clear" w:color="auto" w:fill="F0F4F6"/>
+      </w:pPr>
+      <w:r>
+        <w:t>e ausência do papel Supervisor.</w:t>
+      </w:r>
+    </w:p>
+    <w:p>
+      <w:pPr>
+        <w:pStyle w:val="Prompt"/>
+        <w:shd w:val="clear" w:color="auto" w:fill="F0F4F6"/>
+      </w:pPr>
+      <w:r>
+        <w:t>Crie docs/etapa-5/pessoa-1/auditoria-identidade.md com problema, evidência por arquivo e linha,</w:t>
+      </w:r>
+    </w:p>
+    <w:p>
+      <w:pPr>
+        <w:pStyle w:val="Prompt"/>
+        <w:shd w:val="clear" w:color="auto" w:fill="F0F4F6"/>
+      </w:pPr>
+      <w:r>
+        <w:t>impacto, prioridade, critério de aceite e dependência de contrato (não de pessoa).</w:t>
+      </w:r>
+    </w:p>
+    <w:p>
+      <w:pPr>
+        <w:pStyle w:val="Prompt"/>
+        <w:shd w:val="clear" w:color="auto" w:fill="F0F4F6"/>
+      </w:pPr>
+      <w:r>
+        <w:t>Proponha lotes pequenos e verificáveis e aguarde minha aprovação para implementar.</w:t>
+      </w:r>
+    </w:p>
+    <w:p>
+      <w:pPr>
+        <w:pStyle w:val="Heading2"/>
+      </w:pPr>
+      <w:r>
+        <w:t>Prompt 1B — Implementação do lote aprovado</w:t>
+      </w:r>
+    </w:p>
+    <w:p>
+      <w:pPr>
+        <w:pStyle w:val="Prompt"/>
+        <w:shd w:val="clear" w:color="auto" w:fill="F0F4F6"/>
+      </w:pPr>
+      <w:r>
+        <w:t>Implemente somente o lote aprovado em docs/etapa-5/pessoa-1/auditoria-identidade.md.</w:t>
+      </w:r>
+    </w:p>
+    <w:p>
+      <w:pPr>
+        <w:pStyle w:val="Prompt"/>
+        <w:shd w:val="clear" w:color="auto" w:fill="F0F4F6"/>
+      </w:pPr>
+      <w:r>
+        <w:t>Aplique a matriz de permissões do meu escopo no servidor e no banco, sem confiar em papel,</w:t>
+      </w:r>
+    </w:p>
+    <w:p>
+      <w:pPr>
+        <w:pStyle w:val="Prompt"/>
+        <w:shd w:val="clear" w:color="auto" w:fill="F0F4F6"/>
+      </w:pPr>
+      <w:r>
+        <w:t>userId ou indicador de admin enviado pelo navegador.</w:t>
+      </w:r>
+    </w:p>
+    <w:p>
+      <w:pPr>
+        <w:pStyle w:val="Prompt"/>
+        <w:shd w:val="clear" w:color="auto" w:fill="F0F4F6"/>
+      </w:pPr>
+      <w:r>
+        <w:t>Remova privilégios por e-mail/prefixo, impeça autopromoção e separe demonstração do ambiente real.</w:t>
+      </w:r>
+    </w:p>
+    <w:p>
+      <w:pPr>
+        <w:pStyle w:val="Prompt"/>
+        <w:shd w:val="clear" w:color="auto" w:fill="F0F4F6"/>
+      </w:pPr>
+      <w:r>
+        <w:t>Versione mudanças SQL em migrações incrementais, atualize tipos e contratos de forma aditiva e</w:t>
+      </w:r>
+    </w:p>
+    <w:p>
+      <w:pPr>
+        <w:pStyle w:val="Prompt"/>
+        <w:shd w:val="clear" w:color="auto" w:fill="F0F4F6"/>
+      </w:pPr>
+      <w:r>
+        <w:t>não edite arquivos de outra frente sem registrar a mudança como aditiva.</w:t>
+      </w:r>
+    </w:p>
+    <w:p>
+      <w:pPr>
+        <w:pStyle w:val="Prompt"/>
+        <w:shd w:val="clear" w:color="auto" w:fill="F0F4F6"/>
+      </w:pPr>
+      <w:r>
+        <w:t>Não use chave privilegiada no cliente nem execute migração em produção.</w:t>
+      </w:r>
+    </w:p>
+    <w:p>
+      <w:pPr>
+        <w:pStyle w:val="Prompt"/>
+        <w:shd w:val="clear" w:color="auto" w:fill="F0F4F6"/>
+      </w:pPr>
+      <w:r>
+        <w:t>Inclua testes positivos e negativos do escopo, execute o que for possível e registre comandos,</w:t>
+      </w:r>
+    </w:p>
+    <w:p>
+      <w:pPr>
+        <w:pStyle w:val="Prompt"/>
+        <w:shd w:val="clear" w:color="auto" w:fill="F0F4F6"/>
+      </w:pPr>
+      <w:r>
+        <w:t>resultados reais, limitações e reversão em docs/etapa-5/pessoa-1/registro-implementacao.md.</w:t>
+      </w:r>
+    </w:p>
+    <w:p>
+      <w:pPr>
+        <w:pStyle w:val="Prompt"/>
+        <w:shd w:val="clear" w:color="auto" w:fill="F0F4F6"/>
+      </w:pPr>
+      <w:r>
+        <w:t>Não declare segurança validada sem evidência dos testes correspondentes.</w:t>
+      </w:r>
+    </w:p>
+    <w:p>
+      <w:pPr>
+        <w:pStyle w:val="Heading2"/>
+      </w:pPr>
+      <w:r>
+        <w:t>Prompt 1C — Verificação e publicação do contrato</w:t>
+      </w:r>
+    </w:p>
+    <w:p>
+      <w:pPr>
+        <w:pStyle w:val="Prompt"/>
+        <w:shd w:val="clear" w:color="auto" w:fill="F0F4F6"/>
+      </w:pPr>
+      <w:r>
+        <w:t>Revise o meu escopo já implementado e verifique sozinho, sem esperar outra frente:</w:t>
+      </w:r>
+    </w:p>
+    <w:p>
+      <w:pPr>
+        <w:pStyle w:val="Prompt"/>
+        <w:shd w:val="clear" w:color="auto" w:fill="F0F4F6"/>
+      </w:pPr>
+      <w:r>
+        <w:t>sessão, papéis, painel administrativo, RLS e remoção de segredos.</w:t>
+      </w:r>
+    </w:p>
+    <w:p>
+      <w:pPr>
+        <w:pStyle w:val="Prompt"/>
+        <w:shd w:val="clear" w:color="auto" w:fill="F0F4F6"/>
+      </w:pPr>
+      <w:r>
+        <w:t>Execute npm run lint, npm run type-check, npm run build e os testes do escopo.</w:t>
+      </w:r>
+    </w:p>
+    <w:p>
+      <w:pPr>
+        <w:pStyle w:val="Prompt"/>
+        <w:shd w:val="clear" w:color="auto" w:fill="F0F4F6"/>
+      </w:pPr>
+      <w:r>
+        <w:t>Atualize docs/etapa-5/contratos/matriz-permissoes.md para o comportamento realmente implementado</w:t>
+      </w:r>
+    </w:p>
+    <w:p>
+      <w:pPr>
+        <w:pStyle w:val="Prompt"/>
+        <w:shd w:val="clear" w:color="auto" w:fill="F0F4F6"/>
+      </w:pPr>
+      <w:r>
+        <w:t>e publique em docs/etapa-5/pessoa-1/estado-identidade.md o que está integrado, o que é simulado,</w:t>
+      </w:r>
+    </w:p>
+    <w:p>
+      <w:pPr>
+        <w:pStyle w:val="Prompt"/>
+        <w:shd w:val="clear" w:color="auto" w:fill="F0F4F6"/>
+      </w:pPr>
+      <w:r>
+        <w:t>o que está pendente e como outra pessoa consome o contrato sem me consultar.</w:t>
+      </w:r>
+    </w:p>
+    <w:p>
+      <w:pPr>
+        <w:pStyle w:val="Prompt"/>
+        <w:shd w:val="clear" w:color="auto" w:fill="F0F4F6"/>
+      </w:pPr>
+      <w:r>
+        <w:t>Se algo depender de banco ou acesso indisponível, registre BLOQUEADO com a instrução de reprodução.</w:t>
+      </w:r>
+    </w:p>
+    <w:p>
+      <w:pPr>
+        <w:pStyle w:val="Prompt"/>
+        <w:shd w:val="clear" w:color="auto" w:fill="F0F4F6"/>
+      </w:pPr>
+      <w:r>
+        <w:t>Não afirme conformidade de segurança sem os testes correspondentes.</w:t>
+      </w:r>
+    </w:p>
+    <w:p>
+      <w:pPr>
+        <w:pStyle w:val="Heading1"/>
+      </w:pPr>
+      <w:r>
+        <w:t>5. Pessoa 2 — Catálogo, negócio e comunidade</w:t>
+      </w:r>
+    </w:p>
+    <w:p>
+      <w:pPr>
+        <w:pStyle w:val="Heading2"/>
+      </w:pPr>
+      <w:r>
+        <w:t>Objetivo</w:t>
+      </w:r>
+    </w:p>
+    <w:p>
+      <w:r>
+        <w:t>Entregar a jornada de catálogo, compra, venda e comunidade de ponta a ponta — tela, servidor e dados — com persistência real ou estado vazio honesto, sem depender da frente de identidade para avançar.</w:t>
+      </w:r>
+    </w:p>
+    <w:p>
+      <w:pPr>
+        <w:pStyle w:val="Heading2"/>
+      </w:pPr>
+      <w:r>
+        <w:t>Escopo completo</w:t>
+      </w:r>
+    </w:p>
+    <w:p>
+      <w:pPr>
+        <w:pStyle w:val="ListBullet"/>
+      </w:pPr>
+      <w:r>
+        <w:rPr>
+          <w:b/>
+        </w:rPr>
+        <w:t>Interface:</w:t>
+      </w:r>
+      <w:r>
+        <w:t xml:space="preserve"> início, marketplace, detalhe do produto, lojas, anúncio C2C, carrinho, checkout, comunidade e treinadores.</w:t>
+      </w:r>
+    </w:p>
+    <w:p>
+      <w:pPr>
+        <w:pStyle w:val="ListBullet"/>
+      </w:pPr>
+      <w:r>
+        <w:rPr>
+          <w:b/>
+        </w:rPr>
+        <w:t>Servidor:</w:t>
+      </w:r>
+      <w:r>
+        <w:t xml:space="preserve"> rotas e actions de produtos, lojas, anúncios e pedidos; validação; cálculo de total no servidor.</w:t>
+      </w:r>
+    </w:p>
+    <w:p>
+      <w:pPr>
+        <w:pStyle w:val="ListBullet"/>
+      </w:pPr>
+      <w:r>
+        <w:rPr>
+          <w:b/>
+        </w:rPr>
+        <w:t>Dados:</w:t>
+      </w:r>
+      <w:r>
+        <w:t xml:space="preserve"> consultas do domínio, verificação de loja, pedidos e conteúdo da comunidade.</w:t>
+      </w:r>
+    </w:p>
+    <w:p>
+      <w:pPr>
+        <w:pStyle w:val="Heading2"/>
+      </w:pPr>
+      <w:r>
+        <w:t>Tarefas</w:t>
+      </w:r>
+    </w:p>
+    <w:p>
+      <w:r>
+        <w:t>1. Inventariar telas, rotas e serviços do domínio e identificar o que só altera estado local.</w:t>
+      </w:r>
+    </w:p>
+    <w:p>
+      <w:r>
+        <w:t xml:space="preserve">2. Ligar produtos, lojas e anúncios a dados persistidos; eliminar o uso de </w:t>
+      </w:r>
+      <w:r>
+        <w:rPr>
+          <w:rFonts w:ascii="Consolas" w:hAnsi="Consolas" w:eastAsia="Consolas"/>
+        </w:rPr>
+        <w:t>INITIAL_*</w:t>
+      </w:r>
+      <w:r>
+        <w:t xml:space="preserve"> como fachada em ambiente real.</w:t>
+      </w:r>
+    </w:p>
+    <w:p>
+      <w:r>
+        <w:t xml:space="preserve">3. Corrigir a solicitação de verificação de loja para gravar </w:t>
+      </w:r>
+      <w:r>
+        <w:rPr>
+          <w:rFonts w:ascii="Consolas" w:hAnsi="Consolas" w:eastAsia="Consolas"/>
+        </w:rPr>
+        <w:t>pending</w:t>
+      </w:r>
+      <w:r>
+        <w:t>, separando-a da aprovação.</w:t>
+      </w:r>
+    </w:p>
+    <w:p>
+      <w:r>
+        <w:t>4. Exigir sessão no checkout; calcular subtotal, frete e total no servidor; validar estoque.</w:t>
+      </w:r>
+    </w:p>
+    <w:p>
+      <w:r>
+        <w:t>5. Rotular pagamento e custódia como simulação enquanto não houver integração financeira real.</w:t>
+      </w:r>
+    </w:p>
+    <w:p>
+      <w:r>
+        <w:t>6. Implementar estados de carregamento, vazio, sucesso, erro e acesso negado nas telas do escopo.</w:t>
+      </w:r>
+    </w:p>
+    <w:p>
+      <w:r>
+        <w:t>7. Revisar responsividade, foco de teclado, rótulos e contraste nas telas do escopo.</w:t>
+      </w:r>
+    </w:p>
+    <w:p>
+      <w:r>
+        <w:t>8. Persistir ou marcar explicitamente como não integrados comunidade, treinadores e recursos demonstrativos.</w:t>
+      </w:r>
+    </w:p>
+    <w:p>
+      <w:r>
+        <w:t>9. Escrever testes do domínio e registrar resultados reais.</w:t>
+      </w:r>
+    </w:p>
+    <w:p>
+      <w:r>
+        <w:t xml:space="preserve">10. Publicar </w:t>
+      </w:r>
+      <w:r>
+        <w:rPr>
+          <w:rFonts w:ascii="Consolas" w:hAnsi="Consolas" w:eastAsia="Consolas"/>
+        </w:rPr>
+        <w:t>docs/etapa-5/contratos/contrato-catalogo.md</w:t>
+      </w:r>
+      <w:r>
+        <w:t xml:space="preserve"> com operações, dados de entrada/saída e erros.</w:t>
+      </w:r>
+    </w:p>
+    <w:p>
+      <w:pPr>
+        <w:pStyle w:val="Heading2"/>
+      </w:pPr>
+      <w:r>
+        <w:t>Arquivos que a frente possui</w:t>
+      </w:r>
+    </w:p>
+    <w:p>
+      <w:r>
+        <w:rPr>
+          <w:rFonts w:ascii="Consolas" w:hAnsi="Consolas" w:eastAsia="Consolas"/>
+        </w:rPr>
+        <w:t>app/api/products/</w:t>
+      </w:r>
+      <w:r>
+        <w:t xml:space="preserve">, </w:t>
+      </w:r>
+      <w:r>
+        <w:rPr>
+          <w:rFonts w:ascii="Consolas" w:hAnsi="Consolas" w:eastAsia="Consolas"/>
+        </w:rPr>
+        <w:t>app/api/stores/</w:t>
+      </w:r>
+      <w:r>
+        <w:t xml:space="preserve">, </w:t>
+      </w:r>
+      <w:r>
+        <w:rPr>
+          <w:rFonts w:ascii="Consolas" w:hAnsi="Consolas" w:eastAsia="Consolas"/>
+        </w:rPr>
+        <w:t>app/api/listings/</w:t>
+      </w:r>
+      <w:r>
+        <w:t xml:space="preserve">, </w:t>
+      </w:r>
+      <w:r>
+        <w:rPr>
+          <w:rFonts w:ascii="Consolas" w:hAnsi="Consolas" w:eastAsia="Consolas"/>
+        </w:rPr>
+        <w:t>app/actions/products.ts</w:t>
+      </w:r>
+      <w:r>
+        <w:t xml:space="preserve">, </w:t>
+      </w:r>
+      <w:r>
+        <w:rPr>
+          <w:rFonts w:ascii="Consolas" w:hAnsi="Consolas" w:eastAsia="Consolas"/>
+        </w:rPr>
+        <w:t>app/actions/orders.ts</w:t>
+      </w:r>
+      <w:r>
+        <w:t xml:space="preserve">, </w:t>
+      </w:r>
+      <w:r>
+        <w:rPr>
+          <w:rFonts w:ascii="Consolas" w:hAnsi="Consolas" w:eastAsia="Consolas"/>
+        </w:rPr>
+        <w:t>app/actions/stores.ts</w:t>
+      </w:r>
+      <w:r>
+        <w:t xml:space="preserve">, </w:t>
+      </w:r>
+      <w:r>
+        <w:rPr>
+          <w:rFonts w:ascii="Consolas" w:hAnsi="Consolas" w:eastAsia="Consolas"/>
+        </w:rPr>
+        <w:t>services/products.ts</w:t>
+      </w:r>
+      <w:r>
+        <w:t xml:space="preserve">, </w:t>
+      </w:r>
+      <w:r>
+        <w:rPr>
+          <w:rFonts w:ascii="Consolas" w:hAnsi="Consolas" w:eastAsia="Consolas"/>
+        </w:rPr>
+        <w:t>services/stores.ts</w:t>
+      </w:r>
+      <w:r>
+        <w:t xml:space="preserve">, </w:t>
+      </w:r>
+      <w:r>
+        <w:rPr>
+          <w:rFonts w:ascii="Consolas" w:hAnsi="Consolas" w:eastAsia="Consolas"/>
+        </w:rPr>
+        <w:t>services/listings.ts</w:t>
+      </w:r>
+      <w:r>
+        <w:t xml:space="preserve">, </w:t>
+      </w:r>
+      <w:r>
+        <w:rPr>
+          <w:rFonts w:ascii="Consolas" w:hAnsi="Consolas" w:eastAsia="Consolas"/>
+        </w:rPr>
+        <w:t>services/productService.ts</w:t>
+      </w:r>
+      <w:r>
+        <w:t xml:space="preserve">, </w:t>
+      </w:r>
+      <w:r>
+        <w:rPr>
+          <w:rFonts w:ascii="Consolas" w:hAnsi="Consolas" w:eastAsia="Consolas"/>
+        </w:rPr>
+        <w:t>services/storeService.ts</w:t>
+      </w:r>
+      <w:r>
+        <w:t xml:space="preserve">, </w:t>
+      </w:r>
+      <w:r>
+        <w:rPr>
+          <w:rFonts w:ascii="Consolas" w:hAnsi="Consolas" w:eastAsia="Consolas"/>
+        </w:rPr>
+        <w:t>services/orderService.ts</w:t>
+      </w:r>
+      <w:r>
+        <w:t xml:space="preserve">, </w:t>
+      </w:r>
+      <w:r>
+        <w:rPr>
+          <w:rFonts w:ascii="Consolas" w:hAnsi="Consolas" w:eastAsia="Consolas"/>
+        </w:rPr>
+        <w:t>services/communityService.ts</w:t>
+      </w:r>
+      <w:r>
+        <w:t xml:space="preserve">, </w:t>
+      </w:r>
+      <w:r>
+        <w:rPr>
+          <w:rFonts w:ascii="Consolas" w:hAnsi="Consolas" w:eastAsia="Consolas"/>
+        </w:rPr>
+        <w:t>lib/db-queries.ts</w:t>
+      </w:r>
+      <w:r>
+        <w:t xml:space="preserve">, </w:t>
+      </w:r>
+      <w:r>
+        <w:rPr>
+          <w:rFonts w:ascii="Consolas" w:hAnsi="Consolas" w:eastAsia="Consolas"/>
+        </w:rPr>
+        <w:t>lib/schemas/product.schema.ts</w:t>
+      </w:r>
+      <w:r>
+        <w:t xml:space="preserve">, </w:t>
+      </w:r>
+      <w:r>
+        <w:rPr>
+          <w:rFonts w:ascii="Consolas" w:hAnsi="Consolas" w:eastAsia="Consolas"/>
+        </w:rPr>
+        <w:t>lib/schemas/store.schema.ts</w:t>
+      </w:r>
+      <w:r>
+        <w:t xml:space="preserve">, </w:t>
+      </w:r>
+      <w:r>
+        <w:rPr>
+          <w:rFonts w:ascii="Consolas" w:hAnsi="Consolas" w:eastAsia="Consolas"/>
+        </w:rPr>
+        <w:t>lib/schemas/order.schema.ts</w:t>
+      </w:r>
+      <w:r>
+        <w:t xml:space="preserve">, </w:t>
+      </w:r>
+      <w:r>
+        <w:rPr>
+          <w:rFonts w:ascii="Consolas" w:hAnsi="Consolas" w:eastAsia="Consolas"/>
+        </w:rPr>
+        <w:t>app/page.tsx</w:t>
+      </w:r>
+      <w:r>
+        <w:t xml:space="preserve">, </w:t>
+      </w:r>
+      <w:r>
+        <w:rPr>
+          <w:rFonts w:ascii="Consolas" w:hAnsi="Consolas" w:eastAsia="Consolas"/>
+        </w:rPr>
+        <w:t>components/Sidebar.tsx</w:t>
+      </w:r>
+      <w:r>
+        <w:t xml:space="preserve">, </w:t>
+      </w:r>
+      <w:r>
+        <w:rPr>
+          <w:rFonts w:ascii="Consolas" w:hAnsi="Consolas" w:eastAsia="Consolas"/>
+        </w:rPr>
+        <w:t>components/HomeHeroAndHighlights.tsx</w:t>
+      </w:r>
+      <w:r>
+        <w:t xml:space="preserve">, </w:t>
+      </w:r>
+      <w:r>
+        <w:rPr>
+          <w:rFonts w:ascii="Consolas" w:hAnsi="Consolas" w:eastAsia="Consolas"/>
+        </w:rPr>
+        <w:t>components/MarketplaceView.tsx</w:t>
+      </w:r>
+      <w:r>
+        <w:t xml:space="preserve">, </w:t>
+      </w:r>
+      <w:r>
+        <w:rPr>
+          <w:rFonts w:ascii="Consolas" w:hAnsi="Consolas" w:eastAsia="Consolas"/>
+        </w:rPr>
+        <w:t>components/ProductCard.tsx</w:t>
+      </w:r>
+      <w:r>
+        <w:t xml:space="preserve">, </w:t>
+      </w:r>
+      <w:r>
+        <w:rPr>
+          <w:rFonts w:ascii="Consolas" w:hAnsi="Consolas" w:eastAsia="Consolas"/>
+        </w:rPr>
+        <w:t>components/ProductDetailModal.tsx</w:t>
+      </w:r>
+      <w:r>
+        <w:t xml:space="preserve">, </w:t>
+      </w:r>
+      <w:r>
+        <w:rPr>
+          <w:rFonts w:ascii="Consolas" w:hAnsi="Consolas" w:eastAsia="Consolas"/>
+        </w:rPr>
+        <w:t>components/StoresView.tsx</w:t>
+      </w:r>
+      <w:r>
+        <w:t xml:space="preserve">, </w:t>
+      </w:r>
+      <w:r>
+        <w:rPr>
+          <w:rFonts w:ascii="Consolas" w:hAnsi="Consolas" w:eastAsia="Consolas"/>
+        </w:rPr>
+        <w:t>components/CreateStoreModal.tsx</w:t>
+      </w:r>
+      <w:r>
+        <w:t xml:space="preserve">, </w:t>
+      </w:r>
+      <w:r>
+        <w:rPr>
+          <w:rFonts w:ascii="Consolas" w:hAnsi="Consolas" w:eastAsia="Consolas"/>
+        </w:rPr>
+        <w:t>components/SellC2CView.tsx</w:t>
+      </w:r>
+      <w:r>
+        <w:t xml:space="preserve">, </w:t>
+      </w:r>
+      <w:r>
+        <w:rPr>
+          <w:rFonts w:ascii="Consolas" w:hAnsi="Consolas" w:eastAsia="Consolas"/>
+        </w:rPr>
+        <w:t>components/CheckoutModal.tsx</w:t>
+      </w:r>
+      <w:r>
+        <w:t xml:space="preserve">, </w:t>
+      </w:r>
+      <w:r>
+        <w:rPr>
+          <w:rFonts w:ascii="Consolas" w:hAnsi="Consolas" w:eastAsia="Consolas"/>
+        </w:rPr>
+        <w:t>components/CommunityView.tsx</w:t>
+      </w:r>
+      <w:r>
+        <w:t xml:space="preserve">, </w:t>
+      </w:r>
+      <w:r>
+        <w:rPr>
+          <w:rFonts w:ascii="Consolas" w:hAnsi="Consolas" w:eastAsia="Consolas"/>
+        </w:rPr>
+        <w:t>components/CoachesView.tsx</w:t>
+      </w:r>
+      <w:r>
+        <w:t xml:space="preserve">, </w:t>
+      </w:r>
+      <w:r>
+        <w:rPr>
+          <w:rFonts w:ascii="Consolas" w:hAnsi="Consolas" w:eastAsia="Consolas"/>
+        </w:rPr>
+        <w:t>docs/etapa-5/contratos/contrato-catalogo.md</w:t>
+      </w:r>
+      <w:r>
+        <w:t>.</w:t>
+      </w:r>
+    </w:p>
+    <w:p>
+      <w:pPr>
+        <w:pStyle w:val="Heading2"/>
+      </w:pPr>
+      <w:r>
+        <w:t>Critérios de conclusão</w:t>
+      </w:r>
+    </w:p>
+    <w:p>
+      <w:r>
+        <w:t>☐ Nenhum menu do escopo leva a tela vazia ou erro não tratado.</w:t>
+      </w:r>
+    </w:p>
+    <w:p>
+      <w:r>
+        <w:t>☐ Fluxos principais funcionam com dados persistidos, não apenas com dados locais.</w:t>
+      </w:r>
+    </w:p>
+    <w:p>
+      <w:r>
+        <w:t xml:space="preserve">☐ Verificação de loja grava </w:t>
+      </w:r>
+      <w:r>
+        <w:rPr>
+          <w:rFonts w:ascii="Consolas" w:hAnsi="Consolas" w:eastAsia="Consolas"/>
+        </w:rPr>
+        <w:t>pending</w:t>
+      </w:r>
+      <w:r>
+        <w:t xml:space="preserve"> e só supervisor ou administrador aprova.</w:t>
+      </w:r>
+    </w:p>
+    <w:p>
+      <w:r>
+        <w:t>☐ Checkout sem sessão é bloqueado; total e frete não são manipuláveis pelo cliente.</w:t>
+      </w:r>
+    </w:p>
+    <w:p>
+      <w:r>
+        <w:t>☐ Nenhum texto promete pagamento ou custódia reais sem integração comprovada.</w:t>
+      </w:r>
+    </w:p>
+    <w:p>
+      <w:r>
+        <w:t>☐ Interface conferida em celular e computador, com evidências reais.</w:t>
+      </w:r>
+    </w:p>
+    <w:p>
+      <w:r>
+        <w:t>☐ Verificações e testes do escopo registrados, com pendências explícitas.</w:t>
+      </w:r>
+    </w:p>
+    <w:p>
+      <w:pPr>
+        <w:pStyle w:val="Heading2"/>
+      </w:pPr>
+      <w:r>
+        <w:t>Prompt 2A — Diagnóstico do domínio</w:t>
+      </w:r>
+    </w:p>
+    <w:p>
+      <w:pPr>
+        <w:pStyle w:val="Prompt"/>
+        <w:shd w:val="clear" w:color="auto" w:fill="F0F4F6"/>
+      </w:pPr>
+      <w:r>
+        <w:t>Sou a Pessoa 2, responsável por catálogo, negócio e comunidade.</w:t>
+      </w:r>
+    </w:p>
+    <w:p>
+      <w:pPr>
+        <w:pStyle w:val="Prompt"/>
+        <w:shd w:val="clear" w:color="auto" w:fill="F0F4F6"/>
+      </w:pPr>
+      <w:r>
+        <w:t>Audite somente o meu escopo, sem alterar arquivos nesta rodada: telas, rotas, actions,</w:t>
+      </w:r>
+    </w:p>
+    <w:p>
+      <w:pPr>
+        <w:pStyle w:val="Prompt"/>
+        <w:shd w:val="clear" w:color="auto" w:fill="F0F4F6"/>
+      </w:pPr>
+      <w:r>
+        <w:t>serviços e consultas de produtos, lojas, anúncios, checkout, pedidos, comunidade e treinadores.</w:t>
+      </w:r>
+    </w:p>
+    <w:p>
+      <w:pPr>
+        <w:pStyle w:val="Prompt"/>
+        <w:shd w:val="clear" w:color="auto" w:fill="F0F4F6"/>
+      </w:pPr>
+      <w:r>
+        <w:t>Classifique cada operação como real, demonstrativa, pendente ou não verificada, com arquivo e linha.</w:t>
+      </w:r>
+    </w:p>
+    <w:p>
+      <w:pPr>
+        <w:pStyle w:val="Prompt"/>
+        <w:shd w:val="clear" w:color="auto" w:fill="F0F4F6"/>
+      </w:pPr>
+      <w:r>
+        <w:t>Destaque telas vazias, botões sem efeito, dados iniciais usados como fachada, verificação de loja</w:t>
+      </w:r>
+    </w:p>
+    <w:p>
+      <w:pPr>
+        <w:pStyle w:val="Prompt"/>
+        <w:shd w:val="clear" w:color="auto" w:fill="F0F4F6"/>
+      </w:pPr>
+      <w:r>
+        <w:t>que grava o status errado, checkout sem sessão e textos que prometem pagamento real.</w:t>
+      </w:r>
+    </w:p>
+    <w:p>
+      <w:pPr>
+        <w:pStyle w:val="Prompt"/>
+        <w:shd w:val="clear" w:color="auto" w:fill="F0F4F6"/>
+      </w:pPr>
+      <w:r>
+        <w:t>Crie docs/etapa-5/pessoa-2/diagnostico-catalogo.md com problema, evidência, impacto, prioridade,</w:t>
+      </w:r>
+    </w:p>
+    <w:p>
+      <w:pPr>
+        <w:pStyle w:val="Prompt"/>
+        <w:shd w:val="clear" w:color="auto" w:fill="F0F4F6"/>
+      </w:pPr>
+      <w:r>
+        <w:t>critério de aceite e o contrato de interface envolvido (não a pessoa).</w:t>
+      </w:r>
+    </w:p>
+    <w:p>
+      <w:pPr>
+        <w:pStyle w:val="Prompt"/>
+        <w:shd w:val="clear" w:color="auto" w:fill="F0F4F6"/>
+      </w:pPr>
+      <w:r>
+        <w:t>Proponha lotes pequenos e aguarde minha aprovação.</w:t>
+      </w:r>
+    </w:p>
+    <w:p>
+      <w:pPr>
+        <w:pStyle w:val="Heading2"/>
+      </w:pPr>
+      <w:r>
+        <w:t>Prompt 2B — Implementação do lote aprovado</w:t>
+      </w:r>
+    </w:p>
+    <w:p>
+      <w:pPr>
+        <w:pStyle w:val="Prompt"/>
+        <w:shd w:val="clear" w:color="auto" w:fill="F0F4F6"/>
+      </w:pPr>
+      <w:r>
+        <w:t>Implemente somente o lote aprovado em docs/etapa-5/pessoa-2/diagnostico-catalogo.md.</w:t>
+      </w:r>
+    </w:p>
+    <w:p>
+      <w:pPr>
+        <w:pStyle w:val="Prompt"/>
+        <w:shd w:val="clear" w:color="auto" w:fill="F0F4F6"/>
+      </w:pPr>
+      <w:r>
+        <w:t>Ligue as telas do meu escopo a dados persistidos e preserve o visual existente.</w:t>
+      </w:r>
+    </w:p>
+    <w:p>
+      <w:pPr>
+        <w:pStyle w:val="Prompt"/>
+        <w:shd w:val="clear" w:color="auto" w:fill="F0F4F6"/>
+      </w:pPr>
+      <w:r>
+        <w:t>Garanta que dono de recurso venha da sessão no servidor e que valores de pedido sejam</w:t>
+      </w:r>
+    </w:p>
+    <w:p>
+      <w:pPr>
+        <w:pStyle w:val="Prompt"/>
+        <w:shd w:val="clear" w:color="auto" w:fill="F0F4F6"/>
+      </w:pPr>
+      <w:r>
+        <w:t>calculados no servidor, nunca aceitos do cliente.</w:t>
+      </w:r>
+    </w:p>
+    <w:p>
+      <w:pPr>
+        <w:pStyle w:val="Prompt"/>
+        <w:shd w:val="clear" w:color="auto" w:fill="F0F4F6"/>
+      </w:pPr>
+      <w:r>
+        <w:t>Corrija a verificação de loja e separe solicitação de aprovação.</w:t>
+      </w:r>
+    </w:p>
+    <w:p>
+      <w:pPr>
+        <w:pStyle w:val="Prompt"/>
+        <w:shd w:val="clear" w:color="auto" w:fill="F0F4F6"/>
+      </w:pPr>
+      <w:r>
+        <w:t>Inclua os estados de carregamento, vazio, sucesso, erro e acesso negado e rotule simulações.</w:t>
+      </w:r>
+    </w:p>
+    <w:p>
+      <w:pPr>
+        <w:pStyle w:val="Prompt"/>
+        <w:shd w:val="clear" w:color="auto" w:fill="F0F4F6"/>
+      </w:pPr>
+      <w:r>
+        <w:t>Não altere arquivos da frente de identidade sem registrar mudança aditiva e seu motivo.</w:t>
+      </w:r>
+    </w:p>
+    <w:p>
+      <w:pPr>
+        <w:pStyle w:val="Prompt"/>
+        <w:shd w:val="clear" w:color="auto" w:fill="F0F4F6"/>
+      </w:pPr>
+      <w:r>
+        <w:t>Execute as verificações disponíveis e registre comandos, resultados reais e limitações em</w:t>
+      </w:r>
+    </w:p>
+    <w:p>
+      <w:pPr>
+        <w:pStyle w:val="Prompt"/>
+        <w:shd w:val="clear" w:color="auto" w:fill="F0F4F6"/>
+      </w:pPr>
+      <w:r>
+        <w:t>docs/etapa-5/pessoa-2/registro-implementacao.md.</w:t>
+      </w:r>
+    </w:p>
+    <w:p>
+      <w:pPr>
+        <w:pStyle w:val="Heading2"/>
+      </w:pPr>
+      <w:r>
+        <w:t>Prompt 2C — Verificação e publicação do contrato</w:t>
+      </w:r>
+    </w:p>
+    <w:p>
+      <w:pPr>
+        <w:pStyle w:val="Prompt"/>
+        <w:shd w:val="clear" w:color="auto" w:fill="F0F4F6"/>
+      </w:pPr>
+      <w:r>
+        <w:t>Revise o meu escopo já implementado e verifique sozinho, sem esperar outra frente.</w:t>
+      </w:r>
+    </w:p>
+    <w:p>
+      <w:pPr>
+        <w:pStyle w:val="Prompt"/>
+        <w:shd w:val="clear" w:color="auto" w:fill="F0F4F6"/>
+      </w:pPr>
+      <w:r>
+        <w:t>Percorra catálogo, lojas, anúncio, checkout, pedidos e comunidade, distinguindo o que foi</w:t>
+      </w:r>
+    </w:p>
+    <w:p>
+      <w:pPr>
+        <w:pStyle w:val="Prompt"/>
+        <w:shd w:val="clear" w:color="auto" w:fill="F0F4F6"/>
+      </w:pPr>
+      <w:r>
+        <w:t>executado do que está apenas proposto.</w:t>
+      </w:r>
+    </w:p>
+    <w:p>
+      <w:pPr>
+        <w:pStyle w:val="Prompt"/>
+        <w:shd w:val="clear" w:color="auto" w:fill="F0F4F6"/>
+      </w:pPr>
+      <w:r>
+        <w:t>Execute npm run lint, npm run type-check, npm run build e os testes do escopo.</w:t>
+      </w:r>
+    </w:p>
+    <w:p>
+      <w:pPr>
+        <w:pStyle w:val="Prompt"/>
+        <w:shd w:val="clear" w:color="auto" w:fill="F0F4F6"/>
+      </w:pPr>
+      <w:r>
+        <w:t>Publique docs/etapa-5/contratos/contrato-catalogo.md com as operações, formatos e erros reais e</w:t>
+      </w:r>
+    </w:p>
+    <w:p>
+      <w:pPr>
+        <w:pStyle w:val="Prompt"/>
+        <w:shd w:val="clear" w:color="auto" w:fill="F0F4F6"/>
+      </w:pPr>
+      <w:r>
+        <w:t>docs/etapa-5/pessoa-2/estado-catalogo.md com passos de uso, limitações e cenários de teste do domínio.</w:t>
+      </w:r>
+    </w:p>
+    <w:p>
+      <w:pPr>
+        <w:pStyle w:val="Prompt"/>
+        <w:shd w:val="clear" w:color="auto" w:fill="F0F4F6"/>
+      </w:pPr>
+      <w:r>
+        <w:t>Se não houver ferramenta de navegador, não invente capturas: entregue o roteiro e registre a</w:t>
+      </w:r>
+    </w:p>
+    <w:p>
+      <w:pPr>
+        <w:pStyle w:val="Prompt"/>
+        <w:shd w:val="clear" w:color="auto" w:fill="F0F4F6"/>
+      </w:pPr>
+      <w:r>
+        <w:t>revisão visual como pendente.</w:t>
+      </w:r>
+    </w:p>
+    <w:p>
+      <w:pPr>
+        <w:pStyle w:val="Heading1"/>
+      </w:pPr>
+      <w:r>
+        <w:t>6. Pessoa 3 — Documento acadêmico, requisitos e diagramas</w:t>
+      </w:r>
+    </w:p>
+    <w:p>
+      <w:pPr>
+        <w:pStyle w:val="Heading2"/>
+      </w:pPr>
+      <w:r>
+        <w:t>Objetivo</w:t>
+      </w:r>
+    </w:p>
+    <w:p>
+      <w:r>
+        <w:t xml:space="preserve">Produzir o TCC e os diagramas a partir do modelo institucional e do repositório, com rastreabilidade e referências verificáveis, sem esperar texto, decisão ou revisão de outra frente. Onde faltar dado, registrar </w:t>
+      </w:r>
+      <w:r>
+        <w:rPr>
+          <w:rFonts w:ascii="Consolas" w:hAnsi="Consolas" w:eastAsia="Consolas"/>
+        </w:rPr>
+        <w:t>PENDENTE</w:t>
+      </w:r>
+      <w:r>
+        <w:t xml:space="preserve"> e seguir.</w:t>
+      </w:r>
+    </w:p>
+    <w:p>
+      <w:pPr>
+        <w:pStyle w:val="Heading2"/>
+      </w:pPr>
+      <w:r>
+        <w:t>Escopo completo</w:t>
+      </w:r>
+    </w:p>
+    <w:p>
+      <w:pPr>
+        <w:pStyle w:val="ListBullet"/>
+      </w:pPr>
+      <w:r>
+        <w:rPr>
+          <w:b/>
+        </w:rPr>
+        <w:t>Documento:</w:t>
+      </w:r>
+      <w:r>
+        <w:t xml:space="preserve"> estrutura conforme o modelo, capa, folha de rosto, resumo, capítulos, referências e apêndices.</w:t>
+      </w:r>
+    </w:p>
+    <w:p>
+      <w:pPr>
+        <w:pStyle w:val="ListBullet"/>
+      </w:pPr>
+      <w:r>
+        <w:rPr>
+          <w:b/>
+        </w:rPr>
+        <w:t>Diagramas:</w:t>
+      </w:r>
+      <w:r>
+        <w:t xml:space="preserve"> casos de uso e fluxogramas atualizados nas fontes, regenerados pelos scripts, em A4 e para slides.</w:t>
+      </w:r>
+    </w:p>
+    <w:p>
+      <w:pPr>
+        <w:pStyle w:val="ListBullet"/>
+      </w:pPr>
+      <w:r>
+        <w:rPr>
+          <w:b/>
+        </w:rPr>
+        <w:t>Rastreabilidade:</w:t>
+      </w:r>
+      <w:r>
+        <w:t xml:space="preserve"> requisito → caso de uso → tela/API → teste → evidência, extraída do código e dos contratos publicados.</w:t>
+      </w:r>
+    </w:p>
+    <w:p>
+      <w:pPr>
+        <w:pStyle w:val="Heading2"/>
+      </w:pPr>
+      <w:r>
+        <w:t>Tarefas</w:t>
+      </w:r>
+    </w:p>
+    <w:p>
+      <w:r>
+        <w:t xml:space="preserve">1. Ler o modelo recebido e a leitura por página; registrar exigências e lacunas em </w:t>
+      </w:r>
+      <w:r>
+        <w:rPr>
+          <w:rFonts w:ascii="Consolas" w:hAnsi="Consolas" w:eastAsia="Consolas"/>
+        </w:rPr>
+        <w:t>requisitos-documentais.md</w:t>
+      </w:r>
+      <w:r>
+        <w:t>.</w:t>
+      </w:r>
+    </w:p>
+    <w:p>
+      <w:r>
+        <w:t>2. Montar a estrutura do TCC conforme o modelo e manter uma tabela de dados acadêmicos faltantes.</w:t>
+      </w:r>
+    </w:p>
+    <w:p>
+      <w:r>
+        <w:t>3. Extrair do repositório arquitetura, stack, requisitos, banco, perfis e jornadas reais.</w:t>
+      </w:r>
+    </w:p>
+    <w:p>
+      <w:r>
+        <w:t xml:space="preserve">4. Redigir os capítulos em </w:t>
+      </w:r>
+      <w:r>
+        <w:rPr>
+          <w:rFonts w:ascii="Consolas" w:hAnsi="Consolas" w:eastAsia="Consolas"/>
+        </w:rPr>
+        <w:t>docs/etapa-5/pessoa-3/tcc/</w:t>
+      </w:r>
+      <w:r>
+        <w:t xml:space="preserve">, marcando </w:t>
+      </w:r>
+      <w:r>
+        <w:rPr>
+          <w:rFonts w:ascii="Consolas" w:hAnsi="Consolas" w:eastAsia="Consolas"/>
+        </w:rPr>
+        <w:t>PENDENTE</w:t>
+      </w:r>
+      <w:r>
+        <w:t xml:space="preserve"> onde faltar dado.</w:t>
+      </w:r>
+    </w:p>
+    <w:p>
+      <w:r>
+        <w:t>5. Criar a matriz de rastreabilidade a partir dos contratos e do código disponíveis.</w:t>
+      </w:r>
+    </w:p>
+    <w:p>
+      <w:r>
+        <w:t xml:space="preserve">6. Revisar as fontes dos diagramas em </w:t>
+      </w:r>
+      <w:r>
+        <w:rPr>
+          <w:rFonts w:ascii="Consolas" w:hAnsi="Consolas" w:eastAsia="Consolas"/>
+        </w:rPr>
+        <w:t>scripts/lib/</w:t>
+      </w:r>
+      <w:r>
+        <w:t xml:space="preserve"> e regenerar os arquivos pelos comandos do </w:t>
+      </w:r>
+      <w:r>
+        <w:rPr>
+          <w:rFonts w:ascii="Consolas" w:hAnsi="Consolas" w:eastAsia="Consolas"/>
+        </w:rPr>
+        <w:t>package.json</w:t>
+      </w:r>
+      <w:r>
+        <w:t>.</w:t>
+      </w:r>
+    </w:p>
+    <w:p>
+      <w:r>
+        <w:t>7. Produzir versão A4 legível e versão para slides, com decomposição por módulo se necessário.</w:t>
+      </w:r>
+    </w:p>
+    <w:p>
+      <w:r>
+        <w:t>8. Documentar os casos principais com ator, objetivo, pré-condições, fluxo, alternativas e pós-condições.</w:t>
+      </w:r>
+    </w:p>
+    <w:p>
+      <w:r>
+        <w:t>9. Escrever o roteiro das capturas necessárias, com legenda, fonte e proteção de dados pessoais.</w:t>
+      </w:r>
+    </w:p>
+    <w:p>
+      <w:r>
+        <w:t>10. Conferir sumário, numeração, citações, referências e diagramação na exportação final.</w:t>
+      </w:r>
+    </w:p>
+    <w:p>
+      <w:pPr>
+        <w:pStyle w:val="Heading2"/>
+      </w:pPr>
+      <w:r>
+        <w:t>Arquivos que a frente possui</w:t>
+      </w:r>
+    </w:p>
+    <w:p>
+      <w:r>
+        <w:rPr>
+          <w:rFonts w:ascii="Consolas" w:hAnsi="Consolas" w:eastAsia="Consolas"/>
+        </w:rPr>
+        <w:t>docs/etapa-5/pessoa-3/</w:t>
+      </w:r>
+      <w:r>
+        <w:t xml:space="preserve">, </w:t>
+      </w:r>
+      <w:r>
+        <w:rPr>
+          <w:rFonts w:ascii="Consolas" w:hAnsi="Consolas" w:eastAsia="Consolas"/>
+        </w:rPr>
+        <w:t>docs/etapa-5/referencias/LEITURA-DO-MODELO.md</w:t>
+      </w:r>
+      <w:r>
+        <w:t xml:space="preserve">, </w:t>
+      </w:r>
+      <w:r>
+        <w:rPr>
+          <w:rFonts w:ascii="Consolas" w:hAnsi="Consolas" w:eastAsia="Consolas"/>
+        </w:rPr>
+        <w:t>Fluxograma/Diagrama C. De Uso/</w:t>
+      </w:r>
+      <w:r>
+        <w:t xml:space="preserve">, </w:t>
+      </w:r>
+      <w:r>
+        <w:rPr>
+          <w:rFonts w:ascii="Consolas" w:hAnsi="Consolas" w:eastAsia="Consolas"/>
+        </w:rPr>
+        <w:t>scripts/lib/usecase-core.mjs</w:t>
+      </w:r>
+      <w:r>
+        <w:t xml:space="preserve">, </w:t>
+      </w:r>
+      <w:r>
+        <w:rPr>
+          <w:rFonts w:ascii="Consolas" w:hAnsi="Consolas" w:eastAsia="Consolas"/>
+        </w:rPr>
+        <w:t>scripts/lib/flowchart-core.mjs</w:t>
+      </w:r>
+      <w:r>
+        <w:t xml:space="preserve">, </w:t>
+      </w:r>
+      <w:r>
+        <w:rPr>
+          <w:rFonts w:ascii="Consolas" w:hAnsi="Consolas" w:eastAsia="Consolas"/>
+        </w:rPr>
+        <w:t>scripts/master-templates/</w:t>
+      </w:r>
+      <w:r>
+        <w:t xml:space="preserve"> e as fontes de documentação correspondentes.</w:t>
+      </w:r>
+    </w:p>
+    <w:p>
+      <w:pPr>
+        <w:pStyle w:val="Heading2"/>
+      </w:pPr>
+      <w:r>
+        <w:t>Critérios de conclusão</w:t>
+      </w:r>
+    </w:p>
+    <w:p>
+      <w:r>
+        <w:t>☐ Modelo conferido e lacunas registradas; sem modelo completo, o documento permanece identificado como rascunho.</w:t>
+      </w:r>
+    </w:p>
+    <w:p>
+      <w:r>
+        <w:t>☐ Documento corresponde ao que está implementado ou explicitamente marcado como pendente.</w:t>
+      </w:r>
+    </w:p>
+    <w:p>
+      <w:r>
+        <w:t>☐ Diagrama representa os atores e permissões realmente aprovados.</w:t>
+      </w:r>
+    </w:p>
+    <w:p>
+      <w:r>
+        <w:t>☐ Versões A4 e de apresentação legíveis em tamanho real.</w:t>
+      </w:r>
+    </w:p>
+    <w:p>
+      <w:r>
+        <w:t>☐ Requisitos, casos de uso, testes e evidências rastreáveis.</w:t>
+      </w:r>
+    </w:p>
+    <w:p>
+      <w:r>
+        <w:t>☐ Referências verificáveis, sem fonte inventada.</w:t>
+      </w:r>
+    </w:p>
+    <w:p>
+      <w:pPr>
+        <w:pStyle w:val="Heading2"/>
+      </w:pPr>
+      <w:r>
+        <w:t>Prompt 3A — Estrutura e lacunas</w:t>
+      </w:r>
+    </w:p>
+    <w:p>
+      <w:pPr>
+        <w:pStyle w:val="Prompt"/>
+        <w:shd w:val="clear" w:color="auto" w:fill="F0F4F6"/>
+      </w:pPr>
+      <w:r>
+        <w:t>Sou a Pessoa 3, responsável pelo TCC e pelos diagramas.</w:t>
+      </w:r>
+    </w:p>
+    <w:p>
+      <w:pPr>
+        <w:pStyle w:val="Prompt"/>
+        <w:shd w:val="clear" w:color="auto" w:fill="F0F4F6"/>
+      </w:pPr>
+      <w:r>
+        <w:t>Leia o modelo acadêmico em docs/etapa-5/referencias/ e a leitura por página.</w:t>
+      </w:r>
+    </w:p>
+    <w:p>
+      <w:pPr>
+        <w:pStyle w:val="Prompt"/>
+        <w:shd w:val="clear" w:color="auto" w:fill="F0F4F6"/>
+      </w:pPr>
+      <w:r>
+        <w:t>Se faltar algum documento, registre exatamente o que falta e não declare conformidade ABNT definitiva.</w:t>
+      </w:r>
+    </w:p>
+    <w:p>
+      <w:pPr>
+        <w:pStyle w:val="Prompt"/>
+        <w:shd w:val="clear" w:color="auto" w:fill="F0F4F6"/>
+      </w:pPr>
+      <w:r>
+        <w:t>Inspecione o repositório e os contratos publicados, sem alterar código da aplicação.</w:t>
+      </w:r>
+    </w:p>
+    <w:p>
+      <w:pPr>
+        <w:pStyle w:val="Prompt"/>
+        <w:shd w:val="clear" w:color="auto" w:fill="F0F4F6"/>
+      </w:pPr>
+      <w:r>
+        <w:t>Crie docs/etapa-5/pessoa-3/requisitos-documentais.md com cada exigência, fonte da exigência,</w:t>
+      </w:r>
+    </w:p>
+    <w:p>
+      <w:pPr>
+        <w:pStyle w:val="Prompt"/>
+        <w:shd w:val="clear" w:color="auto" w:fill="F0F4F6"/>
+      </w:pPr>
+      <w:r>
+        <w:t>entrega correspondente, informação ainda necessária e status.</w:t>
+      </w:r>
+    </w:p>
+    <w:p>
+      <w:pPr>
+        <w:pStyle w:val="Prompt"/>
+        <w:shd w:val="clear" w:color="auto" w:fill="F0F4F6"/>
+      </w:pPr>
+      <w:r>
+        <w:t>Crie a estrutura de capítulos coerente com o modelo e a tabela de dados acadêmicos faltantes.</w:t>
+      </w:r>
+    </w:p>
+    <w:p>
+      <w:pPr>
+        <w:pStyle w:val="Prompt"/>
+        <w:shd w:val="clear" w:color="auto" w:fill="F0F4F6"/>
+      </w:pPr>
+      <w:r>
+        <w:t>Não invente integrantes, instituição, resultados ou referências; use PENDENTE.</w:t>
+      </w:r>
+    </w:p>
+    <w:p>
+      <w:pPr>
+        <w:pStyle w:val="Heading2"/>
+      </w:pPr>
+      <w:r>
+        <w:t>Prompt 3B — Texto do TCC</w:t>
+      </w:r>
+    </w:p>
+    <w:p>
+      <w:pPr>
+        <w:pStyle w:val="Prompt"/>
+        <w:shd w:val="clear" w:color="auto" w:fill="F0F4F6"/>
+      </w:pPr>
+      <w:r>
+        <w:t>Redija a versão de trabalho do TCC com base na estrutura aprovada, no modelo do professor,</w:t>
+      </w:r>
+    </w:p>
+    <w:p>
+      <w:pPr>
+        <w:pStyle w:val="Prompt"/>
+        <w:shd w:val="clear" w:color="auto" w:fill="F0F4F6"/>
+      </w:pPr>
+      <w:r>
+        <w:t>nos contratos publicados e no código disponível no repositório.</w:t>
+      </w:r>
+    </w:p>
+    <w:p>
+      <w:pPr>
+        <w:pStyle w:val="Prompt"/>
+        <w:shd w:val="clear" w:color="auto" w:fill="F0F4F6"/>
+      </w:pPr>
+      <w:r>
+        <w:t>Crie os arquivos em docs/etapa-5/pessoa-3/tcc/.</w:t>
+      </w:r>
+    </w:p>
+    <w:p>
+      <w:pPr>
+        <w:pStyle w:val="Prompt"/>
+        <w:shd w:val="clear" w:color="auto" w:fill="F0F4F6"/>
+      </w:pPr>
+      <w:r>
+        <w:t>Explique problema, objetivos, justificativa, método, arquitetura, requisitos, implementação,</w:t>
+      </w:r>
+    </w:p>
+    <w:p>
+      <w:pPr>
+        <w:pStyle w:val="Prompt"/>
+        <w:shd w:val="clear" w:color="auto" w:fill="F0F4F6"/>
+      </w:pPr>
+      <w:r>
+        <w:t>validação e conclusão, ajustando os capítulos ao modelo recebido.</w:t>
+      </w:r>
+    </w:p>
+    <w:p>
+      <w:pPr>
+        <w:pStyle w:val="Prompt"/>
+        <w:shd w:val="clear" w:color="auto" w:fill="F0F4F6"/>
+      </w:pPr>
+      <w:r>
+        <w:t>Inclua a matriz requisito → caso de uso → tela/API → teste → evidência.</w:t>
+      </w:r>
+    </w:p>
+    <w:p>
+      <w:pPr>
+        <w:pStyle w:val="Prompt"/>
+        <w:shd w:val="clear" w:color="auto" w:fill="F0F4F6"/>
+      </w:pPr>
+      <w:r>
+        <w:t>Use somente resultados de teste documentados no repositório e referências verificáveis.</w:t>
+      </w:r>
+    </w:p>
+    <w:p>
+      <w:pPr>
+        <w:pStyle w:val="Prompt"/>
+        <w:shd w:val="clear" w:color="auto" w:fill="F0F4F6"/>
+      </w:pPr>
+      <w:r>
+        <w:t>Na ausência de dados, marque PENDENTE e liste o que precisa ser coletado; não espere outra frente.</w:t>
+      </w:r>
+    </w:p>
+    <w:p>
+      <w:pPr>
+        <w:pStyle w:val="Prompt"/>
+        <w:shd w:val="clear" w:color="auto" w:fill="F0F4F6"/>
+      </w:pPr>
+      <w:r>
+        <w:t>Não apresente pagamento, custódia, segurança ou publicação como reais sem comprovação.</w:t>
+      </w:r>
+    </w:p>
+    <w:p>
+      <w:pPr>
+        <w:pStyle w:val="Heading2"/>
+      </w:pPr>
+      <w:r>
+        <w:t>Prompt 3C — Diagramas e passos de uso</w:t>
+      </w:r>
+    </w:p>
+    <w:p>
+      <w:pPr>
+        <w:pStyle w:val="Prompt"/>
+        <w:shd w:val="clear" w:color="auto" w:fill="F0F4F6"/>
+      </w:pPr>
+      <w:r>
+        <w:t>Revise os casos de uso e fluxogramas existentes em Fluxograma/Diagrama C. De Uso/.</w:t>
+      </w:r>
+    </w:p>
+    <w:p>
+      <w:pPr>
+        <w:pStyle w:val="Prompt"/>
+        <w:shd w:val="clear" w:color="auto" w:fill="F0F4F6"/>
+      </w:pPr>
+      <w:r>
+        <w:t>Confira scripts/lib/usecase-core.mjs e scripts/lib/flowchart-core.mjs contra os contratos</w:t>
+      </w:r>
+    </w:p>
+    <w:p>
+      <w:pPr>
+        <w:pStyle w:val="Prompt"/>
+        <w:shd w:val="clear" w:color="auto" w:fill="F0F4F6"/>
+      </w:pPr>
+      <w:r>
+        <w:t>publicados e o código disponível; não trate o catálogo antigo como prova de conclusão.</w:t>
+      </w:r>
+    </w:p>
+    <w:p>
+      <w:pPr>
+        <w:pStyle w:val="Prompt"/>
+        <w:shd w:val="clear" w:color="auto" w:fill="F0F4F6"/>
+      </w:pPr>
+      <w:r>
+        <w:t>Atualize atores e permissões, incluindo Administrador, Supervisor e Usuário, sem apagar atores</w:t>
+      </w:r>
+    </w:p>
+    <w:p>
+      <w:pPr>
+        <w:pStyle w:val="Prompt"/>
+        <w:shd w:val="clear" w:color="auto" w:fill="F0F4F6"/>
+      </w:pPr>
+      <w:r>
+        <w:t>de negócio pertinentes. Use UML correta; include/extend só quando aplicáveis.</w:t>
+      </w:r>
+    </w:p>
+    <w:p>
+      <w:pPr>
+        <w:pStyle w:val="Prompt"/>
+        <w:shd w:val="clear" w:color="auto" w:fill="F0F4F6"/>
+      </w:pPr>
+      <w:r>
+        <w:t>Atualize as fontes e rode os geradores documentados no package.json.</w:t>
+      </w:r>
+    </w:p>
+    <w:p>
+      <w:pPr>
+        <w:pStyle w:val="Prompt"/>
+        <w:shd w:val="clear" w:color="auto" w:fill="F0F4F6"/>
+      </w:pPr>
+      <w:r>
+        <w:t>Produza diagramas legíveis em páginas A4 e imagens vetoriais ou de boa resolução para slides,</w:t>
+      </w:r>
+    </w:p>
+    <w:p>
+      <w:pPr>
+        <w:pStyle w:val="Prompt"/>
+        <w:shd w:val="clear" w:color="auto" w:fill="F0F4F6"/>
+      </w:pPr>
+      <w:r>
+        <w:t>com visão geral e recortes por módulo quando necessário.</w:t>
+      </w:r>
+    </w:p>
+    <w:p>
+      <w:pPr>
+        <w:pStyle w:val="Prompt"/>
+        <w:shd w:val="clear" w:color="auto" w:fill="F0F4F6"/>
+      </w:pPr>
+      <w:r>
+        <w:t>Documente os casos principais com pré-condições, fluxo principal, alternativas e pós-condições.</w:t>
+      </w:r>
+    </w:p>
+    <w:p>
+      <w:pPr>
+        <w:pStyle w:val="Prompt"/>
+        <w:shd w:val="clear" w:color="auto" w:fill="F0F4F6"/>
+      </w:pPr>
+      <w:r>
+        <w:t>Crie docs/etapa-5/pessoa-3/revisao-diagramas.md com mudanças, comandos executados, arquivos</w:t>
+      </w:r>
+    </w:p>
+    <w:p>
+      <w:pPr>
+        <w:pStyle w:val="Prompt"/>
+        <w:shd w:val="clear" w:color="auto" w:fill="F0F4F6"/>
+      </w:pPr>
+      <w:r>
+        <w:t>gerados e verificações de legibilidade ainda pendentes.</w:t>
+      </w:r>
+    </w:p>
+    <w:p>
+      <w:pPr>
+        <w:pStyle w:val="Heading1"/>
+      </w:pPr>
+      <w:r>
+        <w:t>7. Pessoa 4 — Verificação, publicação e entrega</w:t>
+      </w:r>
+    </w:p>
+    <w:p>
+      <w:pPr>
+        <w:pStyle w:val="Heading2"/>
+      </w:pPr>
+      <w:r>
+        <w:t>Objetivo</w:t>
+      </w:r>
+    </w:p>
+    <w:p>
+      <w:r>
+        <w:t xml:space="preserve">Verificar a versão disponível e publicar a entrega com evidências reais, montando o próprio ambiente de teste com os scripts do repositório. Nenhum teste depende de outra pessoa executar algo: se a versão não permitir, o caso é registrado como </w:t>
+      </w:r>
+      <w:r>
+        <w:rPr>
+          <w:rFonts w:ascii="Consolas" w:hAnsi="Consolas" w:eastAsia="Consolas"/>
+        </w:rPr>
+        <w:t>BLOQUEADO</w:t>
+      </w:r>
+      <w:r>
+        <w:t xml:space="preserve"> ou </w:t>
+      </w:r>
+      <w:r>
+        <w:rPr>
+          <w:rFonts w:ascii="Consolas" w:hAnsi="Consolas" w:eastAsia="Consolas"/>
+        </w:rPr>
+        <w:t>FALHOU</w:t>
+      </w:r>
+      <w:r>
+        <w:t>.</w:t>
+      </w:r>
+    </w:p>
+    <w:p>
+      <w:pPr>
+        <w:pStyle w:val="Heading2"/>
+      </w:pPr>
+      <w:r>
+        <w:t>Escopo completo</w:t>
+      </w:r>
+    </w:p>
+    <w:p>
+      <w:pPr>
+        <w:pStyle w:val="ListBullet"/>
+      </w:pPr>
+      <w:r>
+        <w:rPr>
+          <w:b/>
+        </w:rPr>
+        <w:t>Verificação:</w:t>
+      </w:r>
+      <w:r>
+        <w:t xml:space="preserve"> banco de testes próprio, plano, execução, registro e reteste.</w:t>
+      </w:r>
+    </w:p>
+    <w:p>
+      <w:pPr>
+        <w:pStyle w:val="ListBullet"/>
+      </w:pPr>
+      <w:r>
+        <w:rPr>
+          <w:b/>
+        </w:rPr>
+        <w:t>Documentação operacional:</w:t>
+      </w:r>
+      <w:r>
+        <w:t xml:space="preserve"> README na raiz, instruções de execução e limitações reais.</w:t>
+      </w:r>
+    </w:p>
+    <w:p>
+      <w:pPr>
+        <w:pStyle w:val="ListBullet"/>
+      </w:pPr>
+      <w:r>
+        <w:rPr>
+          <w:b/>
+        </w:rPr>
+        <w:t>Entrega:</w:t>
+      </w:r>
+      <w:r>
+        <w:t xml:space="preserve"> apresentação importável e publicada, Daily Scrum, checklist, links e resposta final.</w:t>
+      </w:r>
+    </w:p>
+    <w:p>
+      <w:pPr>
+        <w:pStyle w:val="Heading2"/>
+      </w:pPr>
+      <w:r>
+        <w:t>Tarefas</w:t>
+      </w:r>
+    </w:p>
+    <w:p>
+      <w:r>
+        <w:t>1. Criar ambiente de teste isolado com os scripts do repositório e contas fictícias.</w:t>
+      </w:r>
+    </w:p>
+    <w:p>
+      <w:r>
+        <w:t xml:space="preserve">2. Escrever </w:t>
+      </w:r>
+      <w:r>
+        <w:rPr>
+          <w:rFonts w:ascii="Consolas" w:hAnsi="Consolas" w:eastAsia="Consolas"/>
+        </w:rPr>
+        <w:t>plano-testes.md</w:t>
+      </w:r>
+      <w:r>
+        <w:t xml:space="preserve"> com casos de login, fluxos principais, persistência, formulários, responsividade e autorização dos três perfis.</w:t>
+      </w:r>
+    </w:p>
+    <w:p>
+      <w:r>
+        <w:t>3. Executar o que o ambiente permitir e registrar versão, data, passos, esperado, obtido, evidência e status.</w:t>
+      </w:r>
+    </w:p>
+    <w:p>
+      <w:r>
+        <w:t>4. Testar acesso direto à API, operação sobre registro de outro usuário e tentativa de autopromoção.</w:t>
+      </w:r>
+    </w:p>
+    <w:p>
+      <w:r>
+        <w:t xml:space="preserve">5. Criar </w:t>
+      </w:r>
+      <w:r>
+        <w:rPr>
+          <w:rFonts w:ascii="Consolas" w:hAnsi="Consolas" w:eastAsia="Consolas"/>
+        </w:rPr>
+        <w:t>relatorio-testes.md</w:t>
+      </w:r>
+      <w:r>
+        <w:t xml:space="preserve"> e </w:t>
+      </w:r>
+      <w:r>
+        <w:rPr>
+          <w:rFonts w:ascii="Consolas" w:hAnsi="Consolas" w:eastAsia="Consolas"/>
+        </w:rPr>
+        <w:t>backlog-falhas.md</w:t>
+      </w:r>
+      <w:r>
+        <w:t>, encaminhando cada falha ao escopo correspondente.</w:t>
+      </w:r>
+    </w:p>
+    <w:p>
+      <w:r>
+        <w:t xml:space="preserve">6. Escrever o </w:t>
+      </w:r>
+      <w:r>
+        <w:rPr>
+          <w:rFonts w:ascii="Consolas" w:hAnsi="Consolas" w:eastAsia="Consolas"/>
+        </w:rPr>
+        <w:t>README.md</w:t>
+      </w:r>
+      <w:r>
+        <w:t xml:space="preserve"> com stack, pré-requisitos, instalação, variáveis sem segredos, banco, execução, build, testes, perfis e limitações.</w:t>
+      </w:r>
+    </w:p>
+    <w:p>
+      <w:r>
+        <w:t>7. Validar as instruções em ambiente limpo ou registrar o que não foi possível reproduzir.</w:t>
+      </w:r>
+    </w:p>
+    <w:p>
+      <w:r>
+        <w:t>8. Preparar slides e notas de fala com resultados e capturas reais; explicar a importação e a publicação.</w:t>
+      </w:r>
+    </w:p>
+    <w:p>
+      <w:r>
+        <w:t>9. Organizar o Daily Scrum com dados e imagens reais fornecidos pela equipe.</w:t>
+      </w:r>
+    </w:p>
+    <w:p>
+      <w:r>
+        <w:t xml:space="preserve">10. Preencher </w:t>
+      </w:r>
+      <w:r>
+        <w:rPr>
+          <w:rFonts w:ascii="Consolas" w:hAnsi="Consolas" w:eastAsia="Consolas"/>
+        </w:rPr>
+        <w:t>checklist-entrega.md</w:t>
+      </w:r>
+      <w:r>
+        <w:t xml:space="preserve"> e </w:t>
+      </w:r>
+      <w:r>
+        <w:rPr>
+          <w:rFonts w:ascii="Consolas" w:hAnsi="Consolas" w:eastAsia="Consolas"/>
+        </w:rPr>
+        <w:t>entrega-final.md</w:t>
+      </w:r>
+      <w:r>
+        <w:t>, conferindo cada link em janela anônima.</w:t>
+      </w:r>
+    </w:p>
+    <w:p>
+      <w:pPr>
+        <w:pStyle w:val="Heading2"/>
+      </w:pPr>
+      <w:r>
+        <w:t>Arquivos que a frente possui</w:t>
+      </w:r>
+    </w:p>
+    <w:p>
+      <w:r>
+        <w:rPr>
+          <w:rFonts w:ascii="Consolas" w:hAnsi="Consolas" w:eastAsia="Consolas"/>
+        </w:rPr>
+        <w:t>README.md</w:t>
+      </w:r>
+      <w:r>
+        <w:t xml:space="preserve">, </w:t>
+      </w:r>
+      <w:r>
+        <w:rPr>
+          <w:rFonts w:ascii="Consolas" w:hAnsi="Consolas" w:eastAsia="Consolas"/>
+        </w:rPr>
+        <w:t>docs/etapa-5/pessoa-4/</w:t>
+      </w:r>
+      <w:r>
+        <w:t xml:space="preserve">, </w:t>
+      </w:r>
+      <w:r>
+        <w:rPr>
+          <w:rFonts w:ascii="Consolas" w:hAnsi="Consolas" w:eastAsia="Consolas"/>
+        </w:rPr>
+        <w:t>docs/etapa-5/STATUS-EXECUCAO.md</w:t>
+      </w:r>
+      <w:r>
+        <w:t xml:space="preserve">, </w:t>
+      </w:r>
+      <w:r>
+        <w:rPr>
+          <w:rFonts w:ascii="Consolas" w:hAnsi="Consolas" w:eastAsia="Consolas"/>
         </w:rPr>
         <w:t>.env.example</w:t>
       </w:r>
       <w:r>
-        <w:t>, sem valores secretos, e repassar à Pessoa 4 os passos reais de configuração.</w:t>
-      </w:r>
-    </w:p>
-    <w:p>
-      <w:r>
-        <w:t>10. Preparar testes positivos e negativos de acesso para a Pessoa 4.</w:t>
+        <w:t xml:space="preserve"> (revisão de nomes e comentários, sem valores), scripts de teste que criar em </w:t>
+      </w:r>
+      <w:r>
+        <w:rPr>
+          <w:rFonts w:ascii="Consolas" w:hAnsi="Consolas" w:eastAsia="Consolas"/>
+        </w:rPr>
+        <w:t>scripts/</w:t>
+      </w:r>
+      <w:r>
+        <w:t>.</w:t>
       </w:r>
     </w:p>
     <w:p>
@@ -1604,1511 +3675,443 @@
         <w:pStyle w:val="Heading2"/>
       </w:pPr>
       <w:r>
-        <w:t>Arquivos prováveis</w:t>
-      </w:r>
-    </w:p>
-    <w:p>
-      <w:r/>
+        <w:t>Critérios de conclusão</w:t>
+      </w:r>
+    </w:p>
+    <w:p>
+      <w:r>
+        <w:t>☐ Cenários principais e negativos executados e rastreáveis; pendências visíveis.</w:t>
+      </w:r>
+    </w:p>
+    <w:p>
+      <w:r>
+        <w:t>☐ Bugs bloqueantes registrados no backlog e retestados quando houver correção disponível.</w:t>
+      </w:r>
+    </w:p>
+    <w:p>
+      <w:r>
+        <w:t>☐ README validado em ambiente limpo ou com limitações explicitadas.</w:t>
+      </w:r>
+    </w:p>
+    <w:p>
+      <w:r>
+        <w:t>☐ Slides publicados na plataforma exigida, com link de leitura testado.</w:t>
+      </w:r>
+    </w:p>
+    <w:p>
+      <w:r>
+        <w:t>☐ Daily Scrum registra participação real dos quatro integrantes.</w:t>
+      </w:r>
+    </w:p>
+    <w:p>
+      <w:r>
+        <w:t>☐ Repositório, documento e apresentação acessíveis sem login do avaliador.</w:t>
+      </w:r>
+    </w:p>
+    <w:p>
+      <w:r>
+        <w:t>☐ Nenhuma credencial ou dado privado nas evidências.</w:t>
+      </w:r>
+    </w:p>
+    <w:p>
+      <w:pPr>
+        <w:pStyle w:val="Heading2"/>
+      </w:pPr>
+      <w:r>
+        <w:t>Prompt 4A — Plano e execução de testes</w:t>
+      </w:r>
+    </w:p>
+    <w:p>
+      <w:pPr>
+        <w:pStyle w:val="Prompt"/>
+        <w:shd w:val="clear" w:color="auto" w:fill="F0F4F6"/>
+      </w:pPr>
+      <w:r>
+        <w:t>Sou a Pessoa 4, responsável por verificação e entrega.</w:t>
+      </w:r>
+    </w:p>
+    <w:p>
+      <w:pPr>
+        <w:pStyle w:val="Prompt"/>
+        <w:shd w:val="clear" w:color="auto" w:fill="F0F4F6"/>
+      </w:pPr>
+      <w:r>
+        <w:t>Leia os contratos publicados em docs/etapa-5/contratos/ e o código disponível; não espere repasse.</w:t>
+      </w:r>
+    </w:p>
+    <w:p>
+      <w:pPr>
+        <w:pStyle w:val="Prompt"/>
+        <w:shd w:val="clear" w:color="auto" w:fill="F0F4F6"/>
+      </w:pPr>
+      <w:r>
+        <w:t>Crie docs/etapa-5/pessoa-4/plano-testes.md com casos de login/cadastro, fluxos principais,</w:t>
+      </w:r>
+    </w:p>
+    <w:p>
+      <w:pPr>
+        <w:pStyle w:val="Prompt"/>
+        <w:shd w:val="clear" w:color="auto" w:fill="F0F4F6"/>
+      </w:pPr>
+      <w:r>
+        <w:t>persistência, formulários, responsividade e autorização dos três perfis.</w:t>
+      </w:r>
+    </w:p>
+    <w:p>
+      <w:pPr>
+        <w:pStyle w:val="Prompt"/>
+        <w:shd w:val="clear" w:color="auto" w:fill="F0F4F6"/>
+      </w:pPr>
+      <w:r>
+        <w:t>Inclua acesso direto à API, registros de outro usuário e tentativa de autopromoção.</w:t>
+      </w:r>
+    </w:p>
+    <w:p>
+      <w:pPr>
+        <w:pStyle w:val="Prompt"/>
+        <w:shd w:val="clear" w:color="auto" w:fill="F0F4F6"/>
+      </w:pPr>
+      <w:r>
+        <w:t>Monte o ambiente de teste com os scripts do repositório e execute apenas o que for seguro.</w:t>
+      </w:r>
+    </w:p>
+    <w:p>
+      <w:pPr>
+        <w:pStyle w:val="Prompt"/>
+        <w:shd w:val="clear" w:color="auto" w:fill="F0F4F6"/>
+      </w:pPr>
+      <w:r>
+        <w:t>Registre versão, ambiente, data, passos, esperado, obtido, evidência e status.</w:t>
+      </w:r>
+    </w:p>
+    <w:p>
+      <w:pPr>
+        <w:pStyle w:val="Prompt"/>
+        <w:shd w:val="clear" w:color="auto" w:fill="F0F4F6"/>
+      </w:pPr>
+      <w:r>
+        <w:t>Use os status PASSOU, FALHOU, BLOQUEADO e NÃO EXECUTADO; não aprove teste por leitura de código.</w:t>
+      </w:r>
+    </w:p>
+    <w:p>
+      <w:pPr>
+        <w:pStyle w:val="Prompt"/>
+        <w:shd w:val="clear" w:color="auto" w:fill="F0F4F6"/>
+      </w:pPr>
+      <w:r>
+        <w:t>Crie relatorio-testes.md e backlog-falhas.md na mesma pasta, com o escopo responsável por cada falha.</w:t>
+      </w:r>
+    </w:p>
+    <w:p>
+      <w:pPr>
+        <w:pStyle w:val="Prompt"/>
+        <w:shd w:val="clear" w:color="auto" w:fill="F0F4F6"/>
+      </w:pPr>
+      <w:r>
+        <w:t>Não modifique funcionalidades de outra frente; registre a falha e siga.</w:t>
+      </w:r>
+    </w:p>
+    <w:p>
+      <w:pPr>
+        <w:pStyle w:val="Heading2"/>
+      </w:pPr>
+      <w:r>
+        <w:t>Prompt 4B — README e preparação da publicação</w:t>
+      </w:r>
+    </w:p>
+    <w:p>
+      <w:pPr>
+        <w:pStyle w:val="Prompt"/>
+        <w:shd w:val="clear" w:color="auto" w:fill="F0F4F6"/>
+      </w:pPr>
+      <w:r>
+        <w:t>Crie ou atualize o README.md do CoreMotion com base na execução real.</w:t>
+      </w:r>
+    </w:p>
+    <w:p>
+      <w:pPr>
+        <w:pStyle w:val="Prompt"/>
+        <w:shd w:val="clear" w:color="auto" w:fill="F0F4F6"/>
+      </w:pPr>
+      <w:r>
+        <w:t>Verifique package.json, lockfiles, .env.example, migrações e configuração do Next.js.</w:t>
+      </w:r>
+    </w:p>
+    <w:p>
+      <w:pPr>
+        <w:pStyle w:val="Prompt"/>
+        <w:shd w:val="clear" w:color="auto" w:fill="F0F4F6"/>
+      </w:pPr>
+      <w:r>
+        <w:t>Documente instalação com o gerenciador escolhido, ambiente sem segredos, preparação de banco</w:t>
+      </w:r>
+    </w:p>
+    <w:p>
+      <w:pPr>
+        <w:pStyle w:val="Prompt"/>
+        <w:shd w:val="clear" w:color="auto" w:fill="F0F4F6"/>
+      </w:pPr>
+      <w:r>
+        <w:t>de testes, execução, build, perfis, scripts e limitações.</w:t>
+      </w:r>
+    </w:p>
+    <w:p>
+      <w:pPr>
+        <w:pStyle w:val="Prompt"/>
+        <w:shd w:val="clear" w:color="auto" w:fill="F0F4F6"/>
+      </w:pPr>
+      <w:r>
+        <w:t>Não apresente modo demo como sistema integrado e não inclua contas ou senhas privadas.</w:t>
+      </w:r>
+    </w:p>
+    <w:p>
+      <w:pPr>
+        <w:pStyle w:val="Prompt"/>
+        <w:shd w:val="clear" w:color="auto" w:fill="F0F4F6"/>
+      </w:pPr>
+      <w:r>
+        <w:t>Teste as instruções em ambiente isolado quando possível e registre o que não foi validado.</w:t>
+      </w:r>
+    </w:p>
+    <w:p>
+      <w:pPr>
+        <w:pStyle w:val="Prompt"/>
+        <w:shd w:val="clear" w:color="auto" w:fill="F0F4F6"/>
+      </w:pPr>
+      <w:r>
+        <w:t>Antes de publicar, destaque a ambiguidade da exigência "apenas no github.com" e solicite a</w:t>
+      </w:r>
+    </w:p>
+    <w:p>
+      <w:pPr>
+        <w:pStyle w:val="Prompt"/>
+        <w:shd w:val="clear" w:color="auto" w:fill="F0F4F6"/>
+      </w:pPr>
+      <w:r>
+        <w:t>decisão do professor; explique a limitação do GitHub Pages para o backend Next.js.</w:t>
+      </w:r>
+    </w:p>
+    <w:p>
+      <w:pPr>
+        <w:pStyle w:val="Prompt"/>
+        <w:shd w:val="clear" w:color="auto" w:fill="F0F4F6"/>
+      </w:pPr>
+      <w:r>
+        <w:t>Prepare um checklist de publicação; não publique, mude visibilidade ou invente URLs.</w:t>
+      </w:r>
+    </w:p>
+    <w:p>
+      <w:pPr>
+        <w:pStyle w:val="Heading2"/>
+      </w:pPr>
+      <w:r>
+        <w:t>Prompt 4C — Apresentação</w:t>
+      </w:r>
+    </w:p>
+    <w:p>
+      <w:pPr>
+        <w:pStyle w:val="Prompt"/>
+        <w:shd w:val="clear" w:color="auto" w:fill="F0F4F6"/>
+      </w:pPr>
+      <w:r>
+        <w:t>Prepare a apresentação do TCC a partir do TCC em produção e dos testes registrados no repositório.</w:t>
+      </w:r>
+    </w:p>
+    <w:p>
+      <w:pPr>
+        <w:pStyle w:val="Prompt"/>
+        <w:shd w:val="clear" w:color="auto" w:fill="F0F4F6"/>
+      </w:pPr>
+      <w:r>
+        <w:t>Se a duração oficial não estiver informada, proponha um roteiro enxuto e marque a duração</w:t>
+      </w:r>
+    </w:p>
+    <w:p>
+      <w:pPr>
+        <w:pStyle w:val="Prompt"/>
+        <w:shd w:val="clear" w:color="auto" w:fill="F0F4F6"/>
+      </w:pPr>
+      <w:r>
+        <w:t>como decisão pendente. Divida as falas entre os quatro integrantes.</w:t>
+      </w:r>
+    </w:p>
+    <w:p>
+      <w:pPr>
+        <w:pStyle w:val="Prompt"/>
+        <w:shd w:val="clear" w:color="auto" w:fill="F0F4F6"/>
+      </w:pPr>
+      <w:r>
+        <w:t>Inclua problema, objetivos, solução, papéis da equipe, arquitetura, casos de uso,</w:t>
+      </w:r>
+    </w:p>
+    <w:p>
+      <w:pPr>
+        <w:pStyle w:val="Prompt"/>
+        <w:shd w:val="clear" w:color="auto" w:fill="F0F4F6"/>
+      </w:pPr>
+      <w:r>
+        <w:t>demonstração dos três perfis, testes, resultados reais, limitações e conclusão.</w:t>
+      </w:r>
+    </w:p>
+    <w:p>
+      <w:pPr>
+        <w:pStyle w:val="Prompt"/>
+        <w:shd w:val="clear" w:color="auto" w:fill="F0F4F6"/>
+      </w:pPr>
+      <w:r>
+        <w:t>Use capturas reais e diagramas legíveis; não invente screenshots ou métricas.</w:t>
+      </w:r>
+    </w:p>
+    <w:p>
+      <w:pPr>
+        <w:pStyle w:val="Prompt"/>
+        <w:shd w:val="clear" w:color="auto" w:fill="F0F4F6"/>
+      </w:pPr>
+      <w:r>
+        <w:t>Gere roteiro, notas de fala e, se possível, um PPTX importável em docs/etapa-5/pessoa-4/apresentacao/.</w:t>
+      </w:r>
+    </w:p>
+    <w:p>
+      <w:pPr>
+        <w:pStyle w:val="Prompt"/>
+        <w:shd w:val="clear" w:color="auto" w:fill="F0F4F6"/>
+      </w:pPr>
+      <w:r>
+        <w:t>Explique como importar e conferir no Google Slides ou PowerPoint Online.</w:t>
+      </w:r>
+    </w:p>
+    <w:p>
+      <w:pPr>
+        <w:pStyle w:val="Prompt"/>
+        <w:shd w:val="clear" w:color="auto" w:fill="F0F4F6"/>
+      </w:pPr>
+      <w:r>
+        <w:t>Não trate o PPTX local como apresentação publicada e aguarde a publicação autorizada para</w:t>
+      </w:r>
+    </w:p>
+    <w:p>
+      <w:pPr>
+        <w:pStyle w:val="Prompt"/>
+        <w:shd w:val="clear" w:color="auto" w:fill="F0F4F6"/>
+      </w:pPr>
+      <w:r>
+        <w:t>registrar um link real e verificar acesso de leitura sem login.</w:t>
+      </w:r>
+    </w:p>
+    <w:p>
+      <w:pPr>
+        <w:pStyle w:val="Heading2"/>
+      </w:pPr>
+      <w:r>
+        <w:t>Prompt 4D — Daily Scrum e entrega final</w:t>
+      </w:r>
+    </w:p>
+    <w:p>
+      <w:pPr>
+        <w:pStyle w:val="Prompt"/>
+        <w:shd w:val="clear" w:color="auto" w:fill="F0F4F6"/>
+      </w:pPr>
+      <w:r>
+        <w:t>Crie docs/etapa-5/pessoa-4/daily-scrum.md com um modelo de registro por encontro:</w:t>
+      </w:r>
+    </w:p>
+    <w:p>
+      <w:pPr>
+        <w:pStyle w:val="Prompt"/>
+        <w:shd w:val="clear" w:color="auto" w:fill="F0F4F6"/>
+      </w:pPr>
+      <w:r>
+        <w:t>data, presentes, o que cada um fez, o que fará, impedimentos, decisões e evidências.</w:t>
+      </w:r>
+    </w:p>
+    <w:p>
+      <w:pPr>
+        <w:pStyle w:val="Prompt"/>
+        <w:shd w:val="clear" w:color="auto" w:fill="F0F4F6"/>
+      </w:pPr>
+      <w:r>
+        <w:t>Use somente nomes, registros e imagens reais fornecidos pela equipe; se faltarem, deixe PENDENTE.</w:t>
+      </w:r>
+    </w:p>
+    <w:p>
+      <w:pPr>
+        <w:pStyle w:val="Prompt"/>
+        <w:shd w:val="clear" w:color="auto" w:fill="F0F4F6"/>
+      </w:pPr>
+      <w:r>
+        <w:t>Não reconstrua reuniões fictícias a partir de commits.</w:t>
+      </w:r>
+    </w:p>
+    <w:p>
+      <w:pPr>
+        <w:pStyle w:val="Prompt"/>
+        <w:shd w:val="clear" w:color="auto" w:fill="F0F4F6"/>
+      </w:pPr>
+      <w:r>
+        <w:t>Inclua um quadro com a função de cada integrante e a indicação das imagens reais a inserir.</w:t>
+      </w:r>
+    </w:p>
+    <w:p>
+      <w:pPr>
+        <w:pStyle w:val="Prompt"/>
+        <w:shd w:val="clear" w:color="auto" w:fill="F0F4F6"/>
+      </w:pPr>
+      <w:r>
+        <w:t>Depois, crie checklist-entrega.md e entrega-final.md com os campos exatos pedidos pelo professor.</w:t>
+      </w:r>
+    </w:p>
+    <w:p>
+      <w:pPr>
+        <w:pStyle w:val="Prompt"/>
+        <w:shd w:val="clear" w:color="auto" w:fill="F0F4F6"/>
+      </w:pPr>
+      <w:r>
+        <w:t>Não invente URLs nem declare acesso público sem verificação.</w:t>
+      </w:r>
+    </w:p>
+    <w:p>
+      <w:pPr>
+        <w:pStyle w:val="Prompt"/>
+        <w:shd w:val="clear" w:color="auto" w:fill="F0F4F6"/>
+      </w:pPr>
+      <w:r>
+        <w:t>Liste todos os links ainda não publicados ou não verificados.</w:t>
+      </w:r>
+    </w:p>
+    <w:p>
+      <w:pPr>
+        <w:pStyle w:val="Heading1"/>
+      </w:pPr>
+      <w:r>
+        <w:t>8. Trilhas independentes e ponto de encontro</w:t>
+      </w:r>
+    </w:p>
+    <w:p>
+      <w:r>
+        <w:t xml:space="preserve">Não há prazo oficial informado e </w:t>
+      </w:r>
       <w:r>
         <w:rPr>
-          <w:rFonts w:ascii="Consolas" w:hAnsi="Consolas"/>
-          <w:sz w:val="18"/>
+          <w:b/>
         </w:rPr>
-        <w:t>app/api/</w:t>
-      </w:r>
-      <w:r>
-        <w:t xml:space="preserve">, </w:t>
-      </w:r>
-      <w:r>
-        <w:rPr>
-          <w:rFonts w:ascii="Consolas" w:hAnsi="Consolas"/>
-          <w:sz w:val="18"/>
-        </w:rPr>
-        <w:t>app/actions/</w:t>
-      </w:r>
-      <w:r>
-        <w:t xml:space="preserve">, </w:t>
-      </w:r>
-      <w:r>
-        <w:rPr>
-          <w:rFonts w:ascii="Consolas" w:hAnsi="Consolas"/>
-          <w:sz w:val="18"/>
-        </w:rPr>
-        <w:t>services/</w:t>
-      </w:r>
-      <w:r>
-        <w:t xml:space="preserve">, </w:t>
-      </w:r>
-      <w:r>
-        <w:rPr>
-          <w:rFonts w:ascii="Consolas" w:hAnsi="Consolas"/>
-          <w:sz w:val="18"/>
-        </w:rPr>
-        <w:t>lib/</w:t>
-      </w:r>
-      <w:r>
-        <w:t xml:space="preserve">, </w:t>
-      </w:r>
-      <w:r>
-        <w:rPr>
-          <w:rFonts w:ascii="Consolas" w:hAnsi="Consolas"/>
-          <w:sz w:val="18"/>
-        </w:rPr>
-        <w:t>types/</w:t>
-      </w:r>
-      <w:r>
-        <w:t xml:space="preserve">, </w:t>
-      </w:r>
-      <w:r>
-        <w:rPr>
-          <w:rFonts w:ascii="Consolas" w:hAnsi="Consolas"/>
-          <w:sz w:val="18"/>
-        </w:rPr>
-        <w:t>middleware.ts</w:t>
-      </w:r>
-      <w:r>
-        <w:t xml:space="preserve">, </w:t>
-      </w:r>
-      <w:r>
-        <w:rPr>
-          <w:rFonts w:ascii="Consolas" w:hAnsi="Consolas"/>
-          <w:sz w:val="18"/>
-        </w:rPr>
-        <w:t>supabase/migrations/</w:t>
-      </w:r>
-      <w:r>
-        <w:t xml:space="preserve"> e scripts de banco. Evitar alterações visuais paralelas às da Pessoa 1.</w:t>
-      </w:r>
-    </w:p>
-    <w:p>
-      <w:pPr>
-        <w:pStyle w:val="Heading2"/>
-      </w:pPr>
-      <w:r>
-        <w:t>Critérios de conclusão</w:t>
-      </w:r>
-    </w:p>
-    <w:p>
-      <w:r>
-        <w:t>☐ Os três perfis exigidos existem e possuem permissões aprovadas.</w:t>
-      </w:r>
-    </w:p>
-    <w:p>
-      <w:r>
-        <w:t>☐ Acesso direto à API não contorna a hierarquia.</w:t>
-      </w:r>
-    </w:p>
-    <w:p>
-      <w:r>
-        <w:t>☐ Alterar o navegador ou o corpo da requisição não promove o usuário.</w:t>
-      </w:r>
-    </w:p>
-    <w:p>
-      <w:r>
-        <w:t>☐ Usuário não lê nem altera registros privados de outro usuário sem autorização.</w:t>
-      </w:r>
-    </w:p>
-    <w:p>
-      <w:r>
-        <w:t>☐ Regras de RLS e credenciais privilegiadas são revisadas conforme a arquitetura real.</w:t>
-      </w:r>
-    </w:p>
-    <w:p>
-      <w:r>
-        <w:t>☐ Banco de testes pode ser recriado com os scripts documentados.</w:t>
-      </w:r>
-    </w:p>
-    <w:p>
-      <w:r>
-        <w:t>☐ Dados persistem após recarregar e entrar novamente.</w:t>
-      </w:r>
-    </w:p>
-    <w:p>
-      <w:r>
-        <w:t>☐ Modo demonstrativo está separado e claramente identificado.</w:t>
-      </w:r>
-    </w:p>
-    <w:p>
-      <w:pPr>
-        <w:pStyle w:val="Heading2"/>
-      </w:pPr>
-      <w:r>
-        <w:t>Prompt 2A — Auditoria e contrato</w:t>
-      </w:r>
-    </w:p>
-    <w:p>
-      <w:pPr>
-        <w:pStyle w:val="Prompt"/>
-        <w:shd w:fill="F0F4F6"/>
-      </w:pPr>
-      <w:r>
-        <w:t>Sou a Pessoa 2, responsável por backend, banco e segurança.</w:t>
-      </w:r>
-    </w:p>
-    <w:p>
-      <w:pPr>
-        <w:pStyle w:val="Prompt"/>
-        <w:shd w:fill="F0F4F6"/>
-      </w:pPr>
-      <w:r>
-        <w:t>Audite autenticação, sessões, APIs, Server Actions, serviços, SQL e políticas RLS.</w:t>
-      </w:r>
-    </w:p>
-    <w:p>
-      <w:pPr>
-        <w:pStyle w:val="Prompt"/>
-        <w:shd w:fill="F0F4F6"/>
-      </w:pPr>
-      <w:r>
-        <w:t>Confirme os perfis atuais no código e a diferença entre modo demo e banco real.</w:t>
-      </w:r>
-    </w:p>
-    <w:p>
-      <w:pPr>
-        <w:pStyle w:val="Prompt"/>
-        <w:shd w:fill="F0F4F6"/>
-      </w:pPr>
-      <w:r>
-        <w:t>Investigue autorização apenas no cliente, privilégios por e-mail, possibilidade de</w:t>
-      </w:r>
-    </w:p>
-    <w:p>
-      <w:pPr>
-        <w:pStyle w:val="Prompt"/>
-        <w:shd w:fill="F0F4F6"/>
-      </w:pPr>
-      <w:r>
-        <w:t>autopromoção, acesso entre usuários e exposição de credenciais, sem reproduzir segredos.</w:t>
-      </w:r>
-    </w:p>
-    <w:p>
-      <w:pPr>
-        <w:pStyle w:val="Prompt"/>
-        <w:shd w:fill="F0F4F6"/>
-      </w:pPr>
-      <w:r>
-        <w:t>Não execute alterações no banco nesta rodada.</w:t>
-      </w:r>
-    </w:p>
-    <w:p>
-      <w:pPr>
-        <w:pStyle w:val="Prompt"/>
-        <w:shd w:fill="F0F4F6"/>
-      </w:pPr>
-      <w:r>
-        <w:t>Crie docs/etapa-5/pessoa-2/auditoria-backend.md,</w:t>
-      </w:r>
-    </w:p>
-    <w:p>
-      <w:pPr>
-        <w:pStyle w:val="Prompt"/>
-        <w:shd w:fill="F0F4F6"/>
-      </w:pPr>
-      <w:r>
-        <w:t>docs/etapa-5/pessoa-2/matriz-permissoes.md e</w:t>
-      </w:r>
-    </w:p>
-    <w:p>
-      <w:pPr>
-        <w:pStyle w:val="Prompt"/>
-        <w:shd w:fill="F0F4F6"/>
-      </w:pPr>
-      <w:r>
-        <w:t>docs/etapa-5/pessoa-2/contrato-integracao.md.</w:t>
-      </w:r>
-    </w:p>
-    <w:p>
-      <w:pPr>
-        <w:pStyle w:val="Prompt"/>
-        <w:shd w:fill="F0F4F6"/>
-      </w:pPr>
-      <w:r>
-        <w:t>Na matriz, proponha Administrador, Supervisor e Usuário e preserve papéis de negócio</w:t>
-      </w:r>
-    </w:p>
-    <w:p>
-      <w:pPr>
-        <w:pStyle w:val="Prompt"/>
-        <w:shd w:fill="F0F4F6"/>
-      </w:pPr>
-      <w:r>
-        <w:t>quando necessário. Marque as decisões que precisam de aprovação da equipe.</w:t>
-      </w:r>
-    </w:p>
-    <w:p>
-      <w:pPr>
-        <w:pStyle w:val="Prompt"/>
-        <w:shd w:fill="F0F4F6"/>
-      </w:pPr>
-      <w:r>
-        <w:t>Priorize riscos e proponha migrações, testes e um plano de reversão.</w:t>
-      </w:r>
-    </w:p>
-    <w:p>
-      <w:pPr>
-        <w:pStyle w:val="Prompt"/>
-        <w:shd w:fill="F0F4F6"/>
-      </w:pPr>
-      <w:r>
-        <w:t>Aguarde aprovação antes de implementar.</w:t>
-      </w:r>
-    </w:p>
-    <w:p/>
-    <w:p>
-      <w:pPr>
-        <w:pStyle w:val="Heading2"/>
-      </w:pPr>
-      <w:r>
-        <w:t>Prompt 2B — Implementação segura</w:t>
-      </w:r>
-    </w:p>
-    <w:p>
-      <w:pPr>
-        <w:pStyle w:val="Prompt"/>
-        <w:shd w:fill="F0F4F6"/>
-      </w:pPr>
-      <w:r>
-        <w:t>Implemente o lote aprovado da auditoria da Pessoa 2: [identificar lote].</w:t>
-      </w:r>
-    </w:p>
-    <w:p>
-      <w:pPr>
-        <w:pStyle w:val="Prompt"/>
-        <w:shd w:fill="F0F4F6"/>
-      </w:pPr>
-      <w:r>
-        <w:t>Aplique a matriz de permissões aprovada no servidor e no banco, conforme a arquitetura.</w:t>
-      </w:r>
-    </w:p>
-    <w:p>
-      <w:pPr>
-        <w:pStyle w:val="Prompt"/>
-        <w:shd w:fill="F0F4F6"/>
-      </w:pPr>
-      <w:r>
-        <w:t>Valide sessão, papel, propriedade do registro e dados recebidos; não confie em papel,</w:t>
-      </w:r>
-    </w:p>
-    <w:p>
-      <w:pPr>
-        <w:pStyle w:val="Prompt"/>
-        <w:shd w:fill="F0F4F6"/>
-      </w:pPr>
-      <w:r>
-        <w:t>ID de usuário ou indicador de admin enviado pelo navegador.</w:t>
-      </w:r>
-    </w:p>
-    <w:p>
-      <w:pPr>
-        <w:pStyle w:val="Prompt"/>
-        <w:shd w:fill="F0F4F6"/>
-      </w:pPr>
-      <w:r>
-        <w:t>Impeça autopromoção e separe atalhos demonstrativos do funcionamento real.</w:t>
-      </w:r>
-    </w:p>
-    <w:p>
-      <w:pPr>
-        <w:pStyle w:val="Prompt"/>
-        <w:shd w:fill="F0F4F6"/>
-      </w:pPr>
-      <w:r>
-        <w:t>Versione mudanças SQL em migrações incrementais e atualize tipos e contratos necessários.</w:t>
-      </w:r>
-    </w:p>
-    <w:p>
-      <w:pPr>
-        <w:pStyle w:val="Prompt"/>
-        <w:shd w:fill="F0F4F6"/>
-      </w:pPr>
-      <w:r>
-        <w:t>Não use chave privilegiada no cliente nem execute migrações, seeds ou limpezas em produção.</w:t>
-      </w:r>
-    </w:p>
-    <w:p>
-      <w:pPr>
-        <w:pStyle w:val="Prompt"/>
-        <w:shd w:fill="F0F4F6"/>
-      </w:pPr>
-      <w:r>
-        <w:t>Se faltar ambiente seguro, prepare os scripts e marque a aplicação como pendente.</w:t>
-      </w:r>
-    </w:p>
-    <w:p>
-      <w:pPr>
-        <w:pStyle w:val="Prompt"/>
-        <w:shd w:fill="F0F4F6"/>
-      </w:pPr>
-      <w:r>
-        <w:t>Inclua testes positivos e negativos, execute o que for possível e registre comandos,</w:t>
-      </w:r>
-    </w:p>
-    <w:p>
-      <w:pPr>
-        <w:pStyle w:val="Prompt"/>
-        <w:shd w:fill="F0F4F6"/>
-      </w:pPr>
-      <w:r>
-        <w:t>resultados reais, riscos e instruções em docs/etapa-5/pessoa-2/registro-backend.md.</w:t>
-      </w:r>
-    </w:p>
-    <w:p/>
-    <w:p>
-      <w:pPr>
-        <w:pStyle w:val="Heading2"/>
-      </w:pPr>
-      <w:r>
-        <w:t>Prompt 2C — Repasse técnico</w:t>
-      </w:r>
-    </w:p>
-    <w:p>
-      <w:pPr>
-        <w:pStyle w:val="Prompt"/>
-        <w:shd w:fill="F0F4F6"/>
-      </w:pPr>
-      <w:r>
-        <w:t>Prepare o repasse do backend para as Pessoas 1 e 4.</w:t>
-      </w:r>
-    </w:p>
-    <w:p>
-      <w:pPr>
-        <w:pStyle w:val="Prompt"/>
-        <w:shd w:fill="F0F4F6"/>
-      </w:pPr>
-      <w:r>
-        <w:t>Atualize contrato-integracao.md e matriz-permissoes.md para o comportamento implementado.</w:t>
-      </w:r>
-    </w:p>
-    <w:p>
-      <w:pPr>
-        <w:pStyle w:val="Prompt"/>
-        <w:shd w:fill="F0F4F6"/>
-      </w:pPr>
-      <w:r>
-        <w:t>Crie docs/etapa-5/pessoa-2/repasse-backend.md com configuração sem segredos,</w:t>
-      </w:r>
-    </w:p>
-    <w:p>
-      <w:pPr>
-        <w:pStyle w:val="Prompt"/>
-        <w:shd w:fill="F0F4F6"/>
-      </w:pPr>
-      <w:r>
-        <w:t>ordem das migrações, criação segura de contas de teste, rotas/operações por perfil,</w:t>
-      </w:r>
-    </w:p>
-    <w:p>
-      <w:pPr>
-        <w:pStyle w:val="Prompt"/>
-        <w:shd w:fill="F0F4F6"/>
-      </w:pPr>
-      <w:r>
-        <w:t>cenários de acesso negado, limitações e estado dos testes.</w:t>
-      </w:r>
-    </w:p>
-    <w:p>
-      <w:pPr>
-        <w:pStyle w:val="Prompt"/>
-        <w:shd w:fill="F0F4F6"/>
-      </w:pPr>
-      <w:r>
-        <w:t>Diferencie integração real, simulação e funcionalidade ainda pendente.</w:t>
-      </w:r>
-    </w:p>
-    <w:p>
-      <w:pPr>
-        <w:pStyle w:val="Prompt"/>
-        <w:shd w:fill="F0F4F6"/>
-      </w:pPr>
-      <w:r>
-        <w:t>Não declare segurança validada sem evidências dos testes correspondentes.</w:t>
-      </w:r>
-    </w:p>
-    <w:p/>
-    <w:p>
-      <w:pPr>
-        <w:pStyle w:val="Heading1"/>
-        <w:pageBreakBefore/>
-      </w:pPr>
-      <w:r>
-        <w:t>6. Pessoa 3 — TCC, requisitos e diagramas</w:t>
-      </w:r>
-    </w:p>
-    <w:p>
-      <w:pPr>
-        <w:pStyle w:val="Heading2"/>
-      </w:pPr>
-      <w:r>
-        <w:t>Objetivo</w:t>
-      </w:r>
-    </w:p>
-    <w:p>
-      <w:r>
-        <w:t>Produzir documentação acadêmica legível, rastreável e fiel à versão integrada do sistema, usando o modelo do professor e reaproveitando os diagramas existentes.</w:t>
-      </w:r>
-    </w:p>
-    <w:p>
-      <w:pPr>
-        <w:pStyle w:val="Heading2"/>
-      </w:pPr>
-      <w:r>
-        <w:t>Tarefas</w:t>
-      </w:r>
-    </w:p>
-    <w:p>
-      <w:r>
-        <w:t>1. Obter o PDF de requisitos e o modelo original do TCC. Registrar exigências e lacunas.</w:t>
-      </w:r>
-    </w:p>
-    <w:p>
-      <w:r>
-        <w:t>2. Receber nomes completos, instituição, curso, orientador, cidade, ano e grafia oficial do aplicativo.</w:t>
-      </w:r>
-    </w:p>
-    <w:p>
-      <w:r>
-        <w:t>3. Elaborar estrutura de capítulos conforme o modelo. Em geral: introdução, problema, objetivos, justificativa, fundamentação, metodologia, desenvolvimento, testes/resultados, conclusão e referências; não impor essa estrutura se o modelo exigir outra.</w:t>
-      </w:r>
-    </w:p>
-    <w:p>
-      <w:r>
-        <w:t>4. Descrever arquitetura, tecnologias, requisitos funcionais e não funcionais, perfis, banco e jornadas de uso reais.</w:t>
-      </w:r>
-    </w:p>
-    <w:p>
-      <w:r>
-        <w:t>5. Criar rastreabilidade: requisito → caso de uso → tela/API → teste → evidência.</w:t>
-      </w:r>
-    </w:p>
-    <w:p>
-      <w:r>
-        <w:t xml:space="preserve">6. Revisar o material em </w:t>
-      </w:r>
-      <w:r>
-        <w:rPr>
-          <w:rFonts w:ascii="Consolas" w:hAnsi="Consolas"/>
-          <w:sz w:val="18"/>
-        </w:rPr>
-        <w:t>Fluxograma/Diagrama C. De Uso/</w:t>
-      </w:r>
-      <w:r>
-        <w:t>. Confrontar o catálogo existente com o sistema; contagens antigas não são metas de completude.</w:t>
-      </w:r>
-    </w:p>
-    <w:p>
-      <w:r>
-        <w:t>7. Atualizar as fontes dos diagramas e regenerar os arquivos; não editar PDFs/HTML gerados à mão.</w:t>
-      </w:r>
-    </w:p>
-    <w:p>
-      <w:r>
-        <w:t>8. Criar versão A4 do diagrama, com decomposição por módulos se necessário, e versão adequada para slides. Não encolher um diagrama inteiro a ponto de ficar ilegível.</w:t>
-      </w:r>
-    </w:p>
-    <w:p>
-      <w:r>
-        <w:t>9. Descrever casos principais com ator, objetivo, pré-condições, fluxo principal, alternativas e pós-condições. Usar fluxogramas ou passos numerados como complemento.</w:t>
-      </w:r>
-    </w:p>
-    <w:p>
-      <w:r>
-        <w:t>10. Inserir capturas reais fornecidas pelas Pessoas 1 e 4, com legenda, fonte e proteção de dados pessoais.</w:t>
-      </w:r>
-    </w:p>
-    <w:p>
-      <w:r>
-        <w:t>11. Buscar referências verificáveis. Não usar referências inventadas ou tratar respostas da IA como fonte técnica primária.</w:t>
-      </w:r>
-    </w:p>
-    <w:p>
-      <w:r>
-        <w:t>12. Conferir sumário, numeração, citações, referências, legendas e diagramação na exportação final.</w:t>
-      </w:r>
-    </w:p>
-    <w:p>
-      <w:pPr>
-        <w:pStyle w:val="Heading2"/>
-      </w:pPr>
-      <w:r>
-        <w:t>Arquivos sob sua coordenação</w:t>
-      </w:r>
-    </w:p>
-    <w:p>
-      <w:r/>
-      <w:r>
-        <w:rPr>
-          <w:rFonts w:ascii="Consolas" w:hAnsi="Consolas"/>
-          <w:sz w:val="18"/>
-        </w:rPr>
-        <w:t>docs/etapa-5/pessoa-3/</w:t>
-      </w:r>
-      <w:r>
-        <w:t xml:space="preserve">, fontes de documentação em </w:t>
-      </w:r>
-      <w:r>
-        <w:rPr>
-          <w:rFonts w:ascii="Consolas" w:hAnsi="Consolas"/>
-          <w:sz w:val="18"/>
-        </w:rPr>
-        <w:t>scripts/lib/</w:t>
-      </w:r>
-      <w:r>
-        <w:t xml:space="preserve">, templates de documentação e artefatos em </w:t>
-      </w:r>
-      <w:r>
-        <w:rPr>
-          <w:rFonts w:ascii="Consolas" w:hAnsi="Consolas"/>
-          <w:sz w:val="18"/>
-        </w:rPr>
-        <w:t>Fluxograma/Diagrama C. De Uso/</w:t>
-      </w:r>
-      <w:r>
-        <w:t>. Alterar somente conteúdo pertinente; combinar mudanças em scripts compartilhados.</w:t>
-      </w:r>
-    </w:p>
-    <w:p>
-      <w:pPr>
-        <w:pStyle w:val="Heading2"/>
-      </w:pPr>
-      <w:r>
-        <w:t>Critérios de conclusão</w:t>
-      </w:r>
-    </w:p>
-    <w:p>
-      <w:r>
-        <w:t>☐ Modelo e requisitos do professor foram conferidos; se ausentes, documento continua identificado como rascunho.</w:t>
-      </w:r>
-    </w:p>
-    <w:p>
-      <w:r>
-        <w:t>☐ Documento corresponde ao sistema testado, sem anunciar recursos simulados como reais.</w:t>
-      </w:r>
-    </w:p>
-    <w:p>
-      <w:r>
-        <w:t>☐ Diagrama representa corretamente os atores e suas permissões.</w:t>
-      </w:r>
-    </w:p>
-    <w:p>
-      <w:r>
-        <w:t>☐ Versões A4 e de apresentação são legíveis em tamanho real.</w:t>
-      </w:r>
-    </w:p>
-    <w:p>
-      <w:r>
-        <w:t>☐ Casos de uso, requisitos e testes são rastreáveis.</w:t>
-      </w:r>
-    </w:p>
-    <w:p>
-      <w:r>
-        <w:t>☐ Fontes e referências são verificáveis.</w:t>
-      </w:r>
-    </w:p>
-    <w:p>
-      <w:r>
-        <w:t>☐ Arquivo editável, versão de leitura e link público da documentação foram conferidos pela equipe.</w:t>
-      </w:r>
-    </w:p>
-    <w:p>
-      <w:pPr>
-        <w:pStyle w:val="Heading2"/>
-      </w:pPr>
-      <w:r>
-        <w:t>Prompt 3A — Estrutura e lacunas acadêmicas</w:t>
-      </w:r>
-    </w:p>
-    <w:p>
-      <w:pPr>
-        <w:pStyle w:val="Prompt"/>
-        <w:shd w:fill="F0F4F6"/>
-      </w:pPr>
-      <w:r>
-        <w:t>Sou a Pessoa 3, responsável pelo TCC e pelos diagramas.</w:t>
-      </w:r>
-    </w:p>
-    <w:p>
-      <w:pPr>
-        <w:pStyle w:val="Prompt"/>
-        <w:shd w:fill="F0F4F6"/>
-      </w:pPr>
-      <w:r>
-        <w:t>Leia o enunciado, o PDF e o modelo acadêmico anexados, quando disponíveis.</w:t>
-      </w:r>
-    </w:p>
-    <w:p>
-      <w:pPr>
-        <w:pStyle w:val="Prompt"/>
-        <w:shd w:fill="F0F4F6"/>
-      </w:pPr>
-      <w:r>
-        <w:t>Se faltarem, registre exatamente o que falta e não declare conformidade ABNT definitiva.</w:t>
-      </w:r>
-    </w:p>
-    <w:p>
-      <w:pPr>
-        <w:pStyle w:val="Prompt"/>
-        <w:shd w:fill="F0F4F6"/>
-      </w:pPr>
-      <w:r>
-        <w:t>Inspecione o sistema e os documentos existentes, sem alterar código da aplicação.</w:t>
-      </w:r>
-    </w:p>
-    <w:p>
-      <w:pPr>
-        <w:pStyle w:val="Prompt"/>
-        <w:shd w:fill="F0F4F6"/>
-      </w:pPr>
-      <w:r>
-        <w:t>Crie docs/etapa-5/pessoa-3/requisitos-documentais.md com cada exigência,</w:t>
-      </w:r>
-    </w:p>
-    <w:p>
-      <w:pPr>
-        <w:pStyle w:val="Prompt"/>
-        <w:shd w:fill="F0F4F6"/>
-      </w:pPr>
-      <w:r>
-        <w:t>fonte da exigência, entrega correspondente e informação ainda necessária.</w:t>
-      </w:r>
-    </w:p>
-    <w:p>
-      <w:pPr>
-        <w:pStyle w:val="Prompt"/>
-        <w:shd w:fill="F0F4F6"/>
-      </w:pPr>
-      <w:r>
-        <w:t>Crie uma estrutura de TCC coerente com o modelo e uma tabela de dados acadêmicos faltantes.</w:t>
-      </w:r>
-    </w:p>
-    <w:p>
-      <w:pPr>
-        <w:pStyle w:val="Prompt"/>
-        <w:shd w:fill="F0F4F6"/>
-      </w:pPr>
-      <w:r>
-        <w:t>Diferencie afirmações confirmadas no código, confirmadas em execução e não verificadas.</w:t>
-      </w:r>
-    </w:p>
-    <w:p>
-      <w:pPr>
-        <w:pStyle w:val="Prompt"/>
-        <w:shd w:fill="F0F4F6"/>
-      </w:pPr>
-      <w:r>
-        <w:t>Não invente integrantes, instituição, resultados ou referências.</w:t>
-      </w:r>
-    </w:p>
-    <w:p/>
-    <w:p>
-      <w:pPr>
-        <w:pStyle w:val="Heading2"/>
-      </w:pPr>
-      <w:r>
-        <w:t>Prompt 3B — Texto do TCC</w:t>
-      </w:r>
-    </w:p>
-    <w:p>
-      <w:pPr>
-        <w:pStyle w:val="Prompt"/>
-        <w:shd w:fill="F0F4F6"/>
-      </w:pPr>
-      <w:r>
-        <w:t>Redija a versão de trabalho do TCC com base na estrutura aprovada, no modelo do professor,</w:t>
-      </w:r>
-    </w:p>
-    <w:p>
-      <w:pPr>
-        <w:pStyle w:val="Prompt"/>
-        <w:shd w:fill="F0F4F6"/>
-      </w:pPr>
-      <w:r>
-        <w:t>na matriz de permissões e na versão integrada do sistema.</w:t>
-      </w:r>
-    </w:p>
-    <w:p>
-      <w:pPr>
-        <w:pStyle w:val="Prompt"/>
-        <w:shd w:fill="F0F4F6"/>
-      </w:pPr>
-      <w:r>
-        <w:t>Crie os arquivos em docs/etapa-5/pessoa-3/tcc/.</w:t>
-      </w:r>
-    </w:p>
-    <w:p>
-      <w:pPr>
-        <w:pStyle w:val="Prompt"/>
-        <w:shd w:fill="F0F4F6"/>
-      </w:pPr>
-      <w:r>
-        <w:t>Explique problema, objetivos, justificativa, método, arquitetura, requisitos,</w:t>
-      </w:r>
-    </w:p>
-    <w:p>
-      <w:pPr>
-        <w:pStyle w:val="Prompt"/>
-        <w:shd w:fill="F0F4F6"/>
-      </w:pPr>
-      <w:r>
-        <w:t>implementação, validação e conclusão, ajustando os capítulos ao modelo recebido.</w:t>
-      </w:r>
-    </w:p>
-    <w:p>
-      <w:pPr>
-        <w:pStyle w:val="Prompt"/>
-        <w:shd w:fill="F0F4F6"/>
-      </w:pPr>
-      <w:r>
-        <w:t>Inclua uma matriz requisito → caso de uso → tela/API → teste → evidência.</w:t>
-      </w:r>
-    </w:p>
-    <w:p>
-      <w:pPr>
-        <w:pStyle w:val="Prompt"/>
-        <w:shd w:fill="F0F4F6"/>
-      </w:pPr>
-      <w:r>
-        <w:t>Use somente resultados de teste documentados e referências verificáveis.</w:t>
-      </w:r>
-    </w:p>
-    <w:p>
-      <w:pPr>
-        <w:pStyle w:val="Prompt"/>
-        <w:shd w:fill="F0F4F6"/>
-      </w:pPr>
-      <w:r>
-        <w:t>Na ausência de dados, deixe marcações explícitas de PENDENTE e uma lista de coleta.</w:t>
-      </w:r>
-    </w:p>
-    <w:p>
-      <w:pPr>
-        <w:pStyle w:val="Prompt"/>
-        <w:shd w:fill="F0F4F6"/>
-      </w:pPr>
-      <w:r>
-        <w:t>Não apresente pagamento, custódia, segurança ou publicação como reais sem comprovação.</w:t>
-      </w:r>
-    </w:p>
-    <w:p>
-      <w:pPr>
-        <w:pStyle w:val="Prompt"/>
-        <w:shd w:fill="F0F4F6"/>
-      </w:pPr>
-      <w:r>
-        <w:t>Prepare arquivo editável e versão PDF se as ferramentas permitirem; se não,</w:t>
-      </w:r>
-    </w:p>
-    <w:p>
-      <w:pPr>
-        <w:pStyle w:val="Prompt"/>
-        <w:shd w:fill="F0F4F6"/>
-      </w:pPr>
-      <w:r>
-        <w:t>explique o procedimento de exportação e revisão final no editor.</w:t>
-      </w:r>
-    </w:p>
-    <w:p/>
-    <w:p>
-      <w:pPr>
-        <w:pStyle w:val="Heading2"/>
-      </w:pPr>
-      <w:r>
-        <w:t>Prompt 3C — Diagramas e passos de uso</w:t>
-      </w:r>
-    </w:p>
-    <w:p>
-      <w:pPr>
-        <w:pStyle w:val="Prompt"/>
-        <w:shd w:fill="F0F4F6"/>
-      </w:pPr>
-      <w:r>
-        <w:t>Revise os casos de uso e fluxogramas existentes em Fluxograma/Diagrama C. De Uso/.</w:t>
-      </w:r>
-    </w:p>
-    <w:p>
-      <w:pPr>
-        <w:pStyle w:val="Prompt"/>
-        <w:shd w:fill="F0F4F6"/>
-      </w:pPr>
-      <w:r>
-        <w:t>Confira scripts/lib/usecase-core.mjs e scripts/lib/flowchart-core.mjs contra</w:t>
-      </w:r>
-    </w:p>
-    <w:p>
-      <w:pPr>
-        <w:pStyle w:val="Prompt"/>
-        <w:shd w:fill="F0F4F6"/>
-      </w:pPr>
-      <w:r>
-        <w:t>os contratos aprovados e o código integrado. Não use o catálogo antigo como prova de conclusão.</w:t>
-      </w:r>
-    </w:p>
-    <w:p>
-      <w:pPr>
-        <w:pStyle w:val="Prompt"/>
-        <w:shd w:fill="F0F4F6"/>
-      </w:pPr>
-      <w:r>
-        <w:t>Atualize atores e permissões, incluindo Administrador, Supervisor e Usuário,</w:t>
-      </w:r>
-    </w:p>
-    <w:p>
-      <w:pPr>
-        <w:pStyle w:val="Prompt"/>
-        <w:shd w:fill="F0F4F6"/>
-      </w:pPr>
-      <w:r>
-        <w:t>sem apagar atores de negócio pertinentes. Use UML correta; include/extend só quando aplicáveis.</w:t>
-      </w:r>
-    </w:p>
-    <w:p>
-      <w:pPr>
-        <w:pStyle w:val="Prompt"/>
-        <w:shd w:fill="F0F4F6"/>
-      </w:pPr>
-      <w:r>
-        <w:t>Atualize as fontes e rode os geradores documentados no package.json quando possível.</w:t>
-      </w:r>
-    </w:p>
-    <w:p>
-      <w:pPr>
-        <w:pStyle w:val="Prompt"/>
-        <w:shd w:fill="F0F4F6"/>
-      </w:pPr>
-      <w:r>
-        <w:t>Produza diagramas legíveis em páginas A4 e imagens vetoriais ou de boa resolução para slides,</w:t>
-      </w:r>
-    </w:p>
-    <w:p>
-      <w:pPr>
-        <w:pStyle w:val="Prompt"/>
-        <w:shd w:fill="F0F4F6"/>
-      </w:pPr>
-      <w:r>
-        <w:t>com visão geral e recortes por módulo quando necessário.</w:t>
-      </w:r>
-    </w:p>
-    <w:p>
-      <w:pPr>
-        <w:pStyle w:val="Prompt"/>
-        <w:shd w:fill="F0F4F6"/>
-      </w:pPr>
-      <w:r>
-        <w:t>Documente os principais casos com pré-condições, fluxo principal, alternativas e pós-condições.</w:t>
-      </w:r>
-    </w:p>
-    <w:p>
-      <w:pPr>
-        <w:pStyle w:val="Prompt"/>
-        <w:shd w:fill="F0F4F6"/>
-      </w:pPr>
-      <w:r>
-        <w:t>Crie docs/etapa-5/pessoa-3/revisao-diagramas.md com mudanças, comandos executados,</w:t>
-      </w:r>
-    </w:p>
-    <w:p>
-      <w:pPr>
-        <w:pStyle w:val="Prompt"/>
-        <w:shd w:fill="F0F4F6"/>
-      </w:pPr>
-      <w:r>
-        <w:t>arquivos gerados e verificações de legibilidade ainda pendentes.</w:t>
-      </w:r>
-    </w:p>
-    <w:p/>
-    <w:p>
-      <w:pPr>
-        <w:pStyle w:val="Heading1"/>
-        <w:pageBreakBefore/>
-      </w:pPr>
-      <w:r>
-        <w:t>7. Pessoa 4 — Testes, README, apresentação e entrega</w:t>
-      </w:r>
-    </w:p>
-    <w:p>
-      <w:pPr>
-        <w:pStyle w:val="Heading2"/>
-      </w:pPr>
-      <w:r>
-        <w:t>Objetivo</w:t>
-      </w:r>
-    </w:p>
-    <w:p>
-      <w:r>
-        <w:t>Verificar a versão integrada, organizar evidências reais e preparar uma entrega pública reproduzível, sem confundir arquivos gerados com links efetivamente publicados.</w:t>
-      </w:r>
-    </w:p>
-    <w:p>
-      <w:pPr>
-        <w:pStyle w:val="Heading2"/>
-      </w:pPr>
-      <w:r>
-        <w:t>Tarefas</w:t>
-      </w:r>
-    </w:p>
-    <w:p>
-      <w:r>
-        <w:t>1. Coordenar a lista de pendências e a integração entre as outras frentes.</w:t>
-      </w:r>
-    </w:p>
-    <w:p>
-      <w:r>
-        <w:t>2. Preparar ambiente de testes com contas fictícias e autorização da Pessoa 2.</w:t>
-      </w:r>
-    </w:p>
-    <w:p>
-      <w:r>
-        <w:t>3. Testar cadastro/login, fluxos de negócio, persistência, validações, responsividade e os três perfis.</w:t>
-      </w:r>
-    </w:p>
-    <w:p>
-      <w:r>
-        <w:t>4. Testar acesso negado por URL/API, operações de outro usuário e tentativa de promoção indevida. Não fazer testes destrutivos ou ofensivos contra produção.</w:t>
-      </w:r>
-    </w:p>
-    <w:p>
-      <w:r>
-        <w:t>5. Registrar cada caso com ID, versão, data, perfil, pré-condição, passos, resultado esperado, resultado obtido, evidência e status.</w:t>
-      </w:r>
-    </w:p>
-    <w:p>
-      <w:r>
-        <w:t>6. Encaminhar falhas à pessoa responsável e executar reteste. Registrar o histórico; não apagar falhas para produzir um relatório artificialmente positivo.</w:t>
-      </w:r>
-    </w:p>
-    <w:p>
-      <w:r>
-        <w:t xml:space="preserve">7. Criar </w:t>
-      </w:r>
-      <w:r>
-        <w:rPr>
-          <w:rFonts w:ascii="Consolas" w:hAnsi="Consolas"/>
-          <w:sz w:val="18"/>
-        </w:rPr>
-        <w:t>README.md</w:t>
-      </w:r>
-      <w:r>
-        <w:t xml:space="preserve"> na raiz com visão geral, stack, pré-requisitos reais, instalação, variáveis sem segredos, preparação do banco, execução, build, testes, perfis, limitações e links reais.</w:t>
-      </w:r>
-    </w:p>
-    <w:p>
-      <w:r>
-        <w:t xml:space="preserve">8. Verificar o gerenciador e lockfile existentes antes de definir instruções. O repositório tem </w:t>
-      </w:r>
-      <w:r>
-        <w:rPr>
-          <w:rFonts w:ascii="Consolas" w:hAnsi="Consolas"/>
-          <w:sz w:val="18"/>
-        </w:rPr>
-        <w:t>bun.lock</w:t>
-      </w:r>
-      <w:r>
-        <w:t>; não gerar lockfiles conflitantes sem decisão.</w:t>
-      </w:r>
-    </w:p>
-    <w:p>
-      <w:r>
-        <w:t xml:space="preserve">9. Revisar </w:t>
-      </w:r>
-      <w:r>
-        <w:rPr>
-          <w:rFonts w:ascii="Consolas" w:hAnsi="Consolas"/>
-          <w:sz w:val="18"/>
-        </w:rPr>
-        <w:t>CONTRIBUTING.md</w:t>
-      </w:r>
-      <w:r>
-        <w:t xml:space="preserve"> com a equipe para refletir 4 integrantes e as regras reais de colaboração, sem instruir sessões Arena a trocarem suas branches fixas.</w:t>
-      </w:r>
-    </w:p>
-    <w:p>
-      <w:r>
-        <w:t>10. Preparar slides e notas de fala usando resultados e capturas reais. Incluir problema, solução, equipe, arquitetura, casos de uso, demonstração, testes, conclusão e referências pertinentes.</w:t>
-      </w:r>
-    </w:p>
-    <w:p>
-      <w:r>
-        <w:t>11. Organizar os registros do Daily Scrum e imagens autênticas dos integrantes. Usar fotos, capturas de reuniões ou do quadro real com consentimento. A forma exata de imagem deve ser confirmada com o professor.</w:t>
-      </w:r>
-    </w:p>
-    <w:p>
-      <w:r>
-        <w:t>12. Obter esclarecimento sobre publicação, preparar a opção autorizada e conferir todos os links em janela anônima.</w:t>
-      </w:r>
-    </w:p>
-    <w:p>
-      <w:r>
-        <w:t>13. Publicar/importar a apresentação na plataforma exigida e preencher o modelo final de entrega.</w:t>
-      </w:r>
-    </w:p>
-    <w:p>
-      <w:pPr>
-        <w:pStyle w:val="Heading2"/>
-      </w:pPr>
-      <w:r>
-        <w:t>Critérios de conclusão</w:t>
-      </w:r>
-    </w:p>
-    <w:p>
-      <w:r>
-        <w:t>☐ Cenários principais e negativos executados e rastreáveis; pendências aparecem claramente.</w:t>
-      </w:r>
-    </w:p>
-    <w:p>
-      <w:r>
-        <w:t>☐ Bugs bloqueantes corrigidos e retestados.</w:t>
-      </w:r>
-    </w:p>
-    <w:p>
-      <w:r>
-        <w:t>☐ README validado em ambiente limpo ou com limitações de reprodução explicitadas.</w:t>
-      </w:r>
-    </w:p>
-    <w:p>
-      <w:r>
-        <w:t>☐ Slides revisados e disponíveis no Google Slides ou PowerPoint Online por link de leitura.</w:t>
-      </w:r>
-    </w:p>
-    <w:p>
-      <w:r>
-        <w:t>☐ Daily Scrum registra participação verdadeira dos quatro integrantes.</w:t>
-      </w:r>
-    </w:p>
-    <w:p>
-      <w:r>
-        <w:t>☐ Repositório, documentação e apresentação acessíveis sem login do avaliador.</w:t>
-      </w:r>
-    </w:p>
-    <w:p>
-      <w:r>
-        <w:t>☐ Publicação do sistema atende à interpretação confirmada com o professor.</w:t>
-      </w:r>
-    </w:p>
-    <w:p>
-      <w:r>
-        <w:t>☐ Nenhuma credencial ou dado privado aparece nos arquivos e nas evidências.</w:t>
-      </w:r>
-    </w:p>
-    <w:p>
-      <w:pPr>
-        <w:pStyle w:val="Heading2"/>
-      </w:pPr>
-      <w:r>
-        <w:t>Prompt 4A — Plano e execução de testes</w:t>
-      </w:r>
-    </w:p>
-    <w:p>
-      <w:pPr>
-        <w:pStyle w:val="Prompt"/>
-        <w:shd w:fill="F0F4F6"/>
-      </w:pPr>
-      <w:r>
-        <w:t>Sou a Pessoa 4, responsável por testes e entrega.</w:t>
-      </w:r>
-    </w:p>
-    <w:p>
-      <w:pPr>
-        <w:pStyle w:val="Prompt"/>
-        <w:shd w:fill="F0F4F6"/>
-      </w:pPr>
-      <w:r>
-        <w:t>Leia a matriz de permissões, os contratos e os repasses das Pessoas 1 e 2.</w:t>
-      </w:r>
-    </w:p>
-    <w:p>
-      <w:pPr>
-        <w:pStyle w:val="Prompt"/>
-        <w:shd w:fill="F0F4F6"/>
-      </w:pPr>
-      <w:r>
-        <w:t>Crie docs/etapa-5/pessoa-4/plano-testes.md com casos de login/cadastro,</w:t>
-      </w:r>
-    </w:p>
-    <w:p>
-      <w:pPr>
-        <w:pStyle w:val="Prompt"/>
-        <w:shd w:fill="F0F4F6"/>
-      </w:pPr>
-      <w:r>
-        <w:t>fluxos principais, persistência, formulários, responsividade e autorização dos três perfis.</w:t>
-      </w:r>
-    </w:p>
-    <w:p>
-      <w:pPr>
-        <w:pStyle w:val="Prompt"/>
-        <w:shd w:fill="F0F4F6"/>
-      </w:pPr>
-      <w:r>
-        <w:t>Inclua acesso direto à API, registros de outro usuário e tentativa de autopromoção.</w:t>
-      </w:r>
-    </w:p>
-    <w:p>
-      <w:pPr>
-        <w:pStyle w:val="Prompt"/>
-        <w:shd w:fill="F0F4F6"/>
-      </w:pPr>
-      <w:r>
-        <w:t>Execute apenas os testes possíveis no ambiente autorizado e seguro.</w:t>
-      </w:r>
-    </w:p>
-    <w:p>
-      <w:pPr>
-        <w:pStyle w:val="Prompt"/>
-        <w:shd w:fill="F0F4F6"/>
-      </w:pPr>
-      <w:r>
-        <w:t>Registre versão, ambiente, data, passos, esperado, obtido, evidência e status.</w:t>
-      </w:r>
-    </w:p>
-    <w:p>
-      <w:pPr>
-        <w:pStyle w:val="Prompt"/>
-        <w:shd w:fill="F0F4F6"/>
-      </w:pPr>
-      <w:r>
-        <w:t>Use os status PASSOU, FALHOU, BLOQUEADO e NÃO EXECUTADO.</w:t>
-      </w:r>
-    </w:p>
-    <w:p>
-      <w:pPr>
-        <w:pStyle w:val="Prompt"/>
-        <w:shd w:fill="F0F4F6"/>
-      </w:pPr>
-      <w:r>
-        <w:t>Não marque teste como aprovado apenas porque o código parece correto.</w:t>
-      </w:r>
-    </w:p>
-    <w:p>
-      <w:pPr>
-        <w:pStyle w:val="Prompt"/>
-        <w:shd w:fill="F0F4F6"/>
-      </w:pPr>
-      <w:r>
-        <w:t>Crie relatorio-testes.md e backlog-falhas.md na mesma pasta, com responsável sugerido</w:t>
-      </w:r>
-    </w:p>
-    <w:p>
-      <w:pPr>
-        <w:pStyle w:val="Prompt"/>
-        <w:shd w:fill="F0F4F6"/>
-      </w:pPr>
-      <w:r>
-        <w:t>para cada falha. Não modifique funcionalidades de outra frente sem coordenação.</w:t>
-      </w:r>
-    </w:p>
-    <w:p/>
-    <w:p>
-      <w:pPr>
-        <w:pStyle w:val="Heading2"/>
-      </w:pPr>
-      <w:r>
-        <w:t>Prompt 4B — README e preparação da publicação</w:t>
-      </w:r>
-    </w:p>
-    <w:p>
-      <w:pPr>
-        <w:pStyle w:val="Prompt"/>
-        <w:shd w:fill="F0F4F6"/>
-      </w:pPr>
-      <w:r>
-        <w:t>Crie ou atualize o README.md do CoreMotion com base na execução real.</w:t>
-      </w:r>
-    </w:p>
-    <w:p>
-      <w:pPr>
-        <w:pStyle w:val="Prompt"/>
-        <w:shd w:fill="F0F4F6"/>
-      </w:pPr>
-      <w:r>
-        <w:t>Verifique package.json, lockfiles, .env.example, migrações e configuração do Next.js.</w:t>
-      </w:r>
-    </w:p>
-    <w:p>
-      <w:pPr>
-        <w:pStyle w:val="Prompt"/>
-        <w:shd w:fill="F0F4F6"/>
-      </w:pPr>
-      <w:r>
-        <w:t>Documente instalação com o gerenciador escolhido, ambiente sem segredos,</w:t>
-      </w:r>
-    </w:p>
-    <w:p>
-      <w:pPr>
-        <w:pStyle w:val="Prompt"/>
-        <w:shd w:fill="F0F4F6"/>
-      </w:pPr>
-      <w:r>
-        <w:t>preparação de banco de testes, execução, build, perfis, scripts e limitações.</w:t>
-      </w:r>
-    </w:p>
-    <w:p>
-      <w:pPr>
-        <w:pStyle w:val="Prompt"/>
-        <w:shd w:fill="F0F4F6"/>
-      </w:pPr>
-      <w:r>
-        <w:t>Não apresente modo demo como sistema integrado. Não inclua contas ou senhas privadas.</w:t>
-      </w:r>
-    </w:p>
-    <w:p>
-      <w:pPr>
-        <w:pStyle w:val="Prompt"/>
-        <w:shd w:fill="F0F4F6"/>
-      </w:pPr>
-      <w:r>
-        <w:t>Teste as instruções em ambiente isolado quando possível e registre o que não foi validado.</w:t>
-      </w:r>
-    </w:p>
-    <w:p>
-      <w:pPr>
-        <w:pStyle w:val="Prompt"/>
-        <w:shd w:fill="F0F4F6"/>
-      </w:pPr>
-      <w:r>
-        <w:t>Revise as divergências de CONTRIBUTING.md com o plano da equipe e proponha correções.</w:t>
-      </w:r>
-    </w:p>
-    <w:p>
-      <w:pPr>
-        <w:pStyle w:val="Prompt"/>
-        <w:shd w:fill="F0F4F6"/>
-      </w:pPr>
-      <w:r>
-        <w:t>Antes de publicar, destaque a ambiguidade da exigência “apenas no github.com” e solicite</w:t>
-      </w:r>
-    </w:p>
-    <w:p>
-      <w:pPr>
-        <w:pStyle w:val="Prompt"/>
-        <w:shd w:fill="F0F4F6"/>
-      </w:pPr>
-      <w:r>
-        <w:t>a decisão do professor. Explique a limitação do GitHub Pages para o backend Next.js.</w:t>
-      </w:r>
-    </w:p>
-    <w:p>
-      <w:pPr>
-        <w:pStyle w:val="Prompt"/>
-        <w:shd w:fill="F0F4F6"/>
-      </w:pPr>
-      <w:r>
-        <w:t>Prepare um checklist de publicação; não publique, mude visibilidade ou invente URLs.</w:t>
-      </w:r>
-    </w:p>
-    <w:p/>
-    <w:p>
-      <w:pPr>
-        <w:pStyle w:val="Heading2"/>
-      </w:pPr>
-      <w:r>
-        <w:t>Prompt 4C — Apresentação</w:t>
-      </w:r>
-    </w:p>
-    <w:p>
-      <w:pPr>
-        <w:pStyle w:val="Prompt"/>
-        <w:shd w:fill="F0F4F6"/>
-      </w:pPr>
-      <w:r>
-        <w:t>Prepare a apresentação do TCC a partir do texto revisado pela Pessoa 3 e dos testes reais.</w:t>
-      </w:r>
-    </w:p>
-    <w:p>
-      <w:pPr>
-        <w:pStyle w:val="Prompt"/>
-        <w:shd w:fill="F0F4F6"/>
-      </w:pPr>
-      <w:r>
-        <w:t>Se a duração oficial não estiver informada, proponha um roteiro enxuto e marque a duração</w:t>
-      </w:r>
-    </w:p>
-    <w:p>
-      <w:pPr>
-        <w:pStyle w:val="Prompt"/>
-        <w:shd w:fill="F0F4F6"/>
-      </w:pPr>
-      <w:r>
-        <w:t>como decisão pendente. Divida as falas entre os quatro integrantes.</w:t>
-      </w:r>
-    </w:p>
-    <w:p>
-      <w:pPr>
-        <w:pStyle w:val="Prompt"/>
-        <w:shd w:fill="F0F4F6"/>
-      </w:pPr>
-      <w:r>
-        <w:t>Inclua problema, objetivos, solução, papéis da equipe, arquitetura, casos de uso,</w:t>
-      </w:r>
-    </w:p>
-    <w:p>
-      <w:pPr>
-        <w:pStyle w:val="Prompt"/>
-        <w:shd w:fill="F0F4F6"/>
-      </w:pPr>
-      <w:r>
-        <w:t>demonstração dos três perfis, testes, resultados reais, limitações e conclusão.</w:t>
-      </w:r>
-    </w:p>
-    <w:p>
-      <w:pPr>
-        <w:pStyle w:val="Prompt"/>
-        <w:shd w:fill="F0F4F6"/>
-      </w:pPr>
-      <w:r>
-        <w:t>Use capturas reais e diagramas legíveis; não invente screenshots ou métricas.</w:t>
-      </w:r>
-    </w:p>
-    <w:p>
-      <w:pPr>
-        <w:pStyle w:val="Prompt"/>
-        <w:shd w:fill="F0F4F6"/>
-      </w:pPr>
-      <w:r>
-        <w:t>Gere roteiro, notas de fala e, se possível, um PPTX importável, em</w:t>
-      </w:r>
-    </w:p>
-    <w:p>
-      <w:pPr>
-        <w:pStyle w:val="Prompt"/>
-        <w:shd w:fill="F0F4F6"/>
-      </w:pPr>
-      <w:r>
-        <w:t>docs/etapa-5/pessoa-4/apresentacao/. Se não for possível gerar PPTX, entregue o conteúdo</w:t>
-      </w:r>
-    </w:p>
-    <w:p>
-      <w:pPr>
-        <w:pStyle w:val="Prompt"/>
-        <w:shd w:fill="F0F4F6"/>
-      </w:pPr>
-      <w:r>
-        <w:t>slide a slide. Explique como importar e conferir no Google Slides ou PowerPoint Online.</w:t>
-      </w:r>
-    </w:p>
-    <w:p>
-      <w:pPr>
-        <w:pStyle w:val="Prompt"/>
-        <w:shd w:fill="F0F4F6"/>
-      </w:pPr>
-      <w:r>
-        <w:t>Não trate o PPTX local como apresentação publicada. Aguarde a publicação autorizada</w:t>
-      </w:r>
-    </w:p>
-    <w:p>
-      <w:pPr>
-        <w:pStyle w:val="Prompt"/>
-        <w:shd w:fill="F0F4F6"/>
-      </w:pPr>
-      <w:r>
-        <w:t>para registrar um link real e verificar acesso de leitura sem login.</w:t>
-      </w:r>
-    </w:p>
-    <w:p/>
-    <w:p>
-      <w:pPr>
-        <w:pStyle w:val="Heading2"/>
-      </w:pPr>
-      <w:r>
-        <w:t>Prompt 4D — Daily Scrum e entrega final</w:t>
-      </w:r>
-    </w:p>
-    <w:p>
-      <w:pPr>
-        <w:pStyle w:val="Prompt"/>
-        <w:shd w:fill="F0F4F6"/>
-      </w:pPr>
-      <w:r>
-        <w:t>Crie docs/etapa-5/pessoa-4/daily-scrum.md com um modelo de registro por encontro:</w:t>
-      </w:r>
-    </w:p>
-    <w:p>
-      <w:pPr>
-        <w:pStyle w:val="Prompt"/>
-        <w:shd w:fill="F0F4F6"/>
-      </w:pPr>
-      <w:r>
-        <w:t>data, presentes, o que cada um fez, o que fará, impedimentos, decisões e evidências.</w:t>
-      </w:r>
-    </w:p>
-    <w:p>
-      <w:pPr>
-        <w:pStyle w:val="Prompt"/>
-        <w:shd w:fill="F0F4F6"/>
-      </w:pPr>
-      <w:r>
-        <w:t>Use somente nomes, registros e imagens reais fornecidos pela equipe; se faltarem,</w:t>
-      </w:r>
-    </w:p>
-    <w:p>
-      <w:pPr>
-        <w:pStyle w:val="Prompt"/>
-        <w:shd w:fill="F0F4F6"/>
-      </w:pPr>
-      <w:r>
-        <w:t>deixe campos PENDENTE. Não reconstrua reuniões fictícias a partir de commits.</w:t>
-      </w:r>
-    </w:p>
-    <w:p>
-      <w:pPr>
-        <w:pStyle w:val="Prompt"/>
-        <w:shd w:fill="F0F4F6"/>
-      </w:pPr>
-      <w:r>
-        <w:t>Inclua um quadro com função de cada integrante e indicação das imagens reais a inserir.</w:t>
-      </w:r>
-    </w:p>
-    <w:p>
-      <w:pPr>
-        <w:pStyle w:val="Prompt"/>
-        <w:shd w:fill="F0F4F6"/>
-      </w:pPr>
-      <w:r>
-        <w:t>Depois, crie docs/etapa-5/pessoa-4/checklist-entrega.md e entrega-final.md</w:t>
-      </w:r>
-    </w:p>
-    <w:p>
-      <w:pPr>
-        <w:pStyle w:val="Prompt"/>
-        <w:shd w:fill="F0F4F6"/>
-      </w:pPr>
-      <w:r>
-        <w:t>com os campos exatos pedidos pelo professor. Não invente URLs nem declare acesso</w:t>
-      </w:r>
-    </w:p>
-    <w:p>
-      <w:pPr>
-        <w:pStyle w:val="Prompt"/>
-        <w:shd w:fill="F0F4F6"/>
-      </w:pPr>
-      <w:r>
-        <w:t>público sem verificação. Liste todos os links ainda não publicados ou não verificados.</w:t>
-      </w:r>
-    </w:p>
-    <w:p/>
-    <w:p>
-      <w:pPr>
-        <w:pStyle w:val="Heading1"/>
-        <w:pageBreakBefore/>
-      </w:pPr>
-      <w:r>
-        <w:t>8. Ordem de execução e dependências</w:t>
-      </w:r>
-    </w:p>
-    <w:p>
-      <w:r>
-        <w:t>Não há prazo oficial informado. Usar esta sequência e atribuir datas reais em reunião.</w:t>
+        <w:t>não há ordem obrigatória entre as frentes</w:t>
+      </w:r>
+      <w:r>
+        <w:t>. Cada pessoa executa a própria sequência e conclui o seu entregável; o encontro acontece no repositório, por contratos publicados e verificações registradas.</w:t>
       </w:r>
     </w:p>
     <w:tbl>
       <w:tblPr>
         <w:tblStyle w:val="LightShading-Accent1"/>
         <w:tblW w:type="auto" w:w="0"/>
+        <w:jc w:val="center"/>
+        <w:tblLayout w:type="autofit"/>
         <w:tblLook w:firstColumn="1" w:firstRow="1" w:lastColumn="0" w:lastRow="0" w:noHBand="0" w:noVBand="1" w:val="04A0"/>
       </w:tblPr>
       <w:tblGrid>
-        <w:gridCol w:w="2409"/>
-        <w:gridCol w:w="2409"/>
-        <w:gridCol w:w="2409"/>
-        <w:gridCol w:w="2409"/>
+        <w:gridCol w:w="3213"/>
+        <w:gridCol w:w="3213"/>
+        <w:gridCol w:w="3213"/>
       </w:tblGrid>
       <w:tr>
         <w:trPr>
@@ -3117,57 +4120,70 @@
         </w:trPr>
         <w:tc>
           <w:tcPr>
-            <w:tcW w:type="dxa" w:w="2409"/>
+            <w:tcW w:type="dxa" w:w="3213"/>
           </w:tcPr>
           <w:p>
+            <w:pPr>
+              <w:spacing w:after="0"/>
+            </w:pPr>
             <w:r>
               <w:rPr>
                 <w:b/>
                 <w:sz w:val="18"/>
               </w:rPr>
-              <w:t>Fase</w:t>
+            </w:r>
+            <w:r>
+              <w:rPr>
+                <w:b/>
+                <w:sz w:val="18"/>
+              </w:rPr>
+              <w:t>Frente</w:t>
             </w:r>
           </w:p>
         </w:tc>
         <w:tc>
           <w:tcPr>
-            <w:tcW w:type="dxa" w:w="2409"/>
+            <w:tcW w:type="dxa" w:w="3213"/>
           </w:tcPr>
           <w:p>
+            <w:pPr>
+              <w:spacing w:after="0"/>
+            </w:pPr>
             <w:r>
               <w:rPr>
                 <w:b/>
                 <w:sz w:val="18"/>
               </w:rPr>
-              <w:t>Ação</w:t>
+            </w:r>
+            <w:r>
+              <w:rPr>
+                <w:b/>
+                <w:sz w:val="18"/>
+              </w:rPr>
+              <w:t>Sequência própria</w:t>
             </w:r>
           </w:p>
         </w:tc>
         <w:tc>
           <w:tcPr>
-            <w:tcW w:type="dxa" w:w="2409"/>
+            <w:tcW w:type="dxa" w:w="3213"/>
           </w:tcPr>
           <w:p>
+            <w:pPr>
+              <w:spacing w:after="0"/>
+            </w:pPr>
             <w:r>
               <w:rPr>
                 <w:b/>
                 <w:sz w:val="18"/>
               </w:rPr>
-              <w:t>Quem atua</w:t>
             </w:r>
-          </w:p>
-        </w:tc>
-        <w:tc>
-          <w:tcPr>
-            <w:tcW w:type="dxa" w:w="2409"/>
-          </w:tcPr>
-          <w:p>
             <w:r>
               <w:rPr>
                 <w:b/>
                 <w:sz w:val="18"/>
               </w:rPr>
-              <w:t>Condição para avançar</w:t>
+              <w:t>Conclui quando</w:t>
             </w:r>
           </w:p>
         </w:tc>
@@ -3178,53 +4194,64 @@
         </w:trPr>
         <w:tc>
           <w:tcPr>
-            <w:tcW w:type="dxa" w:w="2409"/>
+            <w:tcW w:type="dxa" w:w="3213"/>
           </w:tcPr>
           <w:p>
+            <w:pPr>
+              <w:spacing w:after="0"/>
+            </w:pPr>
             <w:r>
               <w:rPr>
                 <w:sz w:val="18"/>
               </w:rPr>
-              <w:t>1 — Alinhamento</w:t>
+            </w:r>
+            <w:r>
+              <w:rPr>
+                <w:sz w:val="18"/>
+              </w:rPr>
+              <w:t>Pessoa 1 — Identidade e administração</w:t>
             </w:r>
           </w:p>
         </w:tc>
         <w:tc>
           <w:tcPr>
-            <w:tcW w:type="dxa" w:w="2409"/>
+            <w:tcW w:type="dxa" w:w="3213"/>
           </w:tcPr>
           <w:p>
+            <w:pPr>
+              <w:spacing w:after="0"/>
+            </w:pPr>
             <w:r>
               <w:rPr>
                 <w:sz w:val="18"/>
               </w:rPr>
-              <w:t>Obter PDF/modelo, confirmar publicação, nomes e escopo</w:t>
+            </w:r>
+            <w:r>
+              <w:rPr>
+                <w:sz w:val="18"/>
+              </w:rPr>
+              <w:t>Remover segredos → sessão no servidor → papéis e RLS → painel real → testes</w:t>
             </w:r>
           </w:p>
         </w:tc>
         <w:tc>
           <w:tcPr>
-            <w:tcW w:type="dxa" w:w="2409"/>
+            <w:tcW w:type="dxa" w:w="3213"/>
           </w:tcPr>
           <w:p>
+            <w:pPr>
+              <w:spacing w:after="0"/>
+            </w:pPr>
             <w:r>
               <w:rPr>
                 <w:sz w:val="18"/>
               </w:rPr>
-              <w:t>Todos; Pessoa 4 registra</w:t>
             </w:r>
-          </w:p>
-        </w:tc>
-        <w:tc>
-          <w:tcPr>
-            <w:tcW w:type="dxa" w:w="2409"/>
-          </w:tcPr>
-          <w:p>
             <w:r>
               <w:rPr>
                 <w:sz w:val="18"/>
               </w:rPr>
-              <w:t>Exigências e pendências registradas</w:t>
+              <w:t>Hierarquia não contornável, com testes registrados</w:t>
             </w:r>
           </w:p>
         </w:tc>
@@ -3235,53 +4262,64 @@
         </w:trPr>
         <w:tc>
           <w:tcPr>
-            <w:tcW w:type="dxa" w:w="2409"/>
+            <w:tcW w:type="dxa" w:w="3213"/>
           </w:tcPr>
           <w:p>
+            <w:pPr>
+              <w:spacing w:after="0"/>
+            </w:pPr>
             <w:r>
               <w:rPr>
                 <w:sz w:val="18"/>
               </w:rPr>
-              <w:t>2 — Diagnóstico</w:t>
+            </w:r>
+            <w:r>
+              <w:rPr>
+                <w:sz w:val="18"/>
+              </w:rPr>
+              <w:t>Pessoa 2 — Catálogo e negócio</w:t>
             </w:r>
           </w:p>
         </w:tc>
         <w:tc>
           <w:tcPr>
-            <w:tcW w:type="dxa" w:w="2409"/>
+            <w:tcW w:type="dxa" w:w="3213"/>
           </w:tcPr>
           <w:p>
+            <w:pPr>
+              <w:spacing w:after="0"/>
+            </w:pPr>
             <w:r>
               <w:rPr>
                 <w:sz w:val="18"/>
               </w:rPr>
-              <w:t>Auditar frontend e backend; planejar TCC e testes</w:t>
+            </w:r>
+            <w:r>
+              <w:rPr>
+                <w:sz w:val="18"/>
+              </w:rPr>
+              <w:t>Diagnóstico → persistência → checkout e verificação de loja → estados de UI → testes</w:t>
             </w:r>
           </w:p>
         </w:tc>
         <w:tc>
           <w:tcPr>
-            <w:tcW w:type="dxa" w:w="2409"/>
+            <w:tcW w:type="dxa" w:w="3213"/>
           </w:tcPr>
           <w:p>
+            <w:pPr>
+              <w:spacing w:after="0"/>
+            </w:pPr>
             <w:r>
               <w:rPr>
                 <w:sz w:val="18"/>
               </w:rPr>
-              <w:t>Quatro em paralelo</w:t>
             </w:r>
-          </w:p>
-        </w:tc>
-        <w:tc>
-          <w:tcPr>
-            <w:tcW w:type="dxa" w:w="2409"/>
-          </w:tcPr>
-          <w:p>
             <w:r>
               <w:rPr>
                 <w:sz w:val="18"/>
               </w:rPr>
-              <w:t>Backlog priorizado e matriz de permissões aprovada</w:t>
+              <w:t>Jornada completa com dados persistidos e simulações rotuladas</w:t>
             </w:r>
           </w:p>
         </w:tc>
@@ -3292,53 +4330,64 @@
         </w:trPr>
         <w:tc>
           <w:tcPr>
-            <w:tcW w:type="dxa" w:w="2409"/>
+            <w:tcW w:type="dxa" w:w="3213"/>
           </w:tcPr>
           <w:p>
+            <w:pPr>
+              <w:spacing w:after="0"/>
+            </w:pPr>
             <w:r>
               <w:rPr>
                 <w:sz w:val="18"/>
               </w:rPr>
-              <w:t>3 — Contratos</w:t>
+            </w:r>
+            <w:r>
+              <w:rPr>
+                <w:sz w:val="18"/>
+              </w:rPr>
+              <w:t>Pessoa 3 — Documento e diagramas</w:t>
             </w:r>
           </w:p>
         </w:tc>
         <w:tc>
           <w:tcPr>
-            <w:tcW w:type="dxa" w:w="2409"/>
+            <w:tcW w:type="dxa" w:w="3213"/>
           </w:tcPr>
           <w:p>
+            <w:pPr>
+              <w:spacing w:after="0"/>
+            </w:pPr>
             <w:r>
               <w:rPr>
                 <w:sz w:val="18"/>
               </w:rPr>
-              <w:t>Definir perfis, APIs, dados e arquivos compartilhados</w:t>
+            </w:r>
+            <w:r>
+              <w:rPr>
+                <w:sz w:val="18"/>
+              </w:rPr>
+              <w:t>Modelo e lacunas → estrutura → capítulos → diagramas → revisão final</w:t>
             </w:r>
           </w:p>
         </w:tc>
         <w:tc>
           <w:tcPr>
-            <w:tcW w:type="dxa" w:w="2409"/>
+            <w:tcW w:type="dxa" w:w="3213"/>
           </w:tcPr>
           <w:p>
+            <w:pPr>
+              <w:spacing w:after="0"/>
+            </w:pPr>
             <w:r>
               <w:rPr>
                 <w:sz w:val="18"/>
               </w:rPr>
-              <w:t>Pessoas 1 e 2</w:t>
             </w:r>
-          </w:p>
-        </w:tc>
-        <w:tc>
-          <w:tcPr>
-            <w:tcW w:type="dxa" w:w="2409"/>
-          </w:tcPr>
-          <w:p>
             <w:r>
               <w:rPr>
                 <w:sz w:val="18"/>
               </w:rPr>
-              <w:t>Contrato disponível para implementação</w:t>
+              <w:t>TCC e diagramas legíveis, com pendências explícitas</w:t>
             </w:r>
           </w:p>
         </w:tc>
@@ -3349,281 +4398,64 @@
         </w:trPr>
         <w:tc>
           <w:tcPr>
-            <w:tcW w:type="dxa" w:w="2409"/>
+            <w:tcW w:type="dxa" w:w="3213"/>
           </w:tcPr>
           <w:p>
+            <w:pPr>
+              <w:spacing w:after="0"/>
+            </w:pPr>
             <w:r>
               <w:rPr>
                 <w:sz w:val="18"/>
               </w:rPr>
-              <w:t>4 — Implementação</w:t>
+            </w:r>
+            <w:r>
+              <w:rPr>
+                <w:sz w:val="18"/>
+              </w:rPr>
+              <w:t>Pessoa 4 — Verificação e entrega</w:t>
             </w:r>
           </w:p>
         </w:tc>
         <w:tc>
           <w:tcPr>
-            <w:tcW w:type="dxa" w:w="2409"/>
+            <w:tcW w:type="dxa" w:w="3213"/>
           </w:tcPr>
           <w:p>
+            <w:pPr>
+              <w:spacing w:after="0"/>
+            </w:pPr>
             <w:r>
               <w:rPr>
                 <w:sz w:val="18"/>
               </w:rPr>
-              <w:t>Corrigir interface, servidor e banco em lotes</w:t>
+            </w:r>
+            <w:r>
+              <w:rPr>
+                <w:sz w:val="18"/>
+              </w:rPr>
+              <w:t>Ambiente próprio → plano e testes → README → slides → links</w:t>
             </w:r>
           </w:p>
         </w:tc>
         <w:tc>
           <w:tcPr>
-            <w:tcW w:type="dxa" w:w="2409"/>
+            <w:tcW w:type="dxa" w:w="3213"/>
           </w:tcPr>
           <w:p>
+            <w:pPr>
+              <w:spacing w:after="0"/>
+            </w:pPr>
             <w:r>
               <w:rPr>
                 <w:sz w:val="18"/>
               </w:rPr>
-              <w:t>Pessoas 1 e 2</w:t>
             </w:r>
-          </w:p>
-        </w:tc>
-        <w:tc>
-          <w:tcPr>
-            <w:tcW w:type="dxa" w:w="2409"/>
-          </w:tcPr>
-          <w:p>
             <w:r>
               <w:rPr>
                 <w:sz w:val="18"/>
               </w:rPr>
-              <w:t>Lotes integrados e verificações registradas</w:t>
-            </w:r>
-          </w:p>
-        </w:tc>
-      </w:tr>
-      <w:tr>
-        <w:trPr>
-          <w:cantSplit/>
-        </w:trPr>
-        <w:tc>
-          <w:tcPr>
-            <w:tcW w:type="dxa" w:w="2409"/>
-          </w:tcPr>
-          <w:p>
-            <w:r>
-              <w:rPr>
-                <w:sz w:val="18"/>
-              </w:rPr>
-              <w:t>5 — Documentação contínua</w:t>
-            </w:r>
-          </w:p>
-        </w:tc>
-        <w:tc>
-          <w:tcPr>
-            <w:tcW w:type="dxa" w:w="2409"/>
-          </w:tcPr>
-          <w:p>
-            <w:r>
-              <w:rPr>
-                <w:sz w:val="18"/>
-              </w:rPr>
-              <w:t>Escrever capítulos e revisar fontes dos diagramas</w:t>
-            </w:r>
-          </w:p>
-        </w:tc>
-        <w:tc>
-          <w:tcPr>
-            <w:tcW w:type="dxa" w:w="2409"/>
-          </w:tcPr>
-          <w:p>
-            <w:r>
-              <w:rPr>
-                <w:sz w:val="18"/>
-              </w:rPr>
-              <w:t>Pessoa 3; Pessoa 4 prepara README/slides</w:t>
-            </w:r>
-          </w:p>
-        </w:tc>
-        <w:tc>
-          <w:tcPr>
-            <w:tcW w:type="dxa" w:w="2409"/>
-          </w:tcPr>
-          <w:p>
-            <w:r>
-              <w:rPr>
-                <w:sz w:val="18"/>
-              </w:rPr>
-              <w:t>Texto compatível com a versão integrada</w:t>
-            </w:r>
-          </w:p>
-        </w:tc>
-      </w:tr>
-      <w:tr>
-        <w:trPr>
-          <w:cantSplit/>
-        </w:trPr>
-        <w:tc>
-          <w:tcPr>
-            <w:tcW w:type="dxa" w:w="2409"/>
-          </w:tcPr>
-          <w:p>
-            <w:r>
-              <w:rPr>
-                <w:sz w:val="18"/>
-              </w:rPr>
-              <w:t>6 — Validação</w:t>
-            </w:r>
-          </w:p>
-        </w:tc>
-        <w:tc>
-          <w:tcPr>
-            <w:tcW w:type="dxa" w:w="2409"/>
-          </w:tcPr>
-          <w:p>
-            <w:r>
-              <w:rPr>
-                <w:sz w:val="18"/>
-              </w:rPr>
-              <w:t>Executar testes, corrigir e retestar</w:t>
-            </w:r>
-          </w:p>
-        </w:tc>
-        <w:tc>
-          <w:tcPr>
-            <w:tcW w:type="dxa" w:w="2409"/>
-          </w:tcPr>
-          <w:p>
-            <w:r>
-              <w:rPr>
-                <w:sz w:val="18"/>
-              </w:rPr>
-              <w:t>Pessoa 4 coordena; Pessoas 1 e 2 corrigem</w:t>
-            </w:r>
-          </w:p>
-        </w:tc>
-        <w:tc>
-          <w:tcPr>
-            <w:tcW w:type="dxa" w:w="2409"/>
-          </w:tcPr>
-          <w:p>
-            <w:r>
-              <w:rPr>
-                <w:sz w:val="18"/>
-              </w:rPr>
-              <w:t>Sem falhas bloqueantes nos fluxos exigidos</w:t>
-            </w:r>
-          </w:p>
-        </w:tc>
-      </w:tr>
-      <w:tr>
-        <w:trPr>
-          <w:cantSplit/>
-        </w:trPr>
-        <w:tc>
-          <w:tcPr>
-            <w:tcW w:type="dxa" w:w="2409"/>
-          </w:tcPr>
-          <w:p>
-            <w:r>
-              <w:rPr>
-                <w:sz w:val="18"/>
-              </w:rPr>
-              <w:t>7 — Fechamento</w:t>
-            </w:r>
-          </w:p>
-        </w:tc>
-        <w:tc>
-          <w:tcPr>
-            <w:tcW w:type="dxa" w:w="2409"/>
-          </w:tcPr>
-          <w:p>
-            <w:r>
-              <w:rPr>
-                <w:sz w:val="18"/>
-              </w:rPr>
-              <w:t>Congelar versão, gerar documentos finais e ensaiar</w:t>
-            </w:r>
-          </w:p>
-        </w:tc>
-        <w:tc>
-          <w:tcPr>
-            <w:tcW w:type="dxa" w:w="2409"/>
-          </w:tcPr>
-          <w:p>
-            <w:r>
-              <w:rPr>
-                <w:sz w:val="18"/>
-              </w:rPr>
-              <w:t>Todos</w:t>
-            </w:r>
-          </w:p>
-        </w:tc>
-        <w:tc>
-          <w:tcPr>
-            <w:tcW w:type="dxa" w:w="2409"/>
-          </w:tcPr>
-          <w:p>
-            <w:r>
-              <w:rPr>
-                <w:sz w:val="18"/>
-              </w:rPr>
-              <w:t>Documento, diagramas e slides da mesma versão</w:t>
-            </w:r>
-          </w:p>
-        </w:tc>
-      </w:tr>
-      <w:tr>
-        <w:trPr>
-          <w:cantSplit/>
-        </w:trPr>
-        <w:tc>
-          <w:tcPr>
-            <w:tcW w:type="dxa" w:w="2409"/>
-          </w:tcPr>
-          <w:p>
-            <w:r>
-              <w:rPr>
-                <w:sz w:val="18"/>
-              </w:rPr>
-              <w:t>8 — Publicação</w:t>
-            </w:r>
-          </w:p>
-        </w:tc>
-        <w:tc>
-          <w:tcPr>
-            <w:tcW w:type="dxa" w:w="2409"/>
-          </w:tcPr>
-          <w:p>
-            <w:r>
-              <w:rPr>
-                <w:sz w:val="18"/>
-              </w:rPr>
-              <w:t>Publicar acessos autorizados e conferir anonimato</w:t>
-            </w:r>
-          </w:p>
-        </w:tc>
-        <w:tc>
-          <w:tcPr>
-            <w:tcW w:type="dxa" w:w="2409"/>
-          </w:tcPr>
-          <w:p>
-            <w:r>
-              <w:rPr>
-                <w:sz w:val="18"/>
-              </w:rPr>
-              <w:t>Pessoa 4 com a equipe</w:t>
-            </w:r>
-          </w:p>
-        </w:tc>
-        <w:tc>
-          <w:tcPr>
-            <w:tcW w:type="dxa" w:w="2409"/>
-          </w:tcPr>
-          <w:p>
-            <w:r>
-              <w:rPr>
-                <w:sz w:val="18"/>
-              </w:rPr>
-              <w:t>Links reais e acessíveis para avaliação</w:t>
+              <w:t>Evidências reais e links verificados</w:t>
             </w:r>
           </w:p>
         </w:tc>
@@ -3631,12 +4463,40 @@
     </w:tbl>
     <w:p/>
     <w:p>
-      <w:r/>
       <w:r>
         <w:rPr>
           <w:b/>
         </w:rPr>
-        <w:t>Prioridade:</w:t>
+        <w:t>Ponto de encontro — não é portão:</w:t>
+      </w:r>
+      <w:r>
+        <w:t xml:space="preserve"> contratos em </w:t>
+      </w:r>
+      <w:r>
+        <w:rPr>
+          <w:rFonts w:ascii="Consolas" w:hAnsi="Consolas" w:eastAsia="Consolas"/>
+        </w:rPr>
+        <w:t>docs/etapa-5/contratos/</w:t>
+      </w:r>
+      <w:r>
+        <w:t xml:space="preserve">, verificações do CI e </w:t>
+      </w:r>
+      <w:r>
+        <w:rPr>
+          <w:rFonts w:ascii="Consolas" w:hAnsi="Consolas" w:eastAsia="Consolas"/>
+        </w:rPr>
+        <w:t>STATUS-EXECUCAO.md</w:t>
+      </w:r>
+      <w:r>
+        <w:t xml:space="preserve"> atualizado. Qualquer frente pode avançar sem que as outras tenham terminado.</w:t>
+      </w:r>
+    </w:p>
+    <w:p>
+      <w:r>
+        <w:rPr>
+          <w:b/>
+        </w:rPr>
+        <w:t>Prioridade técnica:</w:t>
       </w:r>
       <w:r>
         <w:t xml:space="preserve"> autorização e persistência → fluxos principais → testes → fidelidade documental → apresentação. Melhorias estéticas não devem impedir a correção de falhas de acesso.</w:t>
@@ -3659,6 +4519,8 @@
       <w:tblPr>
         <w:tblStyle w:val="LightShading-Accent1"/>
         <w:tblW w:type="auto" w:w="0"/>
+        <w:jc w:val="center"/>
+        <w:tblLayout w:type="autofit"/>
         <w:tblLook w:firstColumn="1" w:firstRow="1" w:lastColumn="0" w:lastRow="0" w:noHBand="0" w:noVBand="1" w:val="04A0"/>
       </w:tblPr>
       <w:tblGrid>
@@ -3679,6 +4541,15 @@
             <w:tcW w:type="dxa" w:w="1606"/>
           </w:tcPr>
           <w:p>
+            <w:pPr>
+              <w:spacing w:after="0"/>
+            </w:pPr>
+            <w:r>
+              <w:rPr>
+                <w:b/>
+                <w:sz w:val="18"/>
+              </w:rPr>
+            </w:r>
             <w:r>
               <w:rPr>
                 <w:b/>
@@ -3693,6 +4564,15 @@
             <w:tcW w:type="dxa" w:w="1606"/>
           </w:tcPr>
           <w:p>
+            <w:pPr>
+              <w:spacing w:after="0"/>
+            </w:pPr>
+            <w:r>
+              <w:rPr>
+                <w:b/>
+                <w:sz w:val="18"/>
+              </w:rPr>
+            </w:r>
             <w:r>
               <w:rPr>
                 <w:b/>
@@ -3707,6 +4587,15 @@
             <w:tcW w:type="dxa" w:w="1606"/>
           </w:tcPr>
           <w:p>
+            <w:pPr>
+              <w:spacing w:after="0"/>
+            </w:pPr>
+            <w:r>
+              <w:rPr>
+                <w:b/>
+                <w:sz w:val="18"/>
+              </w:rPr>
+            </w:r>
             <w:r>
               <w:rPr>
                 <w:b/>
@@ -3721,6 +4610,15 @@
             <w:tcW w:type="dxa" w:w="1606"/>
           </w:tcPr>
           <w:p>
+            <w:pPr>
+              <w:spacing w:after="0"/>
+            </w:pPr>
+            <w:r>
+              <w:rPr>
+                <w:b/>
+                <w:sz w:val="18"/>
+              </w:rPr>
+            </w:r>
             <w:r>
               <w:rPr>
                 <w:b/>
@@ -3735,6 +4633,15 @@
             <w:tcW w:type="dxa" w:w="1606"/>
           </w:tcPr>
           <w:p>
+            <w:pPr>
+              <w:spacing w:after="0"/>
+            </w:pPr>
+            <w:r>
+              <w:rPr>
+                <w:b/>
+                <w:sz w:val="18"/>
+              </w:rPr>
+            </w:r>
             <w:r>
               <w:rPr>
                 <w:b/>
@@ -3749,6 +4656,15 @@
             <w:tcW w:type="dxa" w:w="1606"/>
           </w:tcPr>
           <w:p>
+            <w:pPr>
+              <w:spacing w:after="0"/>
+            </w:pPr>
+            <w:r>
+              <w:rPr>
+                <w:b/>
+                <w:sz w:val="18"/>
+              </w:rPr>
+            </w:r>
             <w:r>
               <w:rPr>
                 <w:b/>
@@ -3768,6 +4684,14 @@
             <w:tcW w:type="dxa" w:w="1606"/>
           </w:tcPr>
           <w:p>
+            <w:pPr>
+              <w:spacing w:after="0"/>
+            </w:pPr>
+            <w:r>
+              <w:rPr>
+                <w:sz w:val="18"/>
+              </w:rPr>
+            </w:r>
             <w:r>
               <w:rPr>
                 <w:sz w:val="18"/>
@@ -3781,6 +4705,14 @@
             <w:tcW w:type="dxa" w:w="1606"/>
           </w:tcPr>
           <w:p>
+            <w:pPr>
+              <w:spacing w:after="0"/>
+            </w:pPr>
+            <w:r>
+              <w:rPr>
+                <w:sz w:val="18"/>
+              </w:rPr>
+            </w:r>
             <w:r>
               <w:rPr>
                 <w:sz w:val="18"/>
@@ -3794,6 +4726,14 @@
             <w:tcW w:type="dxa" w:w="1606"/>
           </w:tcPr>
           <w:p>
+            <w:pPr>
+              <w:spacing w:after="0"/>
+            </w:pPr>
+            <w:r>
+              <w:rPr>
+                <w:sz w:val="18"/>
+              </w:rPr>
+            </w:r>
             <w:r>
               <w:rPr>
                 <w:sz w:val="18"/>
@@ -3807,6 +4747,14 @@
             <w:tcW w:type="dxa" w:w="1606"/>
           </w:tcPr>
           <w:p>
+            <w:pPr>
+              <w:spacing w:after="0"/>
+            </w:pPr>
+            <w:r>
+              <w:rPr>
+                <w:sz w:val="18"/>
+              </w:rPr>
+            </w:r>
             <w:r>
               <w:rPr>
                 <w:sz w:val="18"/>
@@ -3820,6 +4768,14 @@
             <w:tcW w:type="dxa" w:w="1606"/>
           </w:tcPr>
           <w:p>
+            <w:pPr>
+              <w:spacing w:after="0"/>
+            </w:pPr>
+            <w:r>
+              <w:rPr>
+                <w:sz w:val="18"/>
+              </w:rPr>
+            </w:r>
             <w:r>
               <w:rPr>
                 <w:sz w:val="18"/>
@@ -3833,6 +4789,14 @@
             <w:tcW w:type="dxa" w:w="1606"/>
           </w:tcPr>
           <w:p>
+            <w:pPr>
+              <w:spacing w:after="0"/>
+            </w:pPr>
+            <w:r>
+              <w:rPr>
+                <w:sz w:val="18"/>
+              </w:rPr>
+            </w:r>
             <w:r>
               <w:rPr>
                 <w:sz w:val="18"/>
@@ -3865,7 +4829,7 @@
     <w:p>
       <w:pPr>
         <w:pStyle w:val="Prompt"/>
-        <w:shd w:fill="F0F4F6"/>
+        <w:shd w:val="clear" w:color="auto" w:fill="F0F4F6"/>
       </w:pPr>
       <w:r>
         <w:t>docs/etapa-5/</w:t>
@@ -3874,7 +4838,16 @@
     <w:p>
       <w:pPr>
         <w:pStyle w:val="Prompt"/>
-        <w:shd w:fill="F0F4F6"/>
+        <w:shd w:val="clear" w:color="auto" w:fill="F0F4F6"/>
+      </w:pPr>
+      <w:r>
+        <w:t xml:space="preserve">  DOCUMENTO-FINAL-DE-EXECUCAO.md</w:t>
+      </w:r>
+    </w:p>
+    <w:p>
+      <w:pPr>
+        <w:pStyle w:val="Prompt"/>
+        <w:shd w:val="clear" w:color="auto" w:fill="F0F4F6"/>
       </w:pPr>
       <w:r>
         <w:t xml:space="preserve">  PLANO-EQUIPE-E-PROMPTS.md</w:t>
@@ -3883,25 +4856,115 @@
     <w:p>
       <w:pPr>
         <w:pStyle w:val="Prompt"/>
-        <w:shd w:fill="F0F4F6"/>
-      </w:pPr>
-      <w:r>
-        <w:t xml:space="preserve">  pessoa-1/</w:t>
+        <w:shd w:val="clear" w:color="auto" w:fill="F0F4F6"/>
+      </w:pPr>
+      <w:r>
+        <w:t xml:space="preserve">  STATUS-EXECUCAO.md</w:t>
       </w:r>
     </w:p>
     <w:p>
       <w:pPr>
         <w:pStyle w:val="Prompt"/>
-        <w:shd w:fill="F0F4F6"/>
-      </w:pPr>
-      <w:r>
-        <w:t xml:space="preserve">    diagnostico-frontend.md</w:t>
+        <w:shd w:val="clear" w:color="auto" w:fill="F0F4F6"/>
+      </w:pPr>
+      <w:r>
+        <w:t xml:space="preserve">  referencias/</w:t>
       </w:r>
     </w:p>
     <w:p>
       <w:pPr>
         <w:pStyle w:val="Prompt"/>
-        <w:shd w:fill="F0F4F6"/>
+        <w:shd w:val="clear" w:color="auto" w:fill="F0F4F6"/>
+      </w:pPr>
+      <w:r>
+        <w:t xml:space="preserve">  contratos/</w:t>
+      </w:r>
+    </w:p>
+    <w:p>
+      <w:pPr>
+        <w:pStyle w:val="Prompt"/>
+        <w:shd w:val="clear" w:color="auto" w:fill="F0F4F6"/>
+      </w:pPr>
+      <w:r>
+        <w:t xml:space="preserve">    matriz-permissoes.md</w:t>
+      </w:r>
+    </w:p>
+    <w:p>
+      <w:pPr>
+        <w:pStyle w:val="Prompt"/>
+        <w:shd w:val="clear" w:color="auto" w:fill="F0F4F6"/>
+      </w:pPr>
+      <w:r>
+        <w:t xml:space="preserve">    contrato-integracao.md</w:t>
+      </w:r>
+    </w:p>
+    <w:p>
+      <w:pPr>
+        <w:pStyle w:val="Prompt"/>
+        <w:shd w:val="clear" w:color="auto" w:fill="F0F4F6"/>
+      </w:pPr>
+      <w:r>
+        <w:t xml:space="preserve">    contrato-catalogo.md</w:t>
+      </w:r>
+    </w:p>
+    <w:p>
+      <w:pPr>
+        <w:pStyle w:val="Prompt"/>
+        <w:shd w:val="clear" w:color="auto" w:fill="F0F4F6"/>
+      </w:pPr>
+      <w:r>
+        <w:t xml:space="preserve">  diagnosticos/</w:t>
+      </w:r>
+    </w:p>
+    <w:p>
+      <w:pPr>
+        <w:pStyle w:val="Prompt"/>
+        <w:shd w:val="clear" w:color="auto" w:fill="F0F4F6"/>
+      </w:pPr>
+      <w:r>
+        <w:t xml:space="preserve">    frontend.md</w:t>
+      </w:r>
+    </w:p>
+    <w:p>
+      <w:pPr>
+        <w:pStyle w:val="Prompt"/>
+        <w:shd w:val="clear" w:color="auto" w:fill="F0F4F6"/>
+      </w:pPr>
+      <w:r>
+        <w:t xml:space="preserve">    backend.md</w:t>
+      </w:r>
+    </w:p>
+    <w:p>
+      <w:pPr>
+        <w:pStyle w:val="Prompt"/>
+        <w:shd w:val="clear" w:color="auto" w:fill="F0F4F6"/>
+      </w:pPr>
+      <w:r>
+        <w:t xml:space="preserve">    incidente-credenciais-expostas.md</w:t>
+      </w:r>
+    </w:p>
+    <w:p>
+      <w:pPr>
+        <w:pStyle w:val="Prompt"/>
+        <w:shd w:val="clear" w:color="auto" w:fill="F0F4F6"/>
+      </w:pPr>
+      <w:r>
+        <w:t xml:space="preserve">  pessoa-1/   # identidade, acesso e administração</w:t>
+      </w:r>
+    </w:p>
+    <w:p>
+      <w:pPr>
+        <w:pStyle w:val="Prompt"/>
+        <w:shd w:val="clear" w:color="auto" w:fill="F0F4F6"/>
+      </w:pPr>
+      <w:r>
+        <w:t xml:space="preserve">    auditoria-identidade.md</w:t>
+      </w:r>
+    </w:p>
+    <w:p>
+      <w:pPr>
+        <w:pStyle w:val="Prompt"/>
+        <w:shd w:val="clear" w:color="auto" w:fill="F0F4F6"/>
       </w:pPr>
       <w:r>
         <w:t xml:space="preserve">    registro-implementacao.md</w:t>
@@ -3910,183 +4973,163 @@
     <w:p>
       <w:pPr>
         <w:pStyle w:val="Prompt"/>
-        <w:shd w:fill="F0F4F6"/>
-      </w:pPr>
-      <w:r>
-        <w:t xml:space="preserve">    repasse-frontend.md</w:t>
+        <w:shd w:val="clear" w:color="auto" w:fill="F0F4F6"/>
+      </w:pPr>
+      <w:r>
+        <w:t xml:space="preserve">    estado-identidade.md</w:t>
       </w:r>
     </w:p>
     <w:p>
       <w:pPr>
         <w:pStyle w:val="Prompt"/>
-        <w:shd w:fill="F0F4F6"/>
-      </w:pPr>
-      <w:r>
-        <w:t xml:space="preserve">  pessoa-2/</w:t>
+        <w:shd w:val="clear" w:color="auto" w:fill="F0F4F6"/>
+      </w:pPr>
+      <w:r>
+        <w:t xml:space="preserve">  pessoa-2/   # catálogo, negócio e comunidade</w:t>
       </w:r>
     </w:p>
     <w:p>
       <w:pPr>
         <w:pStyle w:val="Prompt"/>
-        <w:shd w:fill="F0F4F6"/>
-      </w:pPr>
-      <w:r>
-        <w:t xml:space="preserve">    auditoria-backend.md</w:t>
+        <w:shd w:val="clear" w:color="auto" w:fill="F0F4F6"/>
+      </w:pPr>
+      <w:r>
+        <w:t xml:space="preserve">    diagnostico-catalogo.md</w:t>
       </w:r>
     </w:p>
     <w:p>
       <w:pPr>
         <w:pStyle w:val="Prompt"/>
-        <w:shd w:fill="F0F4F6"/>
-      </w:pPr>
-      <w:r>
-        <w:t xml:space="preserve">    matriz-permissoes.md</w:t>
+        <w:shd w:val="clear" w:color="auto" w:fill="F0F4F6"/>
+      </w:pPr>
+      <w:r>
+        <w:t xml:space="preserve">    registro-implementacao.md</w:t>
       </w:r>
     </w:p>
     <w:p>
       <w:pPr>
         <w:pStyle w:val="Prompt"/>
-        <w:shd w:fill="F0F4F6"/>
-      </w:pPr>
-      <w:r>
-        <w:t xml:space="preserve">    contrato-integracao.md</w:t>
+        <w:shd w:val="clear" w:color="auto" w:fill="F0F4F6"/>
+      </w:pPr>
+      <w:r>
+        <w:t xml:space="preserve">    estado-catalogo.md</w:t>
       </w:r>
     </w:p>
     <w:p>
       <w:pPr>
         <w:pStyle w:val="Prompt"/>
-        <w:shd w:fill="F0F4F6"/>
-      </w:pPr>
-      <w:r>
-        <w:t xml:space="preserve">    registro-backend.md</w:t>
+        <w:shd w:val="clear" w:color="auto" w:fill="F0F4F6"/>
+      </w:pPr>
+      <w:r>
+        <w:t xml:space="preserve">  pessoa-3/   # TCC, requisitos e diagramas</w:t>
       </w:r>
     </w:p>
     <w:p>
       <w:pPr>
         <w:pStyle w:val="Prompt"/>
-        <w:shd w:fill="F0F4F6"/>
-      </w:pPr>
-      <w:r>
-        <w:t xml:space="preserve">    repasse-backend.md</w:t>
+        <w:shd w:val="clear" w:color="auto" w:fill="F0F4F6"/>
+      </w:pPr>
+      <w:r>
+        <w:t xml:space="preserve">    requisitos-documentais.md</w:t>
       </w:r>
     </w:p>
     <w:p>
       <w:pPr>
         <w:pStyle w:val="Prompt"/>
-        <w:shd w:fill="F0F4F6"/>
-      </w:pPr>
-      <w:r>
-        <w:t xml:space="preserve">  pessoa-3/</w:t>
+        <w:shd w:val="clear" w:color="auto" w:fill="F0F4F6"/>
+      </w:pPr>
+      <w:r>
+        <w:t xml:space="preserve">    revisao-diagramas.md</w:t>
       </w:r>
     </w:p>
     <w:p>
       <w:pPr>
         <w:pStyle w:val="Prompt"/>
-        <w:shd w:fill="F0F4F6"/>
-      </w:pPr>
-      <w:r>
-        <w:t xml:space="preserve">    requisitos-documentais.md</w:t>
+        <w:shd w:val="clear" w:color="auto" w:fill="F0F4F6"/>
+      </w:pPr>
+      <w:r>
+        <w:t xml:space="preserve">    tcc/</w:t>
       </w:r>
     </w:p>
     <w:p>
       <w:pPr>
         <w:pStyle w:val="Prompt"/>
-        <w:shd w:fill="F0F4F6"/>
-      </w:pPr>
-      <w:r>
-        <w:t xml:space="preserve">    revisao-diagramas.md</w:t>
+        <w:shd w:val="clear" w:color="auto" w:fill="F0F4F6"/>
+      </w:pPr>
+      <w:r>
+        <w:t xml:space="preserve">  pessoa-4/   # verificação, publicação e entrega</w:t>
       </w:r>
     </w:p>
     <w:p>
       <w:pPr>
         <w:pStyle w:val="Prompt"/>
-        <w:shd w:fill="F0F4F6"/>
-      </w:pPr>
-      <w:r>
-        <w:t xml:space="preserve">    tcc/</w:t>
+        <w:shd w:val="clear" w:color="auto" w:fill="F0F4F6"/>
+      </w:pPr>
+      <w:r>
+        <w:t xml:space="preserve">    plano-testes.md</w:t>
       </w:r>
     </w:p>
     <w:p>
       <w:pPr>
         <w:pStyle w:val="Prompt"/>
-        <w:shd w:fill="F0F4F6"/>
-      </w:pPr>
-      <w:r>
-        <w:t xml:space="preserve">  pessoa-4/</w:t>
+        <w:shd w:val="clear" w:color="auto" w:fill="F0F4F6"/>
+      </w:pPr>
+      <w:r>
+        <w:t xml:space="preserve">    relatorio-testes.md</w:t>
       </w:r>
     </w:p>
     <w:p>
       <w:pPr>
         <w:pStyle w:val="Prompt"/>
-        <w:shd w:fill="F0F4F6"/>
-      </w:pPr>
-      <w:r>
-        <w:t xml:space="preserve">    plano-testes.md</w:t>
+        <w:shd w:val="clear" w:color="auto" w:fill="F0F4F6"/>
+      </w:pPr>
+      <w:r>
+        <w:t xml:space="preserve">    backlog-falhas.md</w:t>
       </w:r>
     </w:p>
     <w:p>
       <w:pPr>
         <w:pStyle w:val="Prompt"/>
-        <w:shd w:fill="F0F4F6"/>
-      </w:pPr>
-      <w:r>
-        <w:t xml:space="preserve">    relatorio-testes.md</w:t>
+        <w:shd w:val="clear" w:color="auto" w:fill="F0F4F6"/>
+      </w:pPr>
+      <w:r>
+        <w:t xml:space="preserve">    daily-scrum.md</w:t>
       </w:r>
     </w:p>
     <w:p>
       <w:pPr>
         <w:pStyle w:val="Prompt"/>
-        <w:shd w:fill="F0F4F6"/>
-      </w:pPr>
-      <w:r>
-        <w:t xml:space="preserve">    backlog-falhas.md</w:t>
+        <w:shd w:val="clear" w:color="auto" w:fill="F0F4F6"/>
+      </w:pPr>
+      <w:r>
+        <w:t xml:space="preserve">    checklist-entrega.md</w:t>
       </w:r>
     </w:p>
     <w:p>
       <w:pPr>
         <w:pStyle w:val="Prompt"/>
-        <w:shd w:fill="F0F4F6"/>
-      </w:pPr>
-      <w:r>
-        <w:t xml:space="preserve">    daily-scrum.md</w:t>
+        <w:shd w:val="clear" w:color="auto" w:fill="F0F4F6"/>
+      </w:pPr>
+      <w:r>
+        <w:t xml:space="preserve">    entrega-final.md</w:t>
       </w:r>
     </w:p>
     <w:p>
       <w:pPr>
         <w:pStyle w:val="Prompt"/>
-        <w:shd w:fill="F0F4F6"/>
-      </w:pPr>
-      <w:r>
-        <w:t xml:space="preserve">    checklist-entrega.md</w:t>
-      </w:r>
-    </w:p>
-    <w:p>
-      <w:pPr>
-        <w:pStyle w:val="Prompt"/>
-        <w:shd w:fill="F0F4F6"/>
-      </w:pPr>
-      <w:r>
-        <w:t xml:space="preserve">    entrega-final.md</w:t>
-      </w:r>
-    </w:p>
-    <w:p>
-      <w:pPr>
-        <w:pStyle w:val="Prompt"/>
-        <w:shd w:fill="F0F4F6"/>
+        <w:shd w:val="clear" w:color="auto" w:fill="F0F4F6"/>
       </w:pPr>
       <w:r>
         <w:t xml:space="preserve">    apresentacao/</w:t>
       </w:r>
     </w:p>
-    <w:p/>
     <w:p>
       <w:r>
         <w:t xml:space="preserve">Manter migrações em </w:t>
       </w:r>
       <w:r>
         <w:rPr>
-          <w:rFonts w:ascii="Consolas" w:hAnsi="Consolas"/>
-          <w:sz w:val="18"/>
+          <w:rFonts w:ascii="Consolas" w:hAnsi="Consolas" w:eastAsia="Consolas"/>
         </w:rPr>
         <w:t>supabase/migrations/</w:t>
       </w:r>
@@ -4097,7 +5140,6 @@
     <w:p>
       <w:pPr>
         <w:pStyle w:val="Heading1"/>
-        <w:pageBreakBefore/>
       </w:pPr>
       <w:r>
         <w:t>10. Regra de conclusão: o que significa “pronto”</w:t>
@@ -4135,11 +5177,10 @@
     </w:p>
     <w:p>
       <w:r>
-        <w:t>6. Foi revisada por outra pessoa da equipe.</w:t>
-      </w:r>
-    </w:p>
-    <w:p>
-      <w:r/>
+        <w:t>6. Foi verificada com evidência reproduzível e auto-revisão registrada; revisão cruzada é bem-vinda, mas não é condição de conclusão.</w:t>
+      </w:r>
+    </w:p>
+    <w:p>
       <w:r>
         <w:rPr>
           <w:b/>
@@ -4225,7 +5266,7 @@
     <w:p>
       <w:pPr>
         <w:pStyle w:val="Prompt"/>
-        <w:shd w:fill="F0F4F6"/>
+        <w:shd w:val="clear" w:color="auto" w:fill="F0F4F6"/>
       </w:pPr>
       <w:r>
         <w:t>Faça a auditoria final da Etapa 5 do CoreMotion sem assumir que entregas planejadas existem.</w:t>
@@ -4234,7 +5275,7 @@
     <w:p>
       <w:pPr>
         <w:pStyle w:val="Prompt"/>
-        <w:shd w:fill="F0F4F6"/>
+        <w:shd w:val="clear" w:color="auto" w:fill="F0F4F6"/>
       </w:pPr>
       <w:r>
         <w:t>Leia enunciado, PDF, modelo, plano da equipe, código, README, migrações, TCC,</w:t>
@@ -4243,7 +5284,7 @@
     <w:p>
       <w:pPr>
         <w:pStyle w:val="Prompt"/>
-        <w:shd w:fill="F0F4F6"/>
+        <w:shd w:val="clear" w:color="auto" w:fill="F0F4F6"/>
       </w:pPr>
       <w:r>
         <w:t>diagramas, relatório de testes, Daily Scrum e roteiro da apresentação disponíveis.</w:t>
@@ -4252,7 +5293,7 @@
     <w:p>
       <w:pPr>
         <w:pStyle w:val="Prompt"/>
-        <w:shd w:fill="F0F4F6"/>
+        <w:shd w:val="clear" w:color="auto" w:fill="F0F4F6"/>
       </w:pPr>
       <w:r>
         <w:t>Crie docs/etapa-5/auditoria-final.md com requisito, evidência, status e responsável.</w:t>
@@ -4261,7 +5302,7 @@
     <w:p>
       <w:pPr>
         <w:pStyle w:val="Prompt"/>
-        <w:shd w:fill="F0F4F6"/>
+        <w:shd w:val="clear" w:color="auto" w:fill="F0F4F6"/>
       </w:pPr>
       <w:r>
         <w:t>Separe CONCLUÍDO, PENDENTE, BLOQUEADO e NÃO VERIFICADO e indique a versão avaliada.</w:t>
@@ -4270,7 +5311,7 @@
     <w:p>
       <w:pPr>
         <w:pStyle w:val="Prompt"/>
-        <w:shd w:fill="F0F4F6"/>
+        <w:shd w:val="clear" w:color="auto" w:fill="F0F4F6"/>
       </w:pPr>
       <w:r>
         <w:t>Destaque divergências entre sistema, documento e slides; dados sensíveis; recursos</w:t>
@@ -4279,7 +5320,7 @@
     <w:p>
       <w:pPr>
         <w:pStyle w:val="Prompt"/>
-        <w:shd w:fill="F0F4F6"/>
+        <w:shd w:val="clear" w:color="auto" w:fill="F0F4F6"/>
       </w:pPr>
       <w:r>
         <w:t>simulados; falta dos três perfis; links não públicos e testes não executados.</w:t>
@@ -4288,7 +5329,7 @@
     <w:p>
       <w:pPr>
         <w:pStyle w:val="Prompt"/>
-        <w:shd w:fill="F0F4F6"/>
+        <w:shd w:val="clear" w:color="auto" w:fill="F0F4F6"/>
       </w:pPr>
       <w:r>
         <w:t>Execute verificações técnicas possíveis e reporte seus resultados reais.</w:t>
@@ -4297,7 +5338,7 @@
     <w:p>
       <w:pPr>
         <w:pStyle w:val="Prompt"/>
-        <w:shd w:fill="F0F4F6"/>
+        <w:shd w:val="clear" w:color="auto" w:fill="F0F4F6"/>
       </w:pPr>
       <w:r>
         <w:t>Não publique, não altere produção e não declare “100% concluído” sem comprovação.</w:t>
@@ -4306,17 +5347,15 @@
     <w:p>
       <w:pPr>
         <w:pStyle w:val="Prompt"/>
-        <w:shd w:fill="F0F4F6"/>
+        <w:shd w:val="clear" w:color="auto" w:fill="F0F4F6"/>
       </w:pPr>
       <w:r>
         <w:t>Proponha a menor lista de ações necessária para liberar a entrega.</w:t>
       </w:r>
     </w:p>
-    <w:p/>
     <w:p>
       <w:pPr>
         <w:pStyle w:val="Heading1"/>
-        <w:pageBreakBefore/>
       </w:pPr>
       <w:r>
         <w:t>11. Modelo exato para responder ao professor</w:t>
@@ -4330,7 +5369,7 @@
     <w:p>
       <w:pPr>
         <w:pStyle w:val="Prompt"/>
-        <w:shd w:fill="F0F4F6"/>
+        <w:shd w:val="clear" w:color="auto" w:fill="F0F4F6"/>
       </w:pPr>
       <w:r>
         <w:t>Nome do Aplicativo =&gt; [grafia oficial aprovada]</w:t>
@@ -4339,7 +5378,7 @@
     <w:p>
       <w:pPr>
         <w:pStyle w:val="Prompt"/>
-        <w:shd w:fill="F0F4F6"/>
+        <w:shd w:val="clear" w:color="auto" w:fill="F0F4F6"/>
       </w:pPr>
       <w:r>
         <w:t>Nome em ordem númerica de cada integrante da Equipe =&gt;</w:t>
@@ -4348,49 +5387,50 @@
     <w:p>
       <w:pPr>
         <w:pStyle w:val="Prompt"/>
-        <w:shd w:fill="F0F4F6"/>
-      </w:pPr>
-      <w:r>
-        <w:t>1. [Nome completo — Frontend]</w:t>
+        <w:shd w:val="clear" w:color="auto" w:fill="F0F4F6"/>
+      </w:pPr>
+      <w:r>
+        <w:t>1. [Nome completo — Identidade, acesso e administração]</w:t>
       </w:r>
     </w:p>
     <w:p>
       <w:pPr>
         <w:pStyle w:val="Prompt"/>
-        <w:shd w:fill="F0F4F6"/>
-      </w:pPr>
-      <w:r>
-        <w:t>2. [Nome completo — Backend e banco]</w:t>
+        <w:shd w:val="clear" w:color="auto" w:fill="F0F4F6"/>
+      </w:pPr>
+      <w:r>
+        <w:t>2. [Nome completo — Catálogo, negócio e comunidade]</w:t>
       </w:r>
     </w:p>
     <w:p>
       <w:pPr>
         <w:pStyle w:val="Prompt"/>
-        <w:shd w:fill="F0F4F6"/>
-      </w:pPr>
-      <w:r>
-        <w:t>3. [Nome completo — TCC e diagramas]</w:t>
+        <w:shd w:val="clear" w:color="auto" w:fill="F0F4F6"/>
+      </w:pPr>
+      <w:r>
+        <w:t>3. [Nome completo — TCC, requisitos e diagramas]</w:t>
       </w:r>
     </w:p>
     <w:p>
       <w:pPr>
         <w:pStyle w:val="Prompt"/>
-        <w:shd w:fill="F0F4F6"/>
-      </w:pPr>
-      <w:r>
-        <w:t>4. [Nome completo — Testes, apresentação e entrega]</w:t>
+        <w:shd w:val="clear" w:color="auto" w:fill="F0F4F6"/>
+      </w:pPr>
+      <w:r>
+        <w:t>4. [Nome completo — Verificação, apresentação e entrega]</w:t>
       </w:r>
     </w:p>
     <w:p>
       <w:pPr>
         <w:pStyle w:val="Prompt"/>
-        <w:shd w:fill="F0F4F6"/>
-      </w:pPr>
+        <w:shd w:val="clear" w:color="auto" w:fill="F0F4F6"/>
+      </w:pPr>
+      <w:r/>
     </w:p>
     <w:p>
       <w:pPr>
         <w:pStyle w:val="Prompt"/>
-        <w:shd w:fill="F0F4F6"/>
+        <w:shd w:val="clear" w:color="auto" w:fill="F0F4F6"/>
       </w:pPr>
       <w:r>
         <w:t>Link do aplicativo no GitHub =&gt; [URL pública verificada]</w:t>
@@ -4399,7 +5439,7 @@
     <w:p>
       <w:pPr>
         <w:pStyle w:val="Prompt"/>
-        <w:shd w:fill="F0F4F6"/>
+        <w:shd w:val="clear" w:color="auto" w:fill="F0F4F6"/>
       </w:pPr>
       <w:r>
         <w:t>Link da Apresentação =&gt; [URL de leitura no Google Slides ou PowerPoint Online]</w:t>
@@ -4408,20 +5448,18 @@
     <w:p>
       <w:pPr>
         <w:pStyle w:val="Prompt"/>
-        <w:shd w:fill="F0F4F6"/>
+        <w:shd w:val="clear" w:color="auto" w:fill="F0F4F6"/>
       </w:pPr>
       <w:r>
         <w:t>Link da Documentação do aplicativo =&gt; [URL pública do TCC]</w:t>
       </w:r>
     </w:p>
-    <w:p/>
     <w:p>
       <w:r>
         <w:t>O SQL e o README devem estar localizáveis no repositório. Se o professor exigir um acesso adicional à demonstração publicada, incluir conforme a orientação que ele confirmar, preservando o formato principal solicitado.</w:t>
       </w:r>
     </w:p>
     <w:p>
-      <w:r/>
       <w:r>
         <w:rPr>
           <w:b/>
@@ -4429,7 +5467,7 @@
         <w:t>Resumo:</w:t>
       </w:r>
       <w:r>
-        <w:t xml:space="preserve"> Pessoa 1 constrói e revisa a interface; Pessoa 2 garante regras, dados e segurança; Pessoa 3 transforma o sistema real em TCC e diagramas; Pessoa 4 valida, organiza a apresentação e confere a entrega. Todos participam das reuniões, revisam o resultado da IA e ensaiam a apresentação.</w:t>
+        <w:t xml:space="preserve"> cada integrante responde por uma frente independente e por um entregável completo. Pessoa 1 entrega identidade, acesso e administração; Pessoa 2 entrega catálogo, negócio e comunidade; Pessoa 3 entrega o TCC e os diagramas; Pessoa 4 entrega a verificação e a publicação. Ninguém depende da conclusão, da revisão ou da autorização de outra pessoa: as frentes se encontram nos contratos versionados e nas evidências do repositório. Todos participam das reuniões, conferem o próprio resultado e ensaiam a apresentação.</w:t>
       </w:r>
     </w:p>
     <w:sectPr>
@@ -4448,12 +5486,23 @@
   <w:p>
     <w:pPr>
       <w:pStyle w:val="Footer"/>
-      <w:jc w:val="right"/>
+      <w:jc w:val="center"/>
     </w:pPr>
+    <w:r/>
     <w:r>
-      <w:t xml:space="preserve">CoreMotion • Etapa 5 | </w:t>
+      <w:rPr>
+        <w:color w:val="666666"/>
+        <w:sz w:val="18"/>
+      </w:rPr>
+      <w:t xml:space="preserve">CoreMotion • Plano de equipe | </w:t>
     </w:r>
-    <w:fldSimple w:instr="PAGE"/>
+    <w:r>
+      <w:fldChar w:fldCharType="begin"/>
+      <w:instrText xml:space="preserve"> PAGE </w:instrText>
+      <w:fldChar w:fldCharType="separate"/>
+      <w:t>1</w:t>
+      <w:fldChar w:fldCharType="end"/>
+    </w:r>
   </w:p>
 </w:ftr>
 </file>
@@ -4821,13 +5870,6 @@
     <w:name w:val="Normal"/>
     <w:qFormat/>
     <w:rsid w:val="00FC693F"/>
-    <w:pPr>
-      <w:spacing w:after="120"/>
-    </w:pPr>
-    <w:rPr>
-      <w:rFonts w:ascii="Calibri" w:hAnsi="Calibri"/>
-      <w:sz w:val="22"/>
-    </w:rPr>
   </w:style>
   <w:style w:type="paragraph" w:styleId="Header">
     <w:name w:val="header"/>
@@ -4891,7 +5933,7 @@
       <w:rFonts w:asciiTheme="majorHAnsi" w:eastAsiaTheme="majorEastAsia" w:hAnsiTheme="majorHAnsi" w:cstheme="majorBidi"/>
       <w:b/>
       <w:bCs/>
-      <w:color w:val="17465B"/>
+      <w:color w:val="365F91" w:themeColor="accent1" w:themeShade="BF"/>
       <w:sz w:val="28"/>
       <w:szCs w:val="28"/>
     </w:rPr>
@@ -4915,7 +5957,7 @@
       <w:rFonts w:asciiTheme="majorHAnsi" w:eastAsiaTheme="majorEastAsia" w:hAnsiTheme="majorHAnsi" w:cstheme="majorBidi"/>
       <w:b/>
       <w:bCs/>
-      <w:color w:val="17465B"/>
+      <w:color w:val="4F81BD" w:themeColor="accent1"/>
       <w:sz w:val="26"/>
       <w:szCs w:val="26"/>
     </w:rPr>
@@ -4939,7 +5981,7 @@
       <w:rFonts w:asciiTheme="majorHAnsi" w:eastAsiaTheme="majorEastAsia" w:hAnsiTheme="majorHAnsi" w:cstheme="majorBidi"/>
       <w:b/>
       <w:bCs/>
-      <w:color w:val="17465B"/>
+      <w:color w:val="4F81BD" w:themeColor="accent1"/>
     </w:rPr>
   </w:style>
   <w:style w:type="paragraph" w:styleId="Heading4">
@@ -16513,6 +17555,7 @@
   </w:style>
   <w:style w:type="paragraph" w:customStyle="1" w:styleId="Prompt">
     <w:name w:val="Prompt"/>
+    <w:basedOn w:val="Normal"/>
     <w:pPr>
       <w:spacing w:after="0"/>
       <w:ind w:left="142"/>
